--- a/docs/Rest Break SOP.docx
+++ b/docs/Rest Break SOP.docx
@@ -20,50 +20,50 @@
           <w:bCs/>
           <w:u w:val="single"/>
         </w:rPr>
-        <w:t>Scottish Ambulance Service</w:t>
-      </w:r>
-    </w:p>
-    <w:p>
-      <w:pPr>
-        <w:spacing w:line="360" w:lineRule="auto"/>
-        <w:jc w:val="center"/>
+        <w:t>[para]</w:t>
+      </w:r>
+      <w:r>
         <w:rPr>
           <w:rFonts w:ascii="Arial" w:hAnsi="Arial" w:cs="Arial"/>
           <w:b/>
           <w:bCs/>
           <w:u w:val="single"/>
         </w:rPr>
-      </w:pPr>
-      <w:r>
+        <w:t>Scottish Ambulance Service</w:t>
+      </w:r>
+    </w:p>
+    <w:p>
+      <w:pPr>
+        <w:spacing w:line="360" w:lineRule="auto"/>
+        <w:jc w:val="center"/>
         <w:rPr>
           <w:rFonts w:ascii="Arial" w:hAnsi="Arial" w:cs="Arial"/>
           <w:b/>
           <w:bCs/>
           <w:u w:val="single"/>
         </w:rPr>
-        <w:t>Management of Rest Breaks</w:t>
-      </w:r>
-    </w:p>
-    <w:p>
-      <w:pPr>
-        <w:spacing w:line="360" w:lineRule="auto"/>
-        <w:jc w:val="center"/>
+      </w:pPr>
+      <w:r>
         <w:rPr>
           <w:rFonts w:ascii="Arial" w:hAnsi="Arial" w:cs="Arial"/>
           <w:b/>
           <w:bCs/>
           <w:u w:val="single"/>
         </w:rPr>
-      </w:pPr>
-      <w:r>
+        <w:t>Management of Rest Breaks</w:t>
+      </w:r>
+    </w:p>
+    <w:p>
+      <w:pPr>
+        <w:spacing w:line="360" w:lineRule="auto"/>
+        <w:jc w:val="center"/>
         <w:rPr>
           <w:rFonts w:ascii="Arial" w:hAnsi="Arial" w:cs="Arial"/>
           <w:b/>
           <w:bCs/>
           <w:u w:val="single"/>
         </w:rPr>
-        <w:t>Standard Operating Procedure</w:t>
-      </w:r>
+      </w:pPr>
       <w:r>
         <w:rPr>
           <w:rFonts w:ascii="Arial" w:hAnsi="Arial" w:cs="Arial"/>
@@ -71,7 +71,7 @@
           <w:bCs/>
           <w:u w:val="single"/>
         </w:rPr>
-        <w:t xml:space="preserve"> – T</w:t>
+        <w:t>Standard Operating Procedure</w:t>
       </w:r>
       <w:r>
         <w:rPr>
@@ -80,7 +80,7 @@
           <w:bCs/>
           <w:u w:val="single"/>
         </w:rPr>
-        <w:t>est of Change</w:t>
+        <w:t xml:space="preserve"> – T</w:t>
       </w:r>
       <w:r>
         <w:rPr>
@@ -89,7 +89,7 @@
           <w:bCs/>
           <w:u w:val="single"/>
         </w:rPr>
-        <w:t xml:space="preserve"> V</w:t>
+        <w:t>est of Change</w:t>
       </w:r>
       <w:r>
         <w:rPr>
@@ -98,7 +98,7 @@
           <w:bCs/>
           <w:u w:val="single"/>
         </w:rPr>
-        <w:t>1.</w:t>
+        <w:t xml:space="preserve"> V</w:t>
       </w:r>
       <w:r>
         <w:rPr>
@@ -107,6 +107,15 @@
           <w:bCs/>
           <w:u w:val="single"/>
         </w:rPr>
+        <w:t>1.</w:t>
+      </w:r>
+      <w:r>
+        <w:rPr>
+          <w:rFonts w:ascii="Arial" w:hAnsi="Arial" w:cs="Arial"/>
+          <w:b/>
+          <w:bCs/>
+          <w:u w:val="single"/>
+        </w:rPr>
         <w:t>0</w:t>
       </w:r>
     </w:p>
@@ -124,6 +133,9 @@
         <w:pStyle w:val="Heading1"/>
       </w:pPr>
       <w:r>
+        <w:t>[para]</w:t>
+      </w:r>
+      <w:r>
         <w:t xml:space="preserve">Aim </w:t>
       </w:r>
     </w:p>
@@ -209,6 +221,9 @@
       <w:pPr>
         <w:pStyle w:val="Heading1"/>
       </w:pPr>
+      <w:r>
+        <w:t>[para]</w:t>
+      </w:r>
       <w:r>
         <w:t xml:space="preserve">Definition of a Rest Break </w:t>
       </w:r>
@@ -256,6 +271,9 @@
       <w:pPr>
         <w:pStyle w:val="Heading1"/>
       </w:pPr>
+      <w:r>
+        <w:t>[para]</w:t>
+      </w:r>
       <w:r>
         <w:t xml:space="preserve">Application </w:t>
       </w:r>
@@ -314,6 +332,9 @@
         <w:pStyle w:val="Heading1"/>
       </w:pPr>
       <w:r>
+        <w:t>[para]</w:t>
+      </w:r>
+      <w:r>
         <w:t xml:space="preserve">Policy </w:t>
       </w:r>
     </w:p>
@@ -826,6 +847,9 @@
       <w:pPr>
         <w:pStyle w:val="Heading1"/>
       </w:pPr>
+      <w:r>
+        <w:t>[para]</w:t>
+      </w:r>
       <w:r>
         <w:t>Rest Break Windows</w:t>
       </w:r>
@@ -2020,6 +2044,9 @@
         <w:pStyle w:val="Heading1"/>
       </w:pPr>
       <w:r>
+        <w:t>[para]</w:t>
+      </w:r>
+      <w:r>
         <w:t xml:space="preserve">Procedure </w:t>
       </w:r>
     </w:p>
@@ -2335,6 +2362,9 @@
       <w:pPr>
         <w:pStyle w:val="Heading1"/>
       </w:pPr>
+      <w:r>
+        <w:t>[para]</w:t>
+      </w:r>
       <w:r>
         <w:t xml:space="preserve">Protection </w:t>
       </w:r>
@@ -2599,6 +2629,9 @@
         <w:pStyle w:val="Heading1"/>
       </w:pPr>
       <w:r>
+        <w:t>[para]</w:t>
+      </w:r>
+      <w:r>
         <w:t xml:space="preserve">Protection </w:t>
       </w:r>
       <w:r>
@@ -3001,6 +3034,9 @@
         <w:pStyle w:val="Heading1"/>
       </w:pPr>
       <w:r>
+        <w:t>[para]</w:t>
+      </w:r>
+      <w:r>
         <w:t xml:space="preserve">Protection </w:t>
       </w:r>
       <w:r>
@@ -3251,6 +3287,9 @@
         <w:pStyle w:val="Heading1"/>
       </w:pPr>
       <w:r>
+        <w:t>[para]</w:t>
+      </w:r>
+      <w:r>
         <w:t>Special Brea</w:t>
       </w:r>
       <w:r>
@@ -3742,6 +3781,9 @@
         <w:pStyle w:val="Heading1"/>
       </w:pPr>
       <w:r>
+        <w:t>[para]</w:t>
+      </w:r>
+      <w:r>
         <w:t xml:space="preserve">Rest Break Disturbances </w:t>
       </w:r>
     </w:p>
@@ -4036,6 +4078,9 @@
       <w:pPr>
         <w:pStyle w:val="Heading1"/>
       </w:pPr>
+      <w:r>
+        <w:t>[para]</w:t>
+      </w:r>
       <w:r>
         <w:t xml:space="preserve">Special Break Disturbances </w:t>
       </w:r>
@@ -7070,7 +7115,6 @@
   <w:style w:type="character" w:default="1" w:styleId="DefaultParagraphFont">
     <w:name w:val="Default Paragraph Font"/>
     <w:uiPriority w:val="1"/>
-    <w:semiHidden/>
     <w:unhideWhenUsed/>
   </w:style>
   <w:style w:type="table" w:default="1" w:styleId="TableNormal">

--- a/docs/Rest Break SOP.docx
+++ b/docs/Rest Break SOP.docx
@@ -7,15 +7,16 @@
         <w:spacing w:line="360" w:lineRule="auto"/>
         <w:jc w:val="center"/>
         <w:rPr>
-          <w:rFonts w:ascii="Arial" w:hAnsi="Arial" w:cs="Arial"/>
+          <w:rFonts w:cs="Arial"/>
           <w:b/>
           <w:bCs/>
           <w:u w:val="single"/>
         </w:rPr>
       </w:pPr>
-      <w:r>
-        <w:rPr>
-          <w:rFonts w:ascii="Arial" w:hAnsi="Arial" w:cs="Arial"/>
+      <w:proofErr w:type="gramStart"/>
+      <w:r>
+        <w:rPr>
+          <w:rFonts w:cs="Arial"/>
           <w:b/>
           <w:bCs/>
           <w:u w:val="single"/>
@@ -24,12 +25,22 @@
       </w:r>
       <w:r>
         <w:rPr>
-          <w:rFonts w:ascii="Arial" w:hAnsi="Arial" w:cs="Arial"/>
+          <w:rFonts w:cs="Arial"/>
           <w:b/>
           <w:bCs/>
           <w:u w:val="single"/>
         </w:rPr>
-        <w:t>Scottish Ambulance Service</w:t>
+        <w:t>Scottish</w:t>
+      </w:r>
+      <w:proofErr w:type="gramEnd"/>
+      <w:r>
+        <w:rPr>
+          <w:rFonts w:cs="Arial"/>
+          <w:b/>
+          <w:bCs/>
+          <w:u w:val="single"/>
+        </w:rPr>
+        <w:t xml:space="preserve"> Ambulance Service</w:t>
       </w:r>
     </w:p>
     <w:p>
@@ -37,7 +48,7 @@
         <w:spacing w:line="360" w:lineRule="auto"/>
         <w:jc w:val="center"/>
         <w:rPr>
-          <w:rFonts w:ascii="Arial" w:hAnsi="Arial" w:cs="Arial"/>
+          <w:rFonts w:cs="Arial"/>
           <w:b/>
           <w:bCs/>
           <w:u w:val="single"/>
@@ -45,7 +56,7 @@
       </w:pPr>
       <w:r>
         <w:rPr>
-          <w:rFonts w:ascii="Arial" w:hAnsi="Arial" w:cs="Arial"/>
+          <w:rFonts w:cs="Arial"/>
           <w:b/>
           <w:bCs/>
           <w:u w:val="single"/>
@@ -58,7 +69,7 @@
         <w:spacing w:line="360" w:lineRule="auto"/>
         <w:jc w:val="center"/>
         <w:rPr>
-          <w:rFonts w:ascii="Arial" w:hAnsi="Arial" w:cs="Arial"/>
+          <w:rFonts w:cs="Arial"/>
           <w:b/>
           <w:bCs/>
           <w:u w:val="single"/>
@@ -66,7 +77,7 @@
       </w:pPr>
       <w:r>
         <w:rPr>
-          <w:rFonts w:ascii="Arial" w:hAnsi="Arial" w:cs="Arial"/>
+          <w:rFonts w:cs="Arial"/>
           <w:b/>
           <w:bCs/>
           <w:u w:val="single"/>
@@ -75,7 +86,7 @@
       </w:r>
       <w:r>
         <w:rPr>
-          <w:rFonts w:ascii="Arial" w:hAnsi="Arial" w:cs="Arial"/>
+          <w:rFonts w:cs="Arial"/>
           <w:b/>
           <w:bCs/>
           <w:u w:val="single"/>
@@ -84,7 +95,7 @@
       </w:r>
       <w:r>
         <w:rPr>
-          <w:rFonts w:ascii="Arial" w:hAnsi="Arial" w:cs="Arial"/>
+          <w:rFonts w:cs="Arial"/>
           <w:b/>
           <w:bCs/>
           <w:u w:val="single"/>
@@ -93,7 +104,7 @@
       </w:r>
       <w:r>
         <w:rPr>
-          <w:rFonts w:ascii="Arial" w:hAnsi="Arial" w:cs="Arial"/>
+          <w:rFonts w:cs="Arial"/>
           <w:b/>
           <w:bCs/>
           <w:u w:val="single"/>
@@ -102,7 +113,7 @@
       </w:r>
       <w:r>
         <w:rPr>
-          <w:rFonts w:ascii="Arial" w:hAnsi="Arial" w:cs="Arial"/>
+          <w:rFonts w:cs="Arial"/>
           <w:b/>
           <w:bCs/>
           <w:u w:val="single"/>
@@ -111,7 +122,7 @@
       </w:r>
       <w:r>
         <w:rPr>
-          <w:rFonts w:ascii="Arial" w:hAnsi="Arial" w:cs="Arial"/>
+          <w:rFonts w:cs="Arial"/>
           <w:b/>
           <w:bCs/>
           <w:u w:val="single"/>
@@ -124,19 +135,28 @@
         <w:spacing w:line="360" w:lineRule="auto"/>
         <w:jc w:val="both"/>
         <w:rPr>
-          <w:rFonts w:ascii="Arial" w:hAnsi="Arial" w:cs="Arial"/>
-        </w:rPr>
-      </w:pPr>
-    </w:p>
-    <w:p>
-      <w:pPr>
-        <w:pStyle w:val="Heading1"/>
-      </w:pPr>
+          <w:rFonts w:cs="Arial"/>
+        </w:rPr>
+      </w:pPr>
+    </w:p>
+    <w:p>
+      <w:proofErr w:type="gramStart"/>
       <w:r>
         <w:t>[para]</w:t>
       </w:r>
       <w:r>
-        <w:t xml:space="preserve">Aim </w:t>
+        <w:t xml:space="preserve"> </w:t>
+      </w:r>
+      <w:r>
+        <w:rPr>
+          <w:b/>
+          <w:bCs/>
+        </w:rPr>
+        <w:t>Aim</w:t>
+      </w:r>
+      <w:proofErr w:type="gramEnd"/>
+      <w:r>
+        <w:t xml:space="preserve"> </w:t>
       </w:r>
     </w:p>
     <w:p>
@@ -144,66 +164,66 @@
         <w:spacing w:line="360" w:lineRule="auto"/>
         <w:jc w:val="both"/>
         <w:rPr>
-          <w:rFonts w:ascii="Arial" w:hAnsi="Arial" w:cs="Arial"/>
-        </w:rPr>
-      </w:pPr>
-      <w:r>
-        <w:rPr>
-          <w:rFonts w:ascii="Arial" w:hAnsi="Arial" w:cs="Arial"/>
+          <w:rFonts w:cs="Arial"/>
+        </w:rPr>
+      </w:pPr>
+      <w:r>
+        <w:rPr>
+          <w:rFonts w:cs="Arial"/>
         </w:rPr>
         <w:t>To ensure appropriate and effective rest break management of all resources booked onto the C3 System for deployment</w:t>
       </w:r>
       <w:r>
         <w:rPr>
-          <w:rFonts w:ascii="Arial" w:hAnsi="Arial" w:cs="Arial"/>
+          <w:rFonts w:cs="Arial"/>
         </w:rPr>
         <w:t xml:space="preserve"> and </w:t>
       </w:r>
       <w:r>
         <w:rPr>
-          <w:rFonts w:ascii="Arial" w:hAnsi="Arial" w:cs="Arial"/>
+          <w:rFonts w:cs="Arial"/>
         </w:rPr>
         <w:t xml:space="preserve">to </w:t>
       </w:r>
       <w:r>
         <w:rPr>
-          <w:rFonts w:ascii="Arial" w:hAnsi="Arial" w:cs="Arial"/>
+          <w:rFonts w:cs="Arial"/>
         </w:rPr>
         <w:t>improve</w:t>
       </w:r>
       <w:r>
         <w:rPr>
-          <w:rFonts w:ascii="Arial" w:hAnsi="Arial" w:cs="Arial"/>
+          <w:rFonts w:cs="Arial"/>
         </w:rPr>
         <w:t xml:space="preserve"> rest break</w:t>
       </w:r>
       <w:r>
         <w:rPr>
-          <w:rFonts w:ascii="Arial" w:hAnsi="Arial" w:cs="Arial"/>
+          <w:rFonts w:cs="Arial"/>
         </w:rPr>
         <w:t xml:space="preserve"> compliance</w:t>
       </w:r>
       <w:r>
         <w:rPr>
-          <w:rFonts w:ascii="Arial" w:hAnsi="Arial" w:cs="Arial"/>
+          <w:rFonts w:cs="Arial"/>
         </w:rPr>
         <w:t xml:space="preserve">, </w:t>
       </w:r>
       <w:r>
         <w:rPr>
-          <w:rFonts w:ascii="Arial" w:eastAsia="MS Mincho" w:hAnsi="Arial" w:cs="Arial"/>
+          <w:rFonts w:eastAsia="MS Mincho" w:cs="Arial"/>
         </w:rPr>
         <w:t>working to the principle that nobody should work more than 6 hours without a break</w:t>
       </w:r>
       <w:r>
         <w:rPr>
-          <w:rFonts w:ascii="Arial" w:hAnsi="Arial" w:cs="Arial"/>
+          <w:rFonts w:cs="Arial"/>
         </w:rPr>
         <w:t>.</w:t>
       </w:r>
       <w:r>
         <w:rPr>
-          <w:rFonts w:ascii="Arial" w:hAnsi="Arial" w:cs="Arial"/>
+          <w:rFonts w:cs="Arial"/>
         </w:rPr>
         <w:t xml:space="preserve"> </w:t>
       </w:r>
@@ -213,19 +233,35 @@
         <w:spacing w:line="360" w:lineRule="auto"/>
         <w:jc w:val="both"/>
         <w:rPr>
-          <w:rFonts w:ascii="Arial" w:hAnsi="Arial" w:cs="Arial"/>
-        </w:rPr>
-      </w:pPr>
-    </w:p>
-    <w:p>
-      <w:pPr>
-        <w:pStyle w:val="Heading1"/>
-      </w:pPr>
-      <w:r>
-        <w:t>[para]</w:t>
-      </w:r>
-      <w:r>
-        <w:t xml:space="preserve">Definition of a Rest Break </w:t>
+          <w:rFonts w:cs="Arial"/>
+        </w:rPr>
+      </w:pPr>
+    </w:p>
+    <w:p>
+      <w:pPr>
+        <w:rPr>
+          <w:b/>
+          <w:bCs/>
+        </w:rPr>
+      </w:pPr>
+      <w:proofErr w:type="gramStart"/>
+      <w:r>
+        <w:t xml:space="preserve">[para] </w:t>
+      </w:r>
+      <w:r>
+        <w:rPr>
+          <w:b/>
+          <w:bCs/>
+        </w:rPr>
+        <w:t>Definition</w:t>
+      </w:r>
+      <w:proofErr w:type="gramEnd"/>
+      <w:r>
+        <w:rPr>
+          <w:b/>
+          <w:bCs/>
+        </w:rPr>
+        <w:t xml:space="preserve"> of a Rest Break </w:t>
       </w:r>
     </w:p>
     <w:p>
@@ -233,24 +269,24 @@
         <w:spacing w:line="360" w:lineRule="auto"/>
         <w:jc w:val="both"/>
         <w:rPr>
-          <w:rFonts w:ascii="Arial" w:eastAsia="MS Mincho" w:hAnsi="Arial" w:cs="Arial"/>
-        </w:rPr>
-      </w:pPr>
-      <w:r>
-        <w:rPr>
-          <w:rFonts w:ascii="Arial" w:eastAsia="MS Mincho" w:hAnsi="Arial" w:cs="Arial"/>
+          <w:rFonts w:eastAsia="MS Mincho" w:cs="Arial"/>
+        </w:rPr>
+      </w:pPr>
+      <w:r>
+        <w:rPr>
+          <w:rFonts w:eastAsia="MS Mincho" w:cs="Arial"/>
         </w:rPr>
         <w:t xml:space="preserve">The </w:t>
       </w:r>
       <w:r>
         <w:rPr>
-          <w:rFonts w:ascii="Arial" w:eastAsia="MS Mincho" w:hAnsi="Arial" w:cs="Arial"/>
+          <w:rFonts w:eastAsia="MS Mincho" w:cs="Arial"/>
         </w:rPr>
         <w:t>definition</w:t>
       </w:r>
       <w:r>
         <w:rPr>
-          <w:rFonts w:ascii="Arial" w:eastAsia="MS Mincho" w:hAnsi="Arial" w:cs="Arial"/>
+          <w:rFonts w:eastAsia="MS Mincho" w:cs="Arial"/>
         </w:rPr>
         <w:t xml:space="preserve"> of a rest break is a short period of time not less than 20 mins, undisturbed, which should not be taken at the commencement or end of the working day, where an employee is able to stop and relax, use facilities, or simply take time to clear their heads, therefore pause, and recharge. </w:t>
       </w:r>
@@ -260,7 +296,7 @@
         <w:spacing w:line="360" w:lineRule="auto"/>
         <w:jc w:val="both"/>
         <w:rPr>
-          <w:rFonts w:ascii="Arial" w:eastAsia="MS Mincho" w:hAnsi="Arial" w:cs="Arial"/>
+          <w:rFonts w:eastAsia="MS Mincho" w:cs="Arial"/>
           <w:b/>
           <w:bCs/>
           <w:u w:val="single"/>
@@ -268,14 +304,20 @@
       </w:pPr>
     </w:p>
     <w:p>
-      <w:pPr>
-        <w:pStyle w:val="Heading1"/>
-      </w:pPr>
-      <w:r>
-        <w:t>[para]</w:t>
-      </w:r>
-      <w:r>
-        <w:t xml:space="preserve">Application </w:t>
+      <w:proofErr w:type="gramStart"/>
+      <w:r>
+        <w:t xml:space="preserve">[para] </w:t>
+      </w:r>
+      <w:r>
+        <w:rPr>
+          <w:b/>
+          <w:bCs/>
+        </w:rPr>
+        <w:t>Application</w:t>
+      </w:r>
+      <w:proofErr w:type="gramEnd"/>
+      <w:r>
+        <w:t xml:space="preserve"> </w:t>
       </w:r>
     </w:p>
     <w:p>
@@ -288,12 +330,12 @@
         <w:spacing w:line="360" w:lineRule="auto"/>
         <w:jc w:val="both"/>
         <w:rPr>
-          <w:rFonts w:ascii="Arial" w:eastAsia="MS Mincho" w:hAnsi="Arial" w:cs="Arial"/>
-        </w:rPr>
-      </w:pPr>
-      <w:r>
-        <w:rPr>
-          <w:rFonts w:ascii="Arial" w:eastAsia="MS Mincho" w:hAnsi="Arial" w:cs="Arial"/>
+          <w:rFonts w:eastAsia="MS Mincho" w:cs="Arial"/>
+        </w:rPr>
+      </w:pPr>
+      <w:r>
+        <w:rPr>
+          <w:rFonts w:eastAsia="MS Mincho" w:cs="Arial"/>
         </w:rPr>
         <w:t>Dispatchers within the Ambulance Control Centres (ACC) will be responsible for the consistent application of this Standard Operating Procedure.</w:t>
       </w:r>
@@ -308,12 +350,12 @@
         <w:spacing w:line="360" w:lineRule="auto"/>
         <w:jc w:val="both"/>
         <w:rPr>
-          <w:rFonts w:ascii="Arial" w:eastAsia="MS Mincho" w:hAnsi="Arial" w:cs="Arial"/>
-        </w:rPr>
-      </w:pPr>
-      <w:r>
-        <w:rPr>
-          <w:rFonts w:ascii="Arial" w:eastAsia="MS Mincho" w:hAnsi="Arial" w:cs="Arial"/>
+          <w:rFonts w:eastAsia="MS Mincho" w:cs="Arial"/>
+        </w:rPr>
+      </w:pPr>
+      <w:r>
+        <w:rPr>
+          <w:rFonts w:eastAsia="MS Mincho" w:cs="Arial"/>
         </w:rPr>
         <w:t xml:space="preserve">This applies to all operational colleagues booked onto the C3 system. </w:t>
       </w:r>
@@ -323,19 +365,28 @@
         <w:spacing w:line="360" w:lineRule="auto"/>
         <w:jc w:val="both"/>
         <w:rPr>
-          <w:rFonts w:ascii="Arial" w:eastAsia="MS Mincho" w:hAnsi="Arial" w:cs="Arial"/>
-        </w:rPr>
-      </w:pPr>
-    </w:p>
-    <w:p>
-      <w:pPr>
-        <w:pStyle w:val="Heading1"/>
-      </w:pPr>
+          <w:rFonts w:eastAsia="MS Mincho" w:cs="Arial"/>
+        </w:rPr>
+      </w:pPr>
+    </w:p>
+    <w:p>
+      <w:proofErr w:type="gramStart"/>
       <w:r>
         <w:t>[para]</w:t>
       </w:r>
       <w:r>
-        <w:t xml:space="preserve">Policy </w:t>
+        <w:t xml:space="preserve"> </w:t>
+      </w:r>
+      <w:r>
+        <w:rPr>
+          <w:b/>
+          <w:bCs/>
+        </w:rPr>
+        <w:t>Policy</w:t>
+      </w:r>
+      <w:proofErr w:type="gramEnd"/>
+      <w:r>
+        <w:t xml:space="preserve"> </w:t>
       </w:r>
     </w:p>
     <w:p>
@@ -343,42 +394,42 @@
         <w:spacing w:line="360" w:lineRule="auto"/>
         <w:jc w:val="both"/>
         <w:rPr>
-          <w:rFonts w:ascii="Arial" w:eastAsia="MS Mincho" w:hAnsi="Arial" w:cs="Arial"/>
-        </w:rPr>
-      </w:pPr>
-      <w:r>
-        <w:rPr>
-          <w:rFonts w:ascii="Arial" w:hAnsi="Arial" w:cs="Arial"/>
+          <w:rFonts w:eastAsia="MS Mincho" w:cs="Arial"/>
+        </w:rPr>
+      </w:pPr>
+      <w:r>
+        <w:rPr>
+          <w:rFonts w:cs="Arial"/>
         </w:rPr>
         <w:t xml:space="preserve">The Service gives an absolute commitment to provide rest breaks to all staff to whom this agreement applies. The SOP will apply to all </w:t>
       </w:r>
       <w:r>
         <w:rPr>
-          <w:rFonts w:ascii="Arial" w:hAnsi="Arial" w:cs="Arial"/>
+          <w:rFonts w:cs="Arial"/>
         </w:rPr>
         <w:t xml:space="preserve">Scottish Ambulance Service </w:t>
       </w:r>
       <w:r>
         <w:rPr>
-          <w:rFonts w:ascii="Arial" w:hAnsi="Arial" w:cs="Arial"/>
+          <w:rFonts w:cs="Arial"/>
         </w:rPr>
         <w:t>colleagues booked on</w:t>
       </w:r>
       <w:r>
         <w:rPr>
-          <w:rFonts w:ascii="Arial" w:hAnsi="Arial" w:cs="Arial"/>
+          <w:rFonts w:cs="Arial"/>
         </w:rPr>
         <w:t xml:space="preserve">to the </w:t>
       </w:r>
       <w:r>
         <w:rPr>
-          <w:rFonts w:ascii="Arial" w:hAnsi="Arial" w:cs="Arial"/>
+          <w:rFonts w:cs="Arial"/>
         </w:rPr>
         <w:t xml:space="preserve">C3 system for </w:t>
       </w:r>
       <w:r>
         <w:rPr>
-          <w:rFonts w:ascii="Arial" w:hAnsi="Arial" w:cs="Arial"/>
+          <w:rFonts w:cs="Arial"/>
         </w:rPr>
         <w:t xml:space="preserve">deployment. </w:t>
       </w:r>
@@ -388,14 +439,13 @@
         <w:spacing w:line="360" w:lineRule="auto"/>
         <w:jc w:val="both"/>
         <w:rPr>
-          <w:rFonts w:ascii="Arial" w:hAnsi="Arial" w:cs="Arial"/>
-        </w:rPr>
-      </w:pPr>
-      <w:r>
-        <w:rPr>
-          <w:rFonts w:ascii="Arial" w:hAnsi="Arial" w:cs="Arial"/>
-        </w:rPr>
-        <w:lastRenderedPageBreak/>
+          <w:rFonts w:cs="Arial"/>
+        </w:rPr>
+      </w:pPr>
+      <w:r>
+        <w:rPr>
+          <w:rFonts w:cs="Arial"/>
+        </w:rPr>
         <w:t xml:space="preserve">This SOP looks to, organisationally, support Dispatchers within their decision making to balance operational colleague welfare and patient safety.  To assist in this process, the following procedure should be followed: </w:t>
       </w:r>
     </w:p>
@@ -409,13 +459,14 @@
         <w:spacing w:line="360" w:lineRule="auto"/>
         <w:jc w:val="both"/>
         <w:rPr>
-          <w:rFonts w:ascii="Arial" w:hAnsi="Arial" w:cs="Arial"/>
-        </w:rPr>
-      </w:pPr>
-      <w:r>
-        <w:rPr>
-          <w:rFonts w:ascii="Arial" w:hAnsi="Arial" w:cs="Arial"/>
-        </w:rPr>
+          <w:rFonts w:cs="Arial"/>
+        </w:rPr>
+      </w:pPr>
+      <w:r>
+        <w:rPr>
+          <w:rFonts w:cs="Arial"/>
+        </w:rPr>
+        <w:lastRenderedPageBreak/>
         <w:t xml:space="preserve">All rest breaks are agreed through partnership and identified through the C3 system. </w:t>
       </w:r>
     </w:p>
@@ -429,48 +480,48 @@
         <w:spacing w:line="360" w:lineRule="auto"/>
         <w:jc w:val="both"/>
         <w:rPr>
-          <w:rFonts w:ascii="Arial" w:hAnsi="Arial" w:cs="Arial"/>
-        </w:rPr>
-      </w:pPr>
-      <w:r>
-        <w:rPr>
-          <w:rFonts w:ascii="Arial" w:hAnsi="Arial" w:cs="Arial"/>
+          <w:rFonts w:cs="Arial"/>
+        </w:rPr>
+      </w:pPr>
+      <w:r>
+        <w:rPr>
+          <w:rFonts w:cs="Arial"/>
         </w:rPr>
         <w:t>If a crew are split due to skill mix</w:t>
       </w:r>
       <w:r>
         <w:rPr>
-          <w:rFonts w:ascii="Arial" w:hAnsi="Arial" w:cs="Arial"/>
+          <w:rFonts w:cs="Arial"/>
         </w:rPr>
         <w:t xml:space="preserve"> or doubled </w:t>
       </w:r>
       <w:r>
         <w:rPr>
-          <w:rFonts w:ascii="Arial" w:hAnsi="Arial" w:cs="Arial"/>
+          <w:rFonts w:cs="Arial"/>
         </w:rPr>
         <w:t>up for</w:t>
       </w:r>
       <w:r>
         <w:rPr>
-          <w:rFonts w:ascii="Arial" w:hAnsi="Arial" w:cs="Arial"/>
+          <w:rFonts w:cs="Arial"/>
         </w:rPr>
         <w:t xml:space="preserve"> any reason</w:t>
       </w:r>
       <w:r>
         <w:rPr>
-          <w:rFonts w:ascii="Arial" w:hAnsi="Arial" w:cs="Arial"/>
+          <w:rFonts w:cs="Arial"/>
         </w:rPr>
         <w:t xml:space="preserve">, the dispatcher and crew should </w:t>
       </w:r>
       <w:r>
         <w:rPr>
-          <w:rFonts w:ascii="Arial" w:hAnsi="Arial" w:cs="Arial"/>
+          <w:rFonts w:cs="Arial"/>
         </w:rPr>
         <w:t xml:space="preserve">mutually </w:t>
       </w:r>
       <w:r>
         <w:rPr>
-          <w:rFonts w:ascii="Arial" w:hAnsi="Arial" w:cs="Arial"/>
+          <w:rFonts w:cs="Arial"/>
         </w:rPr>
         <w:t xml:space="preserve">agree on what shift code they will be using to book on (system accepts only 1 code) and the rest break window best suited to both parties. </w:t>
       </w:r>
@@ -485,7 +536,7 @@
         <w:spacing w:after="242" w:line="360" w:lineRule="auto"/>
         <w:jc w:val="both"/>
         <w:rPr>
-          <w:rFonts w:ascii="Arial" w:hAnsi="Arial" w:cs="Arial"/>
+          <w:rFonts w:cs="Arial"/>
           <w:i/>
           <w:iCs/>
           <w:color w:val="0070C0"/>
@@ -493,25 +544,25 @@
       </w:pPr>
       <w:r>
         <w:rPr>
-          <w:rFonts w:ascii="Arial" w:hAnsi="Arial" w:cs="Arial"/>
+          <w:rFonts w:cs="Arial"/>
         </w:rPr>
         <w:t>Where a crew are booking on late due to lie in, fatigue</w:t>
       </w:r>
       <w:r>
         <w:rPr>
-          <w:rFonts w:ascii="Arial" w:hAnsi="Arial" w:cs="Arial"/>
+          <w:rFonts w:cs="Arial"/>
         </w:rPr>
         <w:t>, compensatory rest</w:t>
       </w:r>
       <w:r>
         <w:rPr>
-          <w:rFonts w:ascii="Arial" w:hAnsi="Arial" w:cs="Arial"/>
+          <w:rFonts w:cs="Arial"/>
         </w:rPr>
         <w:t xml:space="preserve"> or previous shift overrun, </w:t>
       </w:r>
       <w:r>
         <w:rPr>
-          <w:rFonts w:ascii="Arial" w:hAnsi="Arial" w:cs="Arial"/>
+          <w:rFonts w:cs="Arial"/>
           <w:b/>
           <w:bCs/>
         </w:rPr>
@@ -519,7 +570,7 @@
       </w:r>
       <w:r>
         <w:rPr>
-          <w:rFonts w:ascii="Arial" w:hAnsi="Arial" w:cs="Arial"/>
+          <w:rFonts w:cs="Arial"/>
           <w:b/>
           <w:bCs/>
         </w:rPr>
@@ -527,7 +578,7 @@
       </w:r>
       <w:r>
         <w:rPr>
-          <w:rFonts w:ascii="Arial" w:hAnsi="Arial" w:cs="Arial"/>
+          <w:rFonts w:cs="Arial"/>
           <w:b/>
           <w:bCs/>
         </w:rPr>
@@ -535,7 +586,7 @@
       </w:r>
       <w:r>
         <w:rPr>
-          <w:rFonts w:ascii="Arial" w:hAnsi="Arial" w:cs="Arial"/>
+          <w:rFonts w:cs="Arial"/>
           <w:b/>
           <w:bCs/>
         </w:rPr>
@@ -543,7 +594,7 @@
       </w:r>
       <w:r>
         <w:rPr>
-          <w:rFonts w:ascii="Arial" w:hAnsi="Arial" w:cs="Arial"/>
+          <w:rFonts w:cs="Arial"/>
           <w:b/>
           <w:bCs/>
         </w:rPr>
@@ -551,7 +602,7 @@
       </w:r>
       <w:r>
         <w:rPr>
-          <w:rFonts w:ascii="Arial" w:hAnsi="Arial" w:cs="Arial"/>
+          <w:rFonts w:cs="Arial"/>
           <w:b/>
           <w:bCs/>
         </w:rPr>
@@ -559,7 +610,7 @@
       </w:r>
       <w:r>
         <w:rPr>
-          <w:rFonts w:ascii="Arial" w:hAnsi="Arial" w:cs="Arial"/>
+          <w:rFonts w:cs="Arial"/>
           <w:b/>
           <w:bCs/>
         </w:rPr>
@@ -567,7 +618,7 @@
       </w:r>
       <w:r>
         <w:rPr>
-          <w:rFonts w:ascii="Arial" w:hAnsi="Arial" w:cs="Arial"/>
+          <w:rFonts w:cs="Arial"/>
           <w:b/>
           <w:bCs/>
         </w:rPr>
@@ -575,7 +626,7 @@
       </w:r>
       <w:r>
         <w:rPr>
-          <w:rFonts w:ascii="Arial" w:hAnsi="Arial" w:cs="Arial"/>
+          <w:rFonts w:cs="Arial"/>
           <w:b/>
           <w:bCs/>
         </w:rPr>
@@ -583,7 +634,7 @@
       </w:r>
       <w:r>
         <w:rPr>
-          <w:rFonts w:ascii="Arial" w:hAnsi="Arial" w:cs="Arial"/>
+          <w:rFonts w:cs="Arial"/>
           <w:b/>
           <w:bCs/>
         </w:rPr>
@@ -591,7 +642,7 @@
       </w:r>
       <w:r>
         <w:rPr>
-          <w:rFonts w:ascii="Arial" w:hAnsi="Arial" w:cs="Arial"/>
+          <w:rFonts w:cs="Arial"/>
           <w:b/>
           <w:bCs/>
         </w:rPr>
@@ -608,7 +659,7 @@
         <w:spacing w:after="242" w:line="360" w:lineRule="auto"/>
         <w:jc w:val="both"/>
         <w:rPr>
-          <w:rFonts w:ascii="Arial" w:hAnsi="Arial" w:cs="Arial"/>
+          <w:rFonts w:cs="Arial"/>
           <w:i/>
           <w:iCs/>
           <w:color w:val="0070C0"/>
@@ -616,7 +667,7 @@
       </w:pPr>
       <w:r>
         <w:rPr>
-          <w:rFonts w:ascii="Arial" w:hAnsi="Arial" w:cs="Arial"/>
+          <w:rFonts w:cs="Arial"/>
           <w:i/>
           <w:iCs/>
           <w:color w:val="0070C0"/>
@@ -625,21 +676,12 @@
       </w:r>
       <w:r>
         <w:rPr>
-          <w:rFonts w:ascii="Arial" w:hAnsi="Arial" w:cs="Arial"/>
+          <w:rFonts w:cs="Arial"/>
           <w:i/>
           <w:iCs/>
           <w:color w:val="0070C0"/>
         </w:rPr>
-        <w:t xml:space="preserve">it is important that we </w:t>
-      </w:r>
-      <w:r>
-        <w:rPr>
-          <w:rFonts w:ascii="Arial" w:hAnsi="Arial" w:cs="Arial"/>
-          <w:i/>
-          <w:iCs/>
-          <w:color w:val="0070C0"/>
-        </w:rPr>
-        <w:t xml:space="preserve">allocate a rest break window and length against the shift being worked. This prevents a crew booking on and being immediately due a break. </w:t>
+        <w:t xml:space="preserve">it is important that we allocate a rest break window and length against the shift being worked. This prevents a crew booking on and being immediately due a break. </w:t>
       </w:r>
     </w:p>
     <w:p>
@@ -649,7 +691,7 @@
         <w:ind w:left="1440"/>
         <w:jc w:val="both"/>
         <w:rPr>
-          <w:rFonts w:ascii="Arial" w:hAnsi="Arial" w:cs="Arial"/>
+          <w:rFonts w:cs="Arial"/>
           <w:i/>
           <w:iCs/>
           <w:color w:val="0070C0"/>
@@ -657,16 +699,36 @@
       </w:pPr>
       <w:r>
         <w:rPr>
-          <w:rFonts w:ascii="Arial" w:hAnsi="Arial" w:cs="Arial"/>
+          <w:rFonts w:cs="Arial"/>
           <w:i/>
           <w:iCs/>
           <w:color w:val="0070C0"/>
         </w:rPr>
-        <w:t>Example: a crew rostered 0700/1900 however booking on at 0930 due to a previous shift overrun - The crew should be booked onto a 0900/1900 shift which allows for a 38 minute rest break between the 4</w:t>
-      </w:r>
-      <w:r>
-        <w:rPr>
-          <w:rFonts w:ascii="Arial" w:hAnsi="Arial" w:cs="Arial"/>
+        <w:t xml:space="preserve">Example: a crew rostered 0700/1900 however booking on at 0930 due to a previous shift overrun - The crew should be booked onto a 0900/1900 shift which allows for a </w:t>
+      </w:r>
+      <w:proofErr w:type="gramStart"/>
+      <w:r>
+        <w:rPr>
+          <w:rFonts w:cs="Arial"/>
+          <w:i/>
+          <w:iCs/>
+          <w:color w:val="0070C0"/>
+        </w:rPr>
+        <w:t>38 minute</w:t>
+      </w:r>
+      <w:proofErr w:type="gramEnd"/>
+      <w:r>
+        <w:rPr>
+          <w:rFonts w:cs="Arial"/>
+          <w:i/>
+          <w:iCs/>
+          <w:color w:val="0070C0"/>
+        </w:rPr>
+        <w:t xml:space="preserve"> rest break between the 4</w:t>
+      </w:r>
+      <w:r>
+        <w:rPr>
+          <w:rFonts w:cs="Arial"/>
           <w:i/>
           <w:iCs/>
           <w:color w:val="0070C0"/>
@@ -676,7 +738,7 @@
       </w:r>
       <w:r>
         <w:rPr>
-          <w:rFonts w:ascii="Arial" w:hAnsi="Arial" w:cs="Arial"/>
+          <w:rFonts w:cs="Arial"/>
           <w:i/>
           <w:iCs/>
           <w:color w:val="0070C0"/>
@@ -685,7 +747,7 @@
       </w:r>
       <w:r>
         <w:rPr>
-          <w:rFonts w:ascii="Arial" w:hAnsi="Arial" w:cs="Arial"/>
+          <w:rFonts w:cs="Arial"/>
           <w:i/>
           <w:iCs/>
           <w:color w:val="0070C0"/>
@@ -695,7 +757,7 @@
       </w:r>
       <w:r>
         <w:rPr>
-          <w:rFonts w:ascii="Arial" w:hAnsi="Arial" w:cs="Arial"/>
+          <w:rFonts w:cs="Arial"/>
           <w:i/>
           <w:iCs/>
           <w:color w:val="0070C0"/>
@@ -713,7 +775,7 @@
         <w:spacing w:after="242" w:line="360" w:lineRule="auto"/>
         <w:jc w:val="both"/>
         <w:rPr>
-          <w:rFonts w:ascii="Arial" w:hAnsi="Arial" w:cs="Arial"/>
+          <w:rFonts w:cs="Arial"/>
           <w:i/>
           <w:iCs/>
           <w:color w:val="0070C0"/>
@@ -721,55 +783,49 @@
       </w:pPr>
       <w:r>
         <w:rPr>
-          <w:rFonts w:ascii="Arial" w:hAnsi="Arial" w:cs="Arial"/>
+          <w:rFonts w:cs="Arial"/>
         </w:rPr>
         <w:t>I</w:t>
       </w:r>
       <w:r>
         <w:rPr>
-          <w:rFonts w:ascii="Arial" w:hAnsi="Arial" w:cs="Arial"/>
+          <w:rFonts w:cs="Arial"/>
         </w:rPr>
         <w:t>f a crew chooses to rest at a location other than their home station,</w:t>
       </w:r>
       <w:r>
         <w:rPr>
-          <w:rFonts w:ascii="Arial" w:hAnsi="Arial" w:cs="Arial"/>
+          <w:rFonts w:cs="Arial"/>
         </w:rPr>
         <w:t xml:space="preserve"> they will only be assigned ILT and amber codes until they have returned to their </w:t>
       </w:r>
       <w:r>
         <w:rPr>
-          <w:rFonts w:ascii="Arial" w:hAnsi="Arial" w:cs="Arial"/>
-        </w:rPr>
-        <w:t>normal response</w:t>
-      </w:r>
-      <w:r>
-        <w:rPr>
-          <w:rFonts w:ascii="Arial" w:hAnsi="Arial" w:cs="Arial"/>
-        </w:rPr>
-        <w:t xml:space="preserve"> </w:t>
-      </w:r>
-      <w:r>
-        <w:rPr>
-          <w:rFonts w:ascii="Arial" w:hAnsi="Arial" w:cs="Arial"/>
+          <w:rFonts w:cs="Arial"/>
+        </w:rPr>
+        <w:t xml:space="preserve">normal response </w:t>
+      </w:r>
+      <w:r>
+        <w:rPr>
+          <w:rFonts w:cs="Arial"/>
         </w:rPr>
         <w:t>area.</w:t>
       </w:r>
       <w:r>
         <w:rPr>
-          <w:rFonts w:ascii="Arial" w:hAnsi="Arial" w:cs="Arial"/>
+          <w:rFonts w:cs="Arial"/>
         </w:rPr>
         <w:t xml:space="preserve"> This will help ensure resources return to their areas after a rest break</w:t>
       </w:r>
       <w:r>
         <w:rPr>
-          <w:rFonts w:ascii="Arial" w:hAnsi="Arial" w:cs="Arial"/>
+          <w:rFonts w:cs="Arial"/>
         </w:rPr>
         <w:t>.</w:t>
       </w:r>
       <w:r>
         <w:rPr>
-          <w:rFonts w:ascii="Arial" w:hAnsi="Arial" w:cs="Arial"/>
+          <w:rFonts w:cs="Arial"/>
         </w:rPr>
         <w:t xml:space="preserve"> </w:t>
       </w:r>
@@ -785,7 +841,7 @@
         <w:spacing w:after="242" w:line="360" w:lineRule="auto"/>
         <w:jc w:val="both"/>
         <w:rPr>
-          <w:rFonts w:ascii="Arial" w:hAnsi="Arial" w:cs="Arial"/>
+          <w:rFonts w:cs="Arial"/>
           <w:i/>
           <w:iCs/>
           <w:color w:val="0070C0"/>
@@ -793,30 +849,12 @@
       </w:pPr>
       <w:r>
         <w:rPr>
-          <w:rFonts w:ascii="Arial" w:hAnsi="Arial" w:cs="Arial"/>
+          <w:rFonts w:cs="Arial"/>
           <w:i/>
           <w:iCs/>
           <w:color w:val="0070C0"/>
         </w:rPr>
-        <w:t>Clarifier</w:t>
-      </w:r>
-      <w:r>
-        <w:rPr>
-          <w:rFonts w:ascii="Arial" w:hAnsi="Arial" w:cs="Arial"/>
-          <w:i/>
-          <w:iCs/>
-          <w:color w:val="0070C0"/>
-        </w:rPr>
-        <w:t xml:space="preserve"> – it is important that we </w:t>
-      </w:r>
-      <w:r>
-        <w:rPr>
-          <w:rFonts w:ascii="Arial" w:hAnsi="Arial" w:cs="Arial"/>
-          <w:i/>
-          <w:iCs/>
-          <w:color w:val="0070C0"/>
-        </w:rPr>
-        <w:t>try as best we can to return a rested crew to their base location for local cover, however if closest to an ILT or amber call they should still be allocated to this incident for patient safety.</w:t>
+        <w:t>Clarifier – it is important that we try as best we can to return a rested crew to their base location for local cover, however if closest to an ILT or amber call they should still be allocated to this incident for patient safety.</w:t>
       </w:r>
     </w:p>
     <w:bookmarkEnd w:id="0"/>
@@ -826,7 +864,7 @@
         <w:spacing w:line="360" w:lineRule="auto"/>
         <w:jc w:val="both"/>
         <w:rPr>
-          <w:rFonts w:ascii="Arial" w:hAnsi="Arial" w:cs="Arial"/>
+          <w:rFonts w:cs="Arial"/>
         </w:rPr>
       </w:pPr>
     </w:p>
@@ -836,7 +874,7 @@
         <w:ind w:left="284"/>
         <w:jc w:val="both"/>
         <w:rPr>
-          <w:rFonts w:ascii="Arial" w:hAnsi="Arial" w:cs="Arial"/>
+          <w:rFonts w:cs="Arial"/>
           <w:b/>
           <w:bCs/>
           <w:u w:val="single"/>
@@ -844,14 +882,27 @@
       </w:pPr>
     </w:p>
     <w:p>
-      <w:pPr>
-        <w:pStyle w:val="Heading1"/>
-      </w:pPr>
+      <w:proofErr w:type="gramStart"/>
       <w:r>
         <w:t>[para]</w:t>
       </w:r>
       <w:r>
-        <w:t>Rest Break Windows</w:t>
+        <w:t xml:space="preserve"> </w:t>
+      </w:r>
+      <w:r>
+        <w:rPr>
+          <w:b/>
+          <w:bCs/>
+        </w:rPr>
+        <w:t>Rest</w:t>
+      </w:r>
+      <w:proofErr w:type="gramEnd"/>
+      <w:r>
+        <w:rPr>
+          <w:b/>
+          <w:bCs/>
+        </w:rPr>
+        <w:t xml:space="preserve"> Break Windows</w:t>
       </w:r>
     </w:p>
     <w:p>
@@ -864,50 +915,50 @@
         <w:spacing w:after="0" w:line="360" w:lineRule="auto"/>
         <w:jc w:val="both"/>
         <w:rPr>
-          <w:rFonts w:ascii="Arial" w:hAnsi="Arial" w:cs="Arial"/>
-        </w:rPr>
-      </w:pPr>
-      <w:r>
-        <w:rPr>
-          <w:rFonts w:ascii="Arial" w:hAnsi="Arial" w:cs="Arial"/>
+          <w:rFonts w:cs="Arial"/>
+        </w:rPr>
+      </w:pPr>
+      <w:r>
+        <w:rPr>
+          <w:rFonts w:cs="Arial"/>
         </w:rPr>
         <w:t>8-hour shift – 1x RB window between 3</w:t>
       </w:r>
       <w:r>
         <w:rPr>
-          <w:rFonts w:ascii="Arial" w:hAnsi="Arial" w:cs="Arial"/>
+          <w:rFonts w:cs="Arial"/>
           <w:vertAlign w:val="superscript"/>
         </w:rPr>
         <w:t>rd</w:t>
       </w:r>
       <w:r>
         <w:rPr>
-          <w:rFonts w:ascii="Arial" w:hAnsi="Arial" w:cs="Arial"/>
+          <w:rFonts w:cs="Arial"/>
         </w:rPr>
         <w:t xml:space="preserve"> and </w:t>
       </w:r>
       <w:r>
         <w:rPr>
-          <w:rFonts w:ascii="Arial" w:hAnsi="Arial" w:cs="Arial"/>
+          <w:rFonts w:cs="Arial"/>
         </w:rPr>
         <w:t>5</w:t>
       </w:r>
       <w:r>
         <w:rPr>
-          <w:rFonts w:ascii="Arial" w:hAnsi="Arial" w:cs="Arial"/>
+          <w:rFonts w:cs="Arial"/>
           <w:vertAlign w:val="superscript"/>
         </w:rPr>
         <w:t>th</w:t>
       </w:r>
       <w:r>
         <w:rPr>
-          <w:rFonts w:ascii="Arial" w:hAnsi="Arial" w:cs="Arial"/>
+          <w:rFonts w:cs="Arial"/>
         </w:rPr>
         <w:t xml:space="preserve"> </w:t>
       </w:r>
       <w:r>
         <w:rPr>
-          <w:rFonts w:ascii="Arial" w:hAnsi="Arial" w:cs="Arial"/>
+          <w:rFonts w:cs="Arial"/>
         </w:rPr>
         <w:t>hour</w:t>
       </w:r>
@@ -922,45 +973,44 @@
         <w:spacing w:after="0" w:line="360" w:lineRule="auto"/>
         <w:jc w:val="both"/>
         <w:rPr>
-          <w:rFonts w:ascii="Arial" w:hAnsi="Arial" w:cs="Arial"/>
-        </w:rPr>
-      </w:pPr>
-      <w:r>
-        <w:rPr>
-          <w:rFonts w:ascii="Arial" w:hAnsi="Arial" w:cs="Arial"/>
-        </w:rPr>
-        <w:lastRenderedPageBreak/>
+          <w:rFonts w:cs="Arial"/>
+        </w:rPr>
+      </w:pPr>
+      <w:r>
+        <w:rPr>
+          <w:rFonts w:cs="Arial"/>
+        </w:rPr>
         <w:t>10-hour shift – 1x RB window between 4</w:t>
       </w:r>
       <w:r>
         <w:rPr>
-          <w:rFonts w:ascii="Arial" w:hAnsi="Arial" w:cs="Arial"/>
+          <w:rFonts w:cs="Arial"/>
           <w:vertAlign w:val="superscript"/>
         </w:rPr>
         <w:t>th</w:t>
       </w:r>
       <w:r>
         <w:rPr>
-          <w:rFonts w:ascii="Arial" w:hAnsi="Arial" w:cs="Arial"/>
+          <w:rFonts w:cs="Arial"/>
         </w:rPr>
         <w:t xml:space="preserve"> and 6</w:t>
       </w:r>
       <w:r>
         <w:rPr>
-          <w:rFonts w:ascii="Arial" w:hAnsi="Arial" w:cs="Arial"/>
+          <w:rFonts w:cs="Arial"/>
           <w:vertAlign w:val="superscript"/>
         </w:rPr>
         <w:t>th</w:t>
       </w:r>
       <w:r>
         <w:rPr>
-          <w:rFonts w:ascii="Arial" w:hAnsi="Arial" w:cs="Arial"/>
+          <w:rFonts w:cs="Arial"/>
         </w:rPr>
         <w:t xml:space="preserve"> hour</w:t>
       </w:r>
       <w:r>
         <w:rPr>
-          <w:rFonts w:ascii="Arial" w:hAnsi="Arial" w:cs="Arial"/>
+          <w:rFonts w:cs="Arial"/>
         </w:rPr>
         <w:t xml:space="preserve"> </w:t>
       </w:r>
@@ -975,30 +1025,30 @@
         <w:spacing w:after="0" w:line="360" w:lineRule="auto"/>
         <w:jc w:val="both"/>
         <w:rPr>
-          <w:rFonts w:ascii="Arial" w:hAnsi="Arial" w:cs="Arial"/>
-        </w:rPr>
-      </w:pPr>
-      <w:r>
-        <w:rPr>
-          <w:rFonts w:ascii="Arial" w:hAnsi="Arial" w:cs="Arial"/>
+          <w:rFonts w:cs="Arial"/>
+        </w:rPr>
+      </w:pPr>
+      <w:r>
+        <w:rPr>
+          <w:rFonts w:cs="Arial"/>
         </w:rPr>
         <w:t xml:space="preserve">12-hour shift </w:t>
       </w:r>
       <w:r>
         <w:rPr>
-          <w:rFonts w:ascii="Arial" w:hAnsi="Arial" w:cs="Arial"/>
+          <w:rFonts w:cs="Arial"/>
         </w:rPr>
         <w:t xml:space="preserve">- </w:t>
       </w:r>
       <w:r>
         <w:rPr>
-          <w:rFonts w:ascii="Arial" w:hAnsi="Arial" w:cs="Arial"/>
+          <w:rFonts w:cs="Arial"/>
         </w:rPr>
         <w:t xml:space="preserve">2x </w:t>
       </w:r>
       <w:r>
         <w:rPr>
-          <w:rFonts w:ascii="Arial" w:hAnsi="Arial" w:cs="Arial"/>
+          <w:rFonts w:cs="Arial"/>
         </w:rPr>
         <w:t>Rest Breaks (1x 25 mins and 1x 20 mins)</w:t>
       </w:r>
@@ -1010,101 +1060,101 @@
         <w:ind w:left="1724" w:firstLine="436"/>
         <w:jc w:val="both"/>
         <w:rPr>
-          <w:rFonts w:ascii="Arial" w:hAnsi="Arial" w:cs="Arial"/>
+          <w:rFonts w:cs="Arial"/>
           <w:vertAlign w:val="superscript"/>
         </w:rPr>
       </w:pPr>
       <w:r>
         <w:rPr>
-          <w:rFonts w:ascii="Arial" w:hAnsi="Arial" w:cs="Arial"/>
+          <w:rFonts w:cs="Arial"/>
         </w:rPr>
         <w:t>Windows:</w:t>
       </w:r>
       <w:r>
         <w:rPr>
-          <w:rFonts w:ascii="Arial" w:hAnsi="Arial" w:cs="Arial"/>
+          <w:rFonts w:cs="Arial"/>
         </w:rPr>
         <w:t xml:space="preserve"> 3</w:t>
       </w:r>
       <w:r>
         <w:rPr>
-          <w:rFonts w:ascii="Arial" w:hAnsi="Arial" w:cs="Arial"/>
+          <w:rFonts w:cs="Arial"/>
           <w:vertAlign w:val="superscript"/>
         </w:rPr>
         <w:t>rd</w:t>
       </w:r>
       <w:r>
         <w:rPr>
-          <w:rFonts w:ascii="Arial" w:hAnsi="Arial" w:cs="Arial"/>
+          <w:rFonts w:cs="Arial"/>
         </w:rPr>
         <w:t xml:space="preserve"> </w:t>
       </w:r>
       <w:r>
         <w:rPr>
-          <w:rFonts w:ascii="Arial" w:hAnsi="Arial" w:cs="Arial"/>
+          <w:rFonts w:cs="Arial"/>
         </w:rPr>
         <w:t xml:space="preserve">to </w:t>
       </w:r>
       <w:r>
         <w:rPr>
-          <w:rFonts w:ascii="Arial" w:hAnsi="Arial" w:cs="Arial"/>
+          <w:rFonts w:cs="Arial"/>
         </w:rPr>
         <w:t>5</w:t>
       </w:r>
       <w:r>
         <w:rPr>
-          <w:rFonts w:ascii="Arial" w:hAnsi="Arial" w:cs="Arial"/>
+          <w:rFonts w:cs="Arial"/>
           <w:vertAlign w:val="superscript"/>
         </w:rPr>
         <w:t>th</w:t>
       </w:r>
       <w:r>
         <w:rPr>
-          <w:rFonts w:ascii="Arial" w:hAnsi="Arial" w:cs="Arial"/>
+          <w:rFonts w:cs="Arial"/>
         </w:rPr>
         <w:t xml:space="preserve"> hour </w:t>
       </w:r>
       <w:r>
         <w:rPr>
-          <w:rFonts w:ascii="Arial" w:hAnsi="Arial" w:cs="Arial"/>
+          <w:rFonts w:cs="Arial"/>
         </w:rPr>
         <w:t>and 7</w:t>
       </w:r>
       <w:r>
         <w:rPr>
-          <w:rFonts w:ascii="Arial" w:hAnsi="Arial" w:cs="Arial"/>
+          <w:rFonts w:cs="Arial"/>
           <w:vertAlign w:val="superscript"/>
         </w:rPr>
         <w:t>th</w:t>
       </w:r>
       <w:r>
         <w:rPr>
-          <w:rFonts w:ascii="Arial" w:hAnsi="Arial" w:cs="Arial"/>
+          <w:rFonts w:cs="Arial"/>
         </w:rPr>
         <w:t xml:space="preserve"> </w:t>
       </w:r>
       <w:r>
         <w:rPr>
-          <w:rFonts w:ascii="Arial" w:hAnsi="Arial" w:cs="Arial"/>
+          <w:rFonts w:cs="Arial"/>
         </w:rPr>
         <w:t xml:space="preserve">to </w:t>
       </w:r>
       <w:r>
         <w:rPr>
-          <w:rFonts w:ascii="Arial" w:hAnsi="Arial" w:cs="Arial"/>
+          <w:rFonts w:cs="Arial"/>
         </w:rPr>
         <w:t>9</w:t>
       </w:r>
       <w:r>
         <w:rPr>
-          <w:rFonts w:ascii="Arial" w:hAnsi="Arial" w:cs="Arial"/>
+          <w:rFonts w:cs="Arial"/>
           <w:vertAlign w:val="superscript"/>
         </w:rPr>
         <w:t>th</w:t>
       </w:r>
       <w:r>
         <w:rPr>
-          <w:rFonts w:ascii="Arial" w:hAnsi="Arial" w:cs="Arial"/>
+          <w:rFonts w:cs="Arial"/>
         </w:rPr>
         <w:t xml:space="preserve"> hour</w:t>
       </w:r>
@@ -1119,24 +1169,25 @@
         <w:spacing w:after="213" w:line="360" w:lineRule="auto"/>
         <w:jc w:val="both"/>
         <w:rPr>
-          <w:rFonts w:ascii="Arial" w:hAnsi="Arial" w:cs="Arial"/>
-        </w:rPr>
-      </w:pPr>
-      <w:r>
-        <w:rPr>
-          <w:rFonts w:ascii="Arial" w:hAnsi="Arial" w:cs="Arial"/>
-        </w:rPr>
+          <w:rFonts w:cs="Arial"/>
+        </w:rPr>
+      </w:pPr>
+      <w:r>
+        <w:rPr>
+          <w:rFonts w:cs="Arial"/>
+        </w:rPr>
+        <w:lastRenderedPageBreak/>
         <w:t>The national Rest Break windows and durations</w:t>
       </w:r>
       <w:r>
         <w:rPr>
-          <w:rFonts w:ascii="Arial" w:hAnsi="Arial" w:cs="Arial"/>
+          <w:rFonts w:cs="Arial"/>
         </w:rPr>
         <w:t xml:space="preserve">, </w:t>
       </w:r>
       <w:r>
         <w:rPr>
-          <w:rFonts w:ascii="Arial" w:hAnsi="Arial" w:cs="Arial"/>
+          <w:rFonts w:cs="Arial"/>
           <w:i/>
           <w:iCs/>
           <w:color w:val="0070C0"/>
@@ -1145,13 +1196,13 @@
       </w:r>
       <w:r>
         <w:rPr>
-          <w:rFonts w:ascii="Arial" w:hAnsi="Arial" w:cs="Arial"/>
+          <w:rFonts w:cs="Arial"/>
         </w:rPr>
         <w:t xml:space="preserve"> are outlined in </w:t>
       </w:r>
       <w:r>
         <w:rPr>
-          <w:rFonts w:ascii="Arial" w:hAnsi="Arial" w:cs="Arial"/>
+          <w:rFonts w:cs="Arial"/>
         </w:rPr>
         <w:t>the table below:</w:t>
       </w:r>
@@ -1193,14 +1244,14 @@
               <w:spacing w:line="360" w:lineRule="auto"/>
               <w:ind w:left="284"/>
               <w:rPr>
-                <w:rFonts w:ascii="Arial" w:hAnsi="Arial" w:cs="Arial"/>
+                <w:rFonts w:cs="Arial"/>
                 <w:sz w:val="24"/>
                 <w:szCs w:val="24"/>
               </w:rPr>
             </w:pPr>
             <w:r>
               <w:rPr>
-                <w:rFonts w:ascii="Arial" w:hAnsi="Arial" w:cs="Arial"/>
+                <w:rFonts w:cs="Arial"/>
                 <w:b/>
                 <w:sz w:val="24"/>
                 <w:szCs w:val="24"/>
@@ -1224,14 +1275,14 @@
               <w:spacing w:line="360" w:lineRule="auto"/>
               <w:ind w:left="284" w:right="20"/>
               <w:rPr>
-                <w:rFonts w:ascii="Arial" w:hAnsi="Arial" w:cs="Arial"/>
+                <w:rFonts w:cs="Arial"/>
                 <w:sz w:val="24"/>
                 <w:szCs w:val="24"/>
               </w:rPr>
             </w:pPr>
             <w:r>
               <w:rPr>
-                <w:rFonts w:ascii="Arial" w:hAnsi="Arial" w:cs="Arial"/>
+                <w:rFonts w:cs="Arial"/>
                 <w:b/>
                 <w:sz w:val="24"/>
                 <w:szCs w:val="24"/>
@@ -1255,14 +1306,14 @@
               <w:spacing w:line="360" w:lineRule="auto"/>
               <w:ind w:left="284" w:right="14"/>
               <w:rPr>
-                <w:rFonts w:ascii="Arial" w:hAnsi="Arial" w:cs="Arial"/>
+                <w:rFonts w:cs="Arial"/>
                 <w:sz w:val="24"/>
                 <w:szCs w:val="24"/>
               </w:rPr>
             </w:pPr>
             <w:r>
               <w:rPr>
-                <w:rFonts w:ascii="Arial" w:hAnsi="Arial" w:cs="Arial"/>
+                <w:rFonts w:cs="Arial"/>
                 <w:b/>
                 <w:sz w:val="24"/>
                 <w:szCs w:val="24"/>
@@ -1286,14 +1337,14 @@
               <w:spacing w:line="360" w:lineRule="auto"/>
               <w:ind w:left="284"/>
               <w:rPr>
-                <w:rFonts w:ascii="Arial" w:hAnsi="Arial" w:cs="Arial"/>
+                <w:rFonts w:cs="Arial"/>
                 <w:sz w:val="24"/>
                 <w:szCs w:val="24"/>
               </w:rPr>
             </w:pPr>
             <w:r>
               <w:rPr>
-                <w:rFonts w:ascii="Arial" w:hAnsi="Arial" w:cs="Arial"/>
+                <w:rFonts w:cs="Arial"/>
                 <w:b/>
                 <w:sz w:val="24"/>
                 <w:szCs w:val="24"/>
@@ -1317,14 +1368,14 @@
               <w:spacing w:line="360" w:lineRule="auto"/>
               <w:ind w:left="284"/>
               <w:rPr>
-                <w:rFonts w:ascii="Arial" w:hAnsi="Arial" w:cs="Arial"/>
+                <w:rFonts w:cs="Arial"/>
                 <w:sz w:val="24"/>
                 <w:szCs w:val="24"/>
               </w:rPr>
             </w:pPr>
             <w:r>
               <w:rPr>
-                <w:rFonts w:ascii="Arial" w:hAnsi="Arial" w:cs="Arial"/>
+                <w:rFonts w:cs="Arial"/>
                 <w:b/>
                 <w:sz w:val="24"/>
                 <w:szCs w:val="24"/>
@@ -1354,14 +1405,14 @@
               <w:ind w:left="284"/>
               <w:jc w:val="both"/>
               <w:rPr>
-                <w:rFonts w:ascii="Arial" w:hAnsi="Arial" w:cs="Arial"/>
+                <w:rFonts w:cs="Arial"/>
                 <w:sz w:val="24"/>
                 <w:szCs w:val="24"/>
               </w:rPr>
             </w:pPr>
             <w:r>
               <w:rPr>
-                <w:rFonts w:ascii="Arial" w:hAnsi="Arial" w:cs="Arial"/>
+                <w:rFonts w:cs="Arial"/>
                 <w:sz w:val="24"/>
                 <w:szCs w:val="24"/>
               </w:rPr>
@@ -1385,14 +1436,14 @@
               <w:ind w:left="284" w:right="14"/>
               <w:jc w:val="both"/>
               <w:rPr>
-                <w:rFonts w:ascii="Arial" w:hAnsi="Arial" w:cs="Arial"/>
+                <w:rFonts w:cs="Arial"/>
                 <w:sz w:val="24"/>
                 <w:szCs w:val="24"/>
               </w:rPr>
             </w:pPr>
             <w:r>
               <w:rPr>
-                <w:rFonts w:ascii="Arial" w:hAnsi="Arial" w:cs="Arial"/>
+                <w:rFonts w:cs="Arial"/>
                 <w:sz w:val="24"/>
                 <w:szCs w:val="24"/>
               </w:rPr>
@@ -1416,14 +1467,14 @@
               <w:ind w:left="284" w:right="5"/>
               <w:jc w:val="both"/>
               <w:rPr>
-                <w:rFonts w:ascii="Arial" w:hAnsi="Arial" w:cs="Arial"/>
+                <w:rFonts w:cs="Arial"/>
                 <w:sz w:val="24"/>
                 <w:szCs w:val="24"/>
               </w:rPr>
             </w:pPr>
             <w:r>
               <w:rPr>
-                <w:rFonts w:ascii="Arial" w:hAnsi="Arial" w:cs="Arial"/>
+                <w:rFonts w:cs="Arial"/>
                 <w:sz w:val="24"/>
                 <w:szCs w:val="24"/>
               </w:rPr>
@@ -1431,7 +1482,7 @@
             </w:r>
             <w:r>
               <w:rPr>
-                <w:rFonts w:ascii="Arial" w:hAnsi="Arial" w:cs="Arial"/>
+                <w:rFonts w:cs="Arial"/>
                 <w:sz w:val="24"/>
                 <w:szCs w:val="24"/>
                 <w:vertAlign w:val="superscript"/>
@@ -1440,7 +1491,7 @@
             </w:r>
             <w:r>
               <w:rPr>
-                <w:rFonts w:ascii="Arial" w:hAnsi="Arial" w:cs="Arial"/>
+                <w:rFonts w:cs="Arial"/>
                 <w:sz w:val="24"/>
                 <w:szCs w:val="24"/>
               </w:rPr>
@@ -1448,7 +1499,7 @@
             </w:r>
             <w:r>
               <w:rPr>
-                <w:rFonts w:ascii="Arial" w:hAnsi="Arial" w:cs="Arial"/>
+                <w:rFonts w:cs="Arial"/>
                 <w:sz w:val="24"/>
                 <w:szCs w:val="24"/>
               </w:rPr>
@@ -1456,7 +1507,7 @@
             </w:r>
             <w:r>
               <w:rPr>
-                <w:rFonts w:ascii="Arial" w:hAnsi="Arial" w:cs="Arial"/>
+                <w:rFonts w:cs="Arial"/>
                 <w:sz w:val="24"/>
                 <w:szCs w:val="24"/>
                 <w:vertAlign w:val="superscript"/>
@@ -1465,7 +1516,7 @@
             </w:r>
             <w:r>
               <w:rPr>
-                <w:rFonts w:ascii="Arial" w:hAnsi="Arial" w:cs="Arial"/>
+                <w:rFonts w:cs="Arial"/>
                 <w:sz w:val="24"/>
                 <w:szCs w:val="24"/>
               </w:rPr>
@@ -1473,7 +1524,7 @@
             </w:r>
             <w:r>
               <w:rPr>
-                <w:rFonts w:ascii="Arial" w:hAnsi="Arial" w:cs="Arial"/>
+                <w:rFonts w:cs="Arial"/>
                 <w:sz w:val="24"/>
                 <w:szCs w:val="24"/>
               </w:rPr>
@@ -1497,14 +1548,14 @@
               <w:ind w:left="284" w:right="13"/>
               <w:jc w:val="both"/>
               <w:rPr>
-                <w:rFonts w:ascii="Arial" w:hAnsi="Arial" w:cs="Arial"/>
+                <w:rFonts w:cs="Arial"/>
                 <w:sz w:val="24"/>
                 <w:szCs w:val="24"/>
               </w:rPr>
             </w:pPr>
             <w:r>
               <w:rPr>
-                <w:rFonts w:ascii="Arial" w:hAnsi="Arial" w:cs="Arial"/>
+                <w:rFonts w:cs="Arial"/>
                 <w:sz w:val="24"/>
                 <w:szCs w:val="24"/>
               </w:rPr>
@@ -1528,14 +1579,14 @@
               <w:ind w:left="284" w:right="19"/>
               <w:jc w:val="both"/>
               <w:rPr>
-                <w:rFonts w:ascii="Arial" w:hAnsi="Arial" w:cs="Arial"/>
+                <w:rFonts w:cs="Arial"/>
                 <w:sz w:val="24"/>
                 <w:szCs w:val="24"/>
               </w:rPr>
             </w:pPr>
             <w:r>
               <w:rPr>
-                <w:rFonts w:ascii="Arial" w:hAnsi="Arial" w:cs="Arial"/>
+                <w:rFonts w:cs="Arial"/>
                 <w:sz w:val="24"/>
                 <w:szCs w:val="24"/>
               </w:rPr>
@@ -1564,14 +1615,14 @@
               <w:ind w:left="284"/>
               <w:jc w:val="both"/>
               <w:rPr>
-                <w:rFonts w:ascii="Arial" w:hAnsi="Arial" w:cs="Arial"/>
+                <w:rFonts w:cs="Arial"/>
                 <w:sz w:val="24"/>
                 <w:szCs w:val="24"/>
               </w:rPr>
             </w:pPr>
             <w:r>
               <w:rPr>
-                <w:rFonts w:ascii="Arial" w:hAnsi="Arial" w:cs="Arial"/>
+                <w:rFonts w:cs="Arial"/>
                 <w:sz w:val="24"/>
                 <w:szCs w:val="24"/>
               </w:rPr>
@@ -1595,14 +1646,14 @@
               <w:ind w:left="284" w:right="14"/>
               <w:jc w:val="both"/>
               <w:rPr>
-                <w:rFonts w:ascii="Arial" w:hAnsi="Arial" w:cs="Arial"/>
+                <w:rFonts w:cs="Arial"/>
                 <w:sz w:val="24"/>
                 <w:szCs w:val="24"/>
               </w:rPr>
             </w:pPr>
             <w:r>
               <w:rPr>
-                <w:rFonts w:ascii="Arial" w:hAnsi="Arial" w:cs="Arial"/>
+                <w:rFonts w:cs="Arial"/>
                 <w:sz w:val="24"/>
                 <w:szCs w:val="24"/>
               </w:rPr>
@@ -1626,14 +1677,14 @@
               <w:ind w:left="284" w:right="5"/>
               <w:jc w:val="both"/>
               <w:rPr>
-                <w:rFonts w:ascii="Arial" w:hAnsi="Arial" w:cs="Arial"/>
+                <w:rFonts w:cs="Arial"/>
                 <w:sz w:val="24"/>
                 <w:szCs w:val="24"/>
               </w:rPr>
             </w:pPr>
             <w:r>
               <w:rPr>
-                <w:rFonts w:ascii="Arial" w:hAnsi="Arial" w:cs="Arial"/>
+                <w:rFonts w:cs="Arial"/>
                 <w:sz w:val="24"/>
                 <w:szCs w:val="24"/>
               </w:rPr>
@@ -1641,7 +1692,7 @@
             </w:r>
             <w:r>
               <w:rPr>
-                <w:rFonts w:ascii="Arial" w:hAnsi="Arial" w:cs="Arial"/>
+                <w:rFonts w:cs="Arial"/>
                 <w:sz w:val="24"/>
                 <w:szCs w:val="24"/>
                 <w:vertAlign w:val="superscript"/>
@@ -1650,7 +1701,7 @@
             </w:r>
             <w:r>
               <w:rPr>
-                <w:rFonts w:ascii="Arial" w:hAnsi="Arial" w:cs="Arial"/>
+                <w:rFonts w:cs="Arial"/>
                 <w:sz w:val="24"/>
                 <w:szCs w:val="24"/>
               </w:rPr>
@@ -1658,7 +1709,7 @@
             </w:r>
             <w:r>
               <w:rPr>
-                <w:rFonts w:ascii="Arial" w:hAnsi="Arial" w:cs="Arial"/>
+                <w:rFonts w:cs="Arial"/>
                 <w:sz w:val="24"/>
                 <w:szCs w:val="24"/>
               </w:rPr>
@@ -1666,7 +1717,7 @@
             </w:r>
             <w:r>
               <w:rPr>
-                <w:rFonts w:ascii="Arial" w:hAnsi="Arial" w:cs="Arial"/>
+                <w:rFonts w:cs="Arial"/>
                 <w:sz w:val="24"/>
                 <w:szCs w:val="24"/>
                 <w:vertAlign w:val="superscript"/>
@@ -1675,19 +1726,11 @@
             </w:r>
             <w:r>
               <w:rPr>
-                <w:rFonts w:ascii="Arial" w:hAnsi="Arial" w:cs="Arial"/>
+                <w:rFonts w:cs="Arial"/>
                 <w:sz w:val="24"/>
                 <w:szCs w:val="24"/>
               </w:rPr>
-              <w:t xml:space="preserve"> Hour</w:t>
-            </w:r>
-            <w:r>
-              <w:rPr>
-                <w:rFonts w:ascii="Arial" w:hAnsi="Arial" w:cs="Arial"/>
-                <w:sz w:val="24"/>
-                <w:szCs w:val="24"/>
-              </w:rPr>
-              <w:t xml:space="preserve"> </w:t>
+              <w:t xml:space="preserve"> Hour </w:t>
             </w:r>
           </w:p>
         </w:tc>
@@ -1707,14 +1750,14 @@
               <w:ind w:left="284" w:right="13"/>
               <w:jc w:val="both"/>
               <w:rPr>
-                <w:rFonts w:ascii="Arial" w:hAnsi="Arial" w:cs="Arial"/>
+                <w:rFonts w:cs="Arial"/>
                 <w:sz w:val="24"/>
                 <w:szCs w:val="24"/>
               </w:rPr>
             </w:pPr>
             <w:r>
               <w:rPr>
-                <w:rFonts w:ascii="Arial" w:hAnsi="Arial" w:cs="Arial"/>
+                <w:rFonts w:cs="Arial"/>
                 <w:sz w:val="24"/>
                 <w:szCs w:val="24"/>
               </w:rPr>
@@ -1738,14 +1781,14 @@
               <w:ind w:left="284" w:right="19"/>
               <w:jc w:val="both"/>
               <w:rPr>
-                <w:rFonts w:ascii="Arial" w:hAnsi="Arial" w:cs="Arial"/>
+                <w:rFonts w:cs="Arial"/>
                 <w:sz w:val="24"/>
                 <w:szCs w:val="24"/>
               </w:rPr>
             </w:pPr>
             <w:r>
               <w:rPr>
-                <w:rFonts w:ascii="Arial" w:hAnsi="Arial" w:cs="Arial"/>
+                <w:rFonts w:cs="Arial"/>
                 <w:sz w:val="24"/>
                 <w:szCs w:val="24"/>
               </w:rPr>
@@ -1774,14 +1817,14 @@
               <w:ind w:left="284"/>
               <w:jc w:val="both"/>
               <w:rPr>
-                <w:rFonts w:ascii="Arial" w:hAnsi="Arial" w:cs="Arial"/>
+                <w:rFonts w:cs="Arial"/>
                 <w:sz w:val="24"/>
                 <w:szCs w:val="24"/>
               </w:rPr>
             </w:pPr>
             <w:r>
               <w:rPr>
-                <w:rFonts w:ascii="Arial" w:hAnsi="Arial" w:cs="Arial"/>
+                <w:rFonts w:cs="Arial"/>
                 <w:sz w:val="24"/>
                 <w:szCs w:val="24"/>
               </w:rPr>
@@ -1805,14 +1848,14 @@
               <w:ind w:left="284" w:right="14"/>
               <w:jc w:val="both"/>
               <w:rPr>
-                <w:rFonts w:ascii="Arial" w:hAnsi="Arial" w:cs="Arial"/>
+                <w:rFonts w:cs="Arial"/>
                 <w:sz w:val="24"/>
                 <w:szCs w:val="24"/>
               </w:rPr>
             </w:pPr>
             <w:r>
               <w:rPr>
-                <w:rFonts w:ascii="Arial" w:hAnsi="Arial" w:cs="Arial"/>
+                <w:rFonts w:cs="Arial"/>
                 <w:sz w:val="24"/>
                 <w:szCs w:val="24"/>
               </w:rPr>
@@ -1836,14 +1879,14 @@
               <w:ind w:left="284" w:right="5"/>
               <w:jc w:val="both"/>
               <w:rPr>
-                <w:rFonts w:ascii="Arial" w:hAnsi="Arial" w:cs="Arial"/>
+                <w:rFonts w:cs="Arial"/>
                 <w:sz w:val="24"/>
                 <w:szCs w:val="24"/>
               </w:rPr>
             </w:pPr>
             <w:r>
               <w:rPr>
-                <w:rFonts w:ascii="Arial" w:hAnsi="Arial" w:cs="Arial"/>
+                <w:rFonts w:cs="Arial"/>
                 <w:sz w:val="24"/>
                 <w:szCs w:val="24"/>
               </w:rPr>
@@ -1851,7 +1894,7 @@
             </w:r>
             <w:r>
               <w:rPr>
-                <w:rFonts w:ascii="Arial" w:hAnsi="Arial" w:cs="Arial"/>
+                <w:rFonts w:cs="Arial"/>
                 <w:sz w:val="24"/>
                 <w:szCs w:val="24"/>
                 <w:vertAlign w:val="superscript"/>
@@ -1860,7 +1903,7 @@
             </w:r>
             <w:r>
               <w:rPr>
-                <w:rFonts w:ascii="Arial" w:hAnsi="Arial" w:cs="Arial"/>
+                <w:rFonts w:cs="Arial"/>
                 <w:sz w:val="24"/>
                 <w:szCs w:val="24"/>
               </w:rPr>
@@ -1868,7 +1911,7 @@
             </w:r>
             <w:r>
               <w:rPr>
-                <w:rFonts w:ascii="Arial" w:hAnsi="Arial" w:cs="Arial"/>
+                <w:rFonts w:cs="Arial"/>
                 <w:sz w:val="24"/>
                 <w:szCs w:val="24"/>
                 <w:vertAlign w:val="superscript"/>
@@ -1877,7 +1920,7 @@
             </w:r>
             <w:r>
               <w:rPr>
-                <w:rFonts w:ascii="Arial" w:hAnsi="Arial" w:cs="Arial"/>
+                <w:rFonts w:cs="Arial"/>
                 <w:sz w:val="24"/>
                 <w:szCs w:val="24"/>
               </w:rPr>
@@ -1893,14 +1936,14 @@
               <w:ind w:left="284" w:right="15"/>
               <w:jc w:val="both"/>
               <w:rPr>
-                <w:rFonts w:ascii="Arial" w:hAnsi="Arial" w:cs="Arial"/>
+                <w:rFonts w:cs="Arial"/>
                 <w:sz w:val="24"/>
                 <w:szCs w:val="24"/>
               </w:rPr>
             </w:pPr>
             <w:r>
               <w:rPr>
-                <w:rFonts w:ascii="Arial" w:hAnsi="Arial" w:cs="Arial"/>
+                <w:rFonts w:cs="Arial"/>
                 <w:sz w:val="24"/>
                 <w:szCs w:val="24"/>
               </w:rPr>
@@ -1908,7 +1951,7 @@
             </w:r>
             <w:r>
               <w:rPr>
-                <w:rFonts w:ascii="Arial" w:hAnsi="Arial" w:cs="Arial"/>
+                <w:rFonts w:cs="Arial"/>
                 <w:sz w:val="24"/>
                 <w:szCs w:val="24"/>
                 <w:vertAlign w:val="superscript"/>
@@ -1917,7 +1960,7 @@
             </w:r>
             <w:r>
               <w:rPr>
-                <w:rFonts w:ascii="Arial" w:hAnsi="Arial" w:cs="Arial"/>
+                <w:rFonts w:cs="Arial"/>
                 <w:sz w:val="24"/>
                 <w:szCs w:val="24"/>
               </w:rPr>
@@ -1941,14 +1984,14 @@
               <w:ind w:left="284" w:right="13"/>
               <w:jc w:val="both"/>
               <w:rPr>
-                <w:rFonts w:ascii="Arial" w:hAnsi="Arial" w:cs="Arial"/>
+                <w:rFonts w:cs="Arial"/>
                 <w:sz w:val="24"/>
                 <w:szCs w:val="24"/>
               </w:rPr>
             </w:pPr>
             <w:r>
               <w:rPr>
-                <w:rFonts w:ascii="Arial" w:hAnsi="Arial" w:cs="Arial"/>
+                <w:rFonts w:cs="Arial"/>
                 <w:sz w:val="24"/>
                 <w:szCs w:val="24"/>
               </w:rPr>
@@ -1972,14 +2015,14 @@
               <w:ind w:left="284" w:right="19"/>
               <w:jc w:val="both"/>
               <w:rPr>
-                <w:rFonts w:ascii="Arial" w:hAnsi="Arial" w:cs="Arial"/>
+                <w:rFonts w:cs="Arial"/>
                 <w:sz w:val="24"/>
                 <w:szCs w:val="24"/>
               </w:rPr>
             </w:pPr>
             <w:r>
               <w:rPr>
-                <w:rFonts w:ascii="Arial" w:hAnsi="Arial" w:cs="Arial"/>
+                <w:rFonts w:cs="Arial"/>
                 <w:sz w:val="24"/>
                 <w:szCs w:val="24"/>
               </w:rPr>
@@ -1994,7 +2037,7 @@
         <w:spacing w:after="242" w:line="360" w:lineRule="auto"/>
         <w:jc w:val="both"/>
         <w:rPr>
-          <w:rFonts w:ascii="Arial" w:hAnsi="Arial" w:cs="Arial"/>
+          <w:rFonts w:cs="Arial"/>
           <w:i/>
           <w:iCs/>
           <w:color w:val="0070C0"/>
@@ -2002,29 +2045,60 @@
       </w:pPr>
       <w:r>
         <w:rPr>
-          <w:rFonts w:ascii="Arial" w:hAnsi="Arial" w:cs="Arial"/>
+          <w:rFonts w:cs="Arial"/>
           <w:i/>
           <w:iCs/>
           <w:color w:val="0070C0"/>
         </w:rPr>
-        <w:t xml:space="preserve">Clarifier: These shift codes and windows are the only ones approved, all other shift codes will be removed – e.g a crew cannot opt for 1 break in a 12 hour shift any more. </w:t>
-      </w:r>
-      <w:r>
-        <w:rPr>
-          <w:rFonts w:ascii="Arial" w:hAnsi="Arial" w:cs="Arial"/>
+        <w:t xml:space="preserve">Clarifier: These shift codes and windows are the only ones </w:t>
+      </w:r>
+      <w:proofErr w:type="gramStart"/>
+      <w:r>
+        <w:rPr>
+          <w:rFonts w:cs="Arial"/>
           <w:i/>
           <w:iCs/>
           <w:color w:val="0070C0"/>
         </w:rPr>
-        <w:t xml:space="preserve"> </w:t>
-      </w:r>
-      <w:r>
-        <w:rPr>
-          <w:rFonts w:ascii="Arial" w:hAnsi="Arial" w:cs="Arial"/>
+        <w:t>approved,</w:t>
+      </w:r>
+      <w:proofErr w:type="gramEnd"/>
+      <w:r>
+        <w:rPr>
+          <w:rFonts w:cs="Arial"/>
           <w:i/>
           <w:iCs/>
           <w:color w:val="0070C0"/>
         </w:rPr>
+        <w:t xml:space="preserve"> all other shift codes will be removed – </w:t>
+      </w:r>
+      <w:proofErr w:type="spellStart"/>
+      <w:r>
+        <w:rPr>
+          <w:rFonts w:cs="Arial"/>
+          <w:i/>
+          <w:iCs/>
+          <w:color w:val="0070C0"/>
+        </w:rPr>
+        <w:t>e.g</w:t>
+      </w:r>
+      <w:proofErr w:type="spellEnd"/>
+      <w:r>
+        <w:rPr>
+          <w:rFonts w:cs="Arial"/>
+          <w:i/>
+          <w:iCs/>
+          <w:color w:val="0070C0"/>
+        </w:rPr>
+        <w:t xml:space="preserve"> a crew cannot opt for 1 break in a 12 hour shift any more.  </w:t>
+      </w:r>
+      <w:r>
+        <w:rPr>
+          <w:rFonts w:cs="Arial"/>
+          <w:i/>
+          <w:iCs/>
+          <w:color w:val="0070C0"/>
+        </w:rPr>
         <w:t>Any requests for new shift codes or windows must be agreed in partnership and follow the new shift code request process</w:t>
       </w:r>
     </w:p>
@@ -2033,21 +2107,34 @@
         <w:spacing w:after="0" w:line="360" w:lineRule="auto"/>
         <w:jc w:val="both"/>
         <w:rPr>
-          <w:rFonts w:ascii="Arial" w:hAnsi="Arial" w:cs="Arial"/>
+          <w:rFonts w:cs="Arial"/>
           <w:b/>
           <w:u w:val="single"/>
         </w:rPr>
       </w:pPr>
     </w:p>
     <w:p>
-      <w:pPr>
-        <w:pStyle w:val="Heading1"/>
-      </w:pPr>
+      <w:proofErr w:type="gramStart"/>
       <w:r>
         <w:t>[para]</w:t>
       </w:r>
       <w:r>
-        <w:t xml:space="preserve">Procedure </w:t>
+        <w:t xml:space="preserve"> </w:t>
+      </w:r>
+      <w:r>
+        <w:rPr>
+          <w:b/>
+          <w:bCs/>
+        </w:rPr>
+        <w:t>Procedure</w:t>
+      </w:r>
+      <w:proofErr w:type="gramEnd"/>
+      <w:r>
+        <w:rPr>
+          <w:b/>
+          <w:bCs/>
+        </w:rPr>
+        <w:t xml:space="preserve"> </w:t>
       </w:r>
     </w:p>
     <w:p>
@@ -2055,7 +2142,7 @@
         <w:spacing w:after="0" w:line="360" w:lineRule="auto"/>
         <w:jc w:val="both"/>
         <w:rPr>
-          <w:rFonts w:ascii="Arial" w:hAnsi="Arial" w:cs="Arial"/>
+          <w:rFonts w:cs="Arial"/>
         </w:rPr>
       </w:pPr>
     </w:p>
@@ -2065,54 +2152,54 @@
         <w:ind w:left="284"/>
         <w:jc w:val="both"/>
         <w:rPr>
-          <w:rFonts w:ascii="Arial" w:hAnsi="Arial" w:cs="Arial"/>
-        </w:rPr>
-      </w:pPr>
-      <w:r>
-        <w:rPr>
-          <w:rFonts w:ascii="Arial" w:hAnsi="Arial" w:cs="Arial"/>
+          <w:rFonts w:cs="Arial"/>
+        </w:rPr>
+      </w:pPr>
+      <w:r>
+        <w:rPr>
+          <w:rFonts w:cs="Arial"/>
         </w:rPr>
         <w:t xml:space="preserve">Before and throughout rest period windows, operational crews will be protected from some incidents </w:t>
       </w:r>
       <w:r>
         <w:rPr>
-          <w:rFonts w:ascii="Arial" w:hAnsi="Arial" w:cs="Arial"/>
+          <w:rFonts w:cs="Arial"/>
         </w:rPr>
         <w:t>to</w:t>
       </w:r>
       <w:r>
         <w:rPr>
-          <w:rFonts w:ascii="Arial" w:hAnsi="Arial" w:cs="Arial"/>
+          <w:rFonts w:cs="Arial"/>
         </w:rPr>
         <w:t xml:space="preserve"> prioritise a rest period as early as possible. Dispatchers within the Ambulance Control Centres will make every effort to allocate rest</w:t>
       </w:r>
       <w:r>
         <w:rPr>
-          <w:rFonts w:ascii="Arial" w:hAnsi="Arial" w:cs="Arial"/>
+          <w:rFonts w:cs="Arial"/>
         </w:rPr>
         <w:t xml:space="preserve"> </w:t>
       </w:r>
       <w:r>
         <w:rPr>
-          <w:rFonts w:ascii="Arial" w:hAnsi="Arial" w:cs="Arial"/>
+          <w:rFonts w:cs="Arial"/>
         </w:rPr>
         <w:t>breaks at the earliest opportunity when rest period windows open</w:t>
       </w:r>
       <w:r>
         <w:rPr>
-          <w:rFonts w:ascii="Arial" w:hAnsi="Arial" w:cs="Arial"/>
+          <w:rFonts w:cs="Arial"/>
         </w:rPr>
         <w:t xml:space="preserve"> in line with rest break windows</w:t>
       </w:r>
       <w:r>
         <w:rPr>
-          <w:rFonts w:ascii="Arial" w:hAnsi="Arial" w:cs="Arial"/>
+          <w:rFonts w:cs="Arial"/>
         </w:rPr>
         <w:t>. Crews will be returned to station as quickly as possible and should take the most direct route</w:t>
       </w:r>
       <w:r>
         <w:rPr>
-          <w:rFonts w:ascii="Arial" w:hAnsi="Arial" w:cs="Arial"/>
+          <w:rFonts w:cs="Arial"/>
         </w:rPr>
         <w:t>.</w:t>
       </w:r>
@@ -2123,48 +2210,36 @@
         <w:ind w:left="284"/>
         <w:jc w:val="both"/>
         <w:rPr>
-          <w:rFonts w:ascii="Arial" w:hAnsi="Arial" w:cs="Arial"/>
-        </w:rPr>
-      </w:pPr>
-      <w:r>
-        <w:rPr>
-          <w:rFonts w:ascii="Arial" w:hAnsi="Arial" w:cs="Arial"/>
+          <w:rFonts w:cs="Arial"/>
+        </w:rPr>
+      </w:pPr>
+      <w:r>
+        <w:rPr>
+          <w:rFonts w:cs="Arial"/>
         </w:rPr>
         <w:t>To ensure an appropriate response is maintained to the most time critical patients and major incidents, all staff as listed above will be required to remain available throughout their shift</w:t>
       </w:r>
       <w:r>
         <w:rPr>
-          <w:rFonts w:ascii="Arial" w:hAnsi="Arial" w:cs="Arial"/>
-        </w:rPr>
-        <w:t xml:space="preserve"> (</w:t>
-      </w:r>
-      <w:r>
-        <w:rPr>
-          <w:rFonts w:ascii="Arial" w:hAnsi="Arial" w:cs="Arial"/>
-        </w:rPr>
-        <w:t>except in the case o</w:t>
-      </w:r>
-      <w:r>
-        <w:rPr>
-          <w:rFonts w:ascii="Arial" w:hAnsi="Arial" w:cs="Arial"/>
+          <w:rFonts w:cs="Arial"/>
+        </w:rPr>
+        <w:t xml:space="preserve"> (except in the case o</w:t>
+      </w:r>
+      <w:r>
+        <w:rPr>
+          <w:rFonts w:cs="Arial"/>
         </w:rPr>
         <w:t>f</w:t>
       </w:r>
       <w:r>
         <w:rPr>
-          <w:rFonts w:ascii="Arial" w:hAnsi="Arial" w:cs="Arial"/>
-        </w:rPr>
-        <w:t xml:space="preserve"> Special Break protection</w:t>
-      </w:r>
-      <w:r>
-        <w:rPr>
-          <w:rFonts w:ascii="Arial" w:hAnsi="Arial" w:cs="Arial"/>
-        </w:rPr>
-        <w:t>)</w:t>
-      </w:r>
-      <w:r>
-        <w:rPr>
-          <w:rFonts w:ascii="Arial" w:hAnsi="Arial" w:cs="Arial"/>
+          <w:rFonts w:cs="Arial"/>
+        </w:rPr>
+        <w:t xml:space="preserve"> Special Break protection)</w:t>
+      </w:r>
+      <w:r>
+        <w:rPr>
+          <w:rFonts w:cs="Arial"/>
         </w:rPr>
         <w:t xml:space="preserve"> for the following: </w:t>
       </w:r>
@@ -2179,48 +2254,48 @@
         <w:ind w:left="709" w:hanging="360"/>
         <w:jc w:val="both"/>
         <w:rPr>
-          <w:rFonts w:ascii="Arial" w:hAnsi="Arial" w:cs="Arial"/>
-        </w:rPr>
-      </w:pPr>
-      <w:r>
-        <w:rPr>
-          <w:rFonts w:ascii="Arial" w:hAnsi="Arial" w:cs="Arial"/>
+          <w:rFonts w:cs="Arial"/>
+        </w:rPr>
+      </w:pPr>
+      <w:r>
+        <w:rPr>
+          <w:rFonts w:cs="Arial"/>
         </w:rPr>
         <w:t xml:space="preserve">All </w:t>
       </w:r>
       <w:r>
         <w:rPr>
-          <w:rFonts w:ascii="Arial" w:hAnsi="Arial" w:cs="Arial"/>
+          <w:rFonts w:cs="Arial"/>
         </w:rPr>
         <w:t>c</w:t>
       </w:r>
       <w:r>
         <w:rPr>
-          <w:rFonts w:ascii="Arial" w:hAnsi="Arial" w:cs="Arial"/>
+          <w:rFonts w:cs="Arial"/>
         </w:rPr>
         <w:t>oded</w:t>
       </w:r>
       <w:r>
         <w:rPr>
-          <w:rFonts w:ascii="Arial" w:hAnsi="Arial" w:cs="Arial"/>
+          <w:rFonts w:cs="Arial"/>
         </w:rPr>
         <w:t xml:space="preserve">, </w:t>
       </w:r>
       <w:r>
         <w:rPr>
-          <w:rFonts w:ascii="Arial" w:hAnsi="Arial" w:cs="Arial"/>
+          <w:rFonts w:cs="Arial"/>
         </w:rPr>
         <w:t xml:space="preserve">clinically triaged </w:t>
       </w:r>
       <w:r>
         <w:rPr>
-          <w:rFonts w:ascii="Arial" w:hAnsi="Arial" w:cs="Arial"/>
+          <w:rFonts w:cs="Arial"/>
         </w:rPr>
         <w:t>ILT (Purple/Red)</w:t>
       </w:r>
       <w:r>
         <w:rPr>
-          <w:rFonts w:ascii="Arial" w:hAnsi="Arial" w:cs="Arial"/>
+          <w:rFonts w:cs="Arial"/>
         </w:rPr>
         <w:t xml:space="preserve"> incidents</w:t>
       </w:r>
@@ -2235,14 +2310,13 @@
         <w:ind w:left="709" w:hanging="360"/>
         <w:jc w:val="both"/>
         <w:rPr>
-          <w:rFonts w:ascii="Arial" w:hAnsi="Arial" w:cs="Arial"/>
-        </w:rPr>
-      </w:pPr>
-      <w:r>
-        <w:rPr>
-          <w:rFonts w:ascii="Arial" w:hAnsi="Arial" w:cs="Arial"/>
-        </w:rPr>
-        <w:lastRenderedPageBreak/>
+          <w:rFonts w:cs="Arial"/>
+        </w:rPr>
+      </w:pPr>
+      <w:r>
+        <w:rPr>
+          <w:rFonts w:cs="Arial"/>
+        </w:rPr>
         <w:t>Major Incidents</w:t>
       </w:r>
     </w:p>
@@ -2256,12 +2330,12 @@
         <w:ind w:left="709" w:hanging="360"/>
         <w:jc w:val="both"/>
         <w:rPr>
-          <w:rFonts w:ascii="Arial" w:hAnsi="Arial" w:cs="Arial"/>
-        </w:rPr>
-      </w:pPr>
-      <w:r>
-        <w:rPr>
-          <w:rFonts w:ascii="Arial" w:hAnsi="Arial" w:cs="Arial"/>
+          <w:rFonts w:cs="Arial"/>
+        </w:rPr>
+      </w:pPr>
+      <w:r>
+        <w:rPr>
+          <w:rFonts w:cs="Arial"/>
         </w:rPr>
         <w:t xml:space="preserve">SORT PDAs (SORT Teams only) </w:t>
       </w:r>
@@ -2272,14 +2346,14 @@
         <w:ind w:left="284"/>
         <w:jc w:val="both"/>
         <w:rPr>
-          <w:rFonts w:ascii="Arial" w:hAnsi="Arial" w:cs="Arial"/>
+          <w:rFonts w:cs="Arial"/>
           <w:i/>
           <w:iCs/>
         </w:rPr>
       </w:pPr>
       <w:r>
         <w:rPr>
-          <w:rFonts w:ascii="Arial" w:hAnsi="Arial" w:cs="Arial"/>
+          <w:rFonts w:cs="Arial"/>
           <w:i/>
           <w:iCs/>
         </w:rPr>
@@ -2287,7 +2361,7 @@
       </w:r>
       <w:r>
         <w:rPr>
-          <w:rFonts w:ascii="Arial" w:hAnsi="Arial" w:cs="Arial"/>
+          <w:rFonts w:cs="Arial"/>
           <w:i/>
           <w:iCs/>
         </w:rPr>
@@ -2295,7 +2369,7 @@
       </w:r>
       <w:r>
         <w:rPr>
-          <w:rFonts w:ascii="Arial" w:hAnsi="Arial" w:cs="Arial"/>
+          <w:rFonts w:cs="Arial"/>
           <w:i/>
           <w:iCs/>
         </w:rPr>
@@ -2303,7 +2377,7 @@
       </w:r>
       <w:r>
         <w:rPr>
-          <w:rFonts w:ascii="Arial" w:hAnsi="Arial" w:cs="Arial"/>
+          <w:rFonts w:cs="Arial"/>
           <w:i/>
           <w:iCs/>
         </w:rPr>
@@ -2311,7 +2385,7 @@
       </w:r>
       <w:r>
         <w:rPr>
-          <w:rFonts w:ascii="Arial" w:hAnsi="Arial" w:cs="Arial"/>
+          <w:rFonts w:cs="Arial"/>
           <w:i/>
           <w:iCs/>
         </w:rPr>
@@ -2319,7 +2393,7 @@
       </w:r>
       <w:r>
         <w:rPr>
-          <w:rFonts w:ascii="Arial" w:hAnsi="Arial" w:cs="Arial"/>
+          <w:rFonts w:cs="Arial"/>
           <w:i/>
           <w:iCs/>
         </w:rPr>
@@ -2327,7 +2401,7 @@
       </w:r>
       <w:r>
         <w:rPr>
-          <w:rFonts w:ascii="Arial" w:hAnsi="Arial" w:cs="Arial"/>
+          <w:rFonts w:cs="Arial"/>
           <w:i/>
           <w:iCs/>
         </w:rPr>
@@ -2335,7 +2409,7 @@
       </w:r>
       <w:r>
         <w:rPr>
-          <w:rFonts w:ascii="Arial" w:hAnsi="Arial" w:cs="Arial"/>
+          <w:rFonts w:cs="Arial"/>
           <w:i/>
           <w:iCs/>
         </w:rPr>
@@ -2348,30 +2422,52 @@
         <w:ind w:left="284"/>
         <w:jc w:val="both"/>
         <w:rPr>
-          <w:rFonts w:ascii="Arial" w:hAnsi="Arial" w:cs="Arial"/>
-        </w:rPr>
-      </w:pPr>
-      <w:r>
-        <w:rPr>
-          <w:rFonts w:ascii="Arial" w:hAnsi="Arial" w:cs="Arial"/>
-        </w:rPr>
+          <w:rFonts w:cs="Arial"/>
+        </w:rPr>
+      </w:pPr>
+      <w:r>
+        <w:rPr>
+          <w:rFonts w:cs="Arial"/>
+        </w:rPr>
+        <w:lastRenderedPageBreak/>
         <w:t>This is described in the procedures below:</w:t>
       </w:r>
     </w:p>
     <w:p>
-      <w:pPr>
-        <w:pStyle w:val="Heading1"/>
-      </w:pPr>
+      <w:proofErr w:type="gramStart"/>
       <w:r>
         <w:t>[para]</w:t>
       </w:r>
       <w:r>
-        <w:t xml:space="preserve">Protection </w:t>
-      </w:r>
-      <w:r>
+        <w:t xml:space="preserve"> </w:t>
+      </w:r>
+      <w:r>
+        <w:rPr>
+          <w:b/>
+          <w:bCs/>
+        </w:rPr>
+        <w:t>Protection</w:t>
+      </w:r>
+      <w:proofErr w:type="gramEnd"/>
+      <w:r>
+        <w:rPr>
+          <w:b/>
+          <w:bCs/>
+        </w:rPr>
+        <w:t xml:space="preserve"> </w:t>
+      </w:r>
+      <w:r>
+        <w:rPr>
+          <w:b/>
+          <w:bCs/>
+        </w:rPr>
         <w:t>Prior to a Rest Break Window</w:t>
       </w:r>
       <w:r>
+        <w:rPr>
+          <w:b/>
+          <w:bCs/>
+        </w:rPr>
         <w:t>:</w:t>
       </w:r>
       <w:r>
@@ -2389,34 +2485,27 @@
         <w:ind w:right="91"/>
         <w:jc w:val="both"/>
         <w:rPr>
-          <w:rFonts w:ascii="Arial" w:hAnsi="Arial" w:cs="Arial"/>
+          <w:rFonts w:cs="Arial"/>
           <w:color w:val="000000" w:themeColor="text1"/>
         </w:rPr>
       </w:pPr>
       <w:r>
         <w:rPr>
-          <w:rFonts w:ascii="Arial" w:hAnsi="Arial" w:cs="Arial"/>
+          <w:rFonts w:cs="Arial"/>
           <w:color w:val="000000" w:themeColor="text1"/>
         </w:rPr>
         <w:t xml:space="preserve">Where a crew are on station, and in the 15 minutes prior to a rest period window opening the crew will have the opportunity to </w:t>
       </w:r>
       <w:r>
         <w:rPr>
-          <w:rFonts w:ascii="Arial" w:hAnsi="Arial" w:cs="Arial"/>
+          <w:rFonts w:cs="Arial"/>
           <w:color w:val="000000" w:themeColor="text1"/>
         </w:rPr>
-        <w:t>request</w:t>
-      </w:r>
-      <w:r>
-        <w:rPr>
-          <w:rFonts w:ascii="Arial" w:hAnsi="Arial" w:cs="Arial"/>
-          <w:color w:val="000000" w:themeColor="text1"/>
-        </w:rPr>
-        <w:t xml:space="preserve"> </w:t>
-      </w:r>
-      <w:r>
-        <w:rPr>
-          <w:rFonts w:ascii="Arial" w:hAnsi="Arial" w:cs="Arial"/>
+        <w:t xml:space="preserve">request </w:t>
+      </w:r>
+      <w:r>
+        <w:rPr>
+          <w:rFonts w:cs="Arial"/>
           <w:color w:val="000000" w:themeColor="text1"/>
         </w:rPr>
         <w:t>their rest period early.</w:t>
@@ -2433,37 +2522,53 @@
         <w:ind w:right="91"/>
         <w:jc w:val="both"/>
         <w:rPr>
-          <w:rFonts w:ascii="Arial" w:hAnsi="Arial" w:cs="Arial"/>
+          <w:rFonts w:cs="Arial"/>
           <w:color w:val="000000" w:themeColor="text1"/>
         </w:rPr>
       </w:pPr>
       <w:r>
         <w:rPr>
-          <w:rFonts w:ascii="Arial" w:hAnsi="Arial" w:cs="Arial"/>
+          <w:rFonts w:cs="Arial"/>
           <w:color w:val="000000" w:themeColor="text1"/>
         </w:rPr>
         <w:t xml:space="preserve">Clarifier – the dispatcher </w:t>
       </w:r>
       <w:r>
         <w:rPr>
-          <w:rFonts w:ascii="Arial" w:hAnsi="Arial" w:cs="Arial"/>
+          <w:rFonts w:cs="Arial"/>
           <w:color w:val="000000" w:themeColor="text1"/>
         </w:rPr>
         <w:t>should</w:t>
       </w:r>
       <w:r>
         <w:rPr>
-          <w:rFonts w:ascii="Arial" w:hAnsi="Arial" w:cs="Arial"/>
+          <w:rFonts w:cs="Arial"/>
           <w:color w:val="000000" w:themeColor="text1"/>
         </w:rPr>
-        <w:t xml:space="preserve"> not offer this</w:t>
-      </w:r>
-      <w:r>
-        <w:rPr>
-          <w:rFonts w:ascii="Arial" w:hAnsi="Arial" w:cs="Arial"/>
+        <w:t xml:space="preserve"> not offer </w:t>
+      </w:r>
+      <w:proofErr w:type="gramStart"/>
+      <w:r>
+        <w:rPr>
+          <w:rFonts w:cs="Arial"/>
           <w:color w:val="000000" w:themeColor="text1"/>
         </w:rPr>
-        <w:t>, it should be requested by the crew.</w:t>
+        <w:t>this</w:t>
+      </w:r>
+      <w:r>
+        <w:rPr>
+          <w:rFonts w:cs="Arial"/>
+          <w:color w:val="000000" w:themeColor="text1"/>
+        </w:rPr>
+        <w:t>,</w:t>
+      </w:r>
+      <w:proofErr w:type="gramEnd"/>
+      <w:r>
+        <w:rPr>
+          <w:rFonts w:cs="Arial"/>
+          <w:color w:val="000000" w:themeColor="text1"/>
+        </w:rPr>
+        <w:t xml:space="preserve"> it should be requested by the crew.</w:t>
       </w:r>
     </w:p>
     <w:p>
@@ -2476,18 +2581,18 @@
         <w:spacing w:after="242" w:line="360" w:lineRule="auto"/>
         <w:jc w:val="both"/>
         <w:rPr>
-          <w:rFonts w:ascii="Arial" w:hAnsi="Arial" w:cs="Arial"/>
-        </w:rPr>
-      </w:pPr>
-      <w:r>
-        <w:rPr>
-          <w:rFonts w:ascii="Arial" w:hAnsi="Arial" w:cs="Arial"/>
+          <w:rFonts w:cs="Arial"/>
+        </w:rPr>
+      </w:pPr>
+      <w:r>
+        <w:rPr>
+          <w:rFonts w:cs="Arial"/>
         </w:rPr>
         <w:t xml:space="preserve">A crew will not be allocated to </w:t>
       </w:r>
       <w:r>
         <w:rPr>
-          <w:rFonts w:ascii="Arial" w:hAnsi="Arial" w:cs="Arial"/>
+          <w:rFonts w:cs="Arial"/>
           <w:b/>
           <w:bCs/>
         </w:rPr>
@@ -2495,7 +2600,7 @@
       </w:r>
       <w:r>
         <w:rPr>
-          <w:rFonts w:ascii="Arial" w:hAnsi="Arial" w:cs="Arial"/>
+          <w:rFonts w:cs="Arial"/>
           <w:b/>
           <w:bCs/>
         </w:rPr>
@@ -2503,7 +2608,7 @@
       </w:r>
       <w:r>
         <w:rPr>
-          <w:rFonts w:ascii="Arial" w:hAnsi="Arial" w:cs="Arial"/>
+          <w:rFonts w:cs="Arial"/>
           <w:b/>
           <w:bCs/>
         </w:rPr>
@@ -2511,13 +2616,13 @@
       </w:r>
       <w:r>
         <w:rPr>
-          <w:rFonts w:ascii="Arial" w:hAnsi="Arial" w:cs="Arial"/>
+          <w:rFonts w:cs="Arial"/>
         </w:rPr>
         <w:t xml:space="preserve"> </w:t>
       </w:r>
       <w:r>
         <w:rPr>
-          <w:rFonts w:ascii="Arial" w:hAnsi="Arial" w:cs="Arial"/>
+          <w:rFonts w:cs="Arial"/>
         </w:rPr>
         <w:t xml:space="preserve">1 hour prior to the rest break window opening. </w:t>
       </w:r>
@@ -2532,30 +2637,30 @@
         <w:spacing w:after="242" w:line="360" w:lineRule="auto"/>
         <w:jc w:val="both"/>
         <w:rPr>
-          <w:rFonts w:ascii="Arial" w:hAnsi="Arial" w:cs="Arial"/>
-        </w:rPr>
-      </w:pPr>
-      <w:r>
-        <w:rPr>
-          <w:rFonts w:ascii="Arial" w:hAnsi="Arial" w:cs="Arial"/>
+          <w:rFonts w:cs="Arial"/>
+        </w:rPr>
+      </w:pPr>
+      <w:r>
+        <w:rPr>
+          <w:rFonts w:cs="Arial"/>
         </w:rPr>
         <w:t xml:space="preserve">A </w:t>
       </w:r>
       <w:r>
         <w:rPr>
-          <w:rFonts w:ascii="Arial" w:hAnsi="Arial" w:cs="Arial"/>
+          <w:rFonts w:cs="Arial"/>
         </w:rPr>
         <w:t>crew</w:t>
       </w:r>
       <w:r>
         <w:rPr>
-          <w:rFonts w:ascii="Arial" w:hAnsi="Arial" w:cs="Arial"/>
+          <w:rFonts w:cs="Arial"/>
         </w:rPr>
         <w:t xml:space="preserve"> will not be allocated to a </w:t>
       </w:r>
       <w:r>
         <w:rPr>
-          <w:rFonts w:ascii="Arial" w:hAnsi="Arial" w:cs="Arial"/>
+          <w:rFonts w:cs="Arial"/>
           <w:b/>
           <w:bCs/>
         </w:rPr>
@@ -2563,7 +2668,7 @@
       </w:r>
       <w:r>
         <w:rPr>
-          <w:rFonts w:ascii="Arial" w:hAnsi="Arial" w:cs="Arial"/>
+          <w:rFonts w:cs="Arial"/>
         </w:rPr>
         <w:t xml:space="preserve"> call 30 minutes prior to a rest break window opening. </w:t>
       </w:r>
@@ -2578,7 +2683,7 @@
         <w:spacing w:after="242" w:line="360" w:lineRule="auto"/>
         <w:jc w:val="both"/>
         <w:rPr>
-          <w:rFonts w:ascii="Arial" w:hAnsi="Arial" w:cs="Arial"/>
+          <w:rFonts w:cs="Arial"/>
           <w:i/>
           <w:iCs/>
           <w:color w:val="0070C0"/>
@@ -2586,7 +2691,7 @@
       </w:pPr>
       <w:r>
         <w:rPr>
-          <w:rFonts w:ascii="Arial" w:hAnsi="Arial" w:cs="Arial"/>
+          <w:rFonts w:cs="Arial"/>
           <w:i/>
           <w:iCs/>
           <w:color w:val="0070C0"/>
@@ -2595,49 +2700,61 @@
       </w:r>
       <w:r>
         <w:rPr>
-          <w:rFonts w:ascii="Arial" w:hAnsi="Arial" w:cs="Arial"/>
+          <w:rFonts w:cs="Arial"/>
           <w:i/>
           <w:iCs/>
           <w:color w:val="0070C0"/>
         </w:rPr>
-        <w:t xml:space="preserve"> </w:t>
-      </w:r>
-      <w:r>
-        <w:rPr>
-          <w:rFonts w:ascii="Arial" w:hAnsi="Arial" w:cs="Arial"/>
+        <w:t xml:space="preserve"> it is important that we try and rest crews as early as possible to prevent later unavailability, Timed Admission and Yellow protection prior to a rest break increase the opportunity to rest a crew as early as possible within the window. </w:t>
+      </w:r>
+    </w:p>
+    <w:p>
+      <w:pPr>
+        <w:spacing w:after="242" w:line="360" w:lineRule="auto"/>
+        <w:jc w:val="both"/>
+        <w:rPr>
+          <w:rFonts w:cs="Arial"/>
           <w:i/>
           <w:iCs/>
           <w:color w:val="0070C0"/>
         </w:rPr>
-        <w:t xml:space="preserve">it is important that we try and rest crews as early as possible to prevent later unavailability, Timed Admission and Yellow protection prior to a rest break increase the opportunity to rest a crew as early as possible within the window. </w:t>
-      </w:r>
-    </w:p>
-    <w:p>
-      <w:pPr>
-        <w:spacing w:after="242" w:line="360" w:lineRule="auto"/>
-        <w:jc w:val="both"/>
-        <w:rPr>
-          <w:rFonts w:ascii="Arial" w:hAnsi="Arial" w:cs="Arial"/>
-          <w:i/>
-          <w:iCs/>
-          <w:color w:val="0070C0"/>
-        </w:rPr>
-      </w:pPr>
-    </w:p>
-    <w:p>
-      <w:pPr>
-        <w:pStyle w:val="Heading1"/>
-      </w:pPr>
+      </w:pPr>
+    </w:p>
+    <w:p>
+      <w:proofErr w:type="gramStart"/>
       <w:r>
         <w:t>[para]</w:t>
       </w:r>
       <w:r>
-        <w:t xml:space="preserve">Protection </w:t>
-      </w:r>
-      <w:r>
+        <w:t xml:space="preserve"> </w:t>
+      </w:r>
+      <w:r>
+        <w:rPr>
+          <w:b/>
+          <w:bCs/>
+        </w:rPr>
+        <w:t>Protection</w:t>
+      </w:r>
+      <w:proofErr w:type="gramEnd"/>
+      <w:r>
+        <w:rPr>
+          <w:b/>
+          <w:bCs/>
+        </w:rPr>
+        <w:t xml:space="preserve"> </w:t>
+      </w:r>
+      <w:r>
+        <w:rPr>
+          <w:b/>
+          <w:bCs/>
+        </w:rPr>
         <w:t>During a Rest Break Window</w:t>
       </w:r>
       <w:r>
+        <w:rPr>
+          <w:b/>
+          <w:bCs/>
+        </w:rPr>
         <w:t>:</w:t>
       </w:r>
     </w:p>
@@ -2652,67 +2769,67 @@
         <w:ind w:left="709" w:right="91"/>
         <w:jc w:val="both"/>
         <w:rPr>
-          <w:rFonts w:ascii="Arial" w:hAnsi="Arial" w:cs="Arial"/>
+          <w:rFonts w:cs="Arial"/>
           <w:color w:val="000000" w:themeColor="text1"/>
         </w:rPr>
       </w:pPr>
       <w:r>
         <w:rPr>
-          <w:rFonts w:ascii="Arial" w:hAnsi="Arial" w:cs="Arial"/>
+          <w:rFonts w:cs="Arial"/>
         </w:rPr>
         <w:t xml:space="preserve">Where a </w:t>
       </w:r>
       <w:r>
         <w:rPr>
-          <w:rFonts w:ascii="Arial" w:hAnsi="Arial" w:cs="Arial"/>
+          <w:rFonts w:cs="Arial"/>
         </w:rPr>
         <w:t>staff member</w:t>
       </w:r>
       <w:r>
         <w:rPr>
-          <w:rFonts w:ascii="Arial" w:hAnsi="Arial" w:cs="Arial"/>
+          <w:rFonts w:cs="Arial"/>
         </w:rPr>
         <w:t xml:space="preserve"> requests a break at the location they are currentl</w:t>
       </w:r>
       <w:r>
         <w:rPr>
-          <w:rFonts w:ascii="Arial" w:hAnsi="Arial" w:cs="Arial"/>
+          <w:rFonts w:cs="Arial"/>
         </w:rPr>
         <w:t>y</w:t>
       </w:r>
       <w:r>
         <w:rPr>
-          <w:rFonts w:ascii="Arial" w:hAnsi="Arial" w:cs="Arial"/>
+          <w:rFonts w:cs="Arial"/>
         </w:rPr>
         <w:t xml:space="preserve"> in</w:t>
       </w:r>
       <w:r>
         <w:rPr>
-          <w:rFonts w:ascii="Arial" w:hAnsi="Arial" w:cs="Arial"/>
+          <w:rFonts w:cs="Arial"/>
         </w:rPr>
         <w:t>, e.g. at the nearest ambulance station or at hospital</w:t>
       </w:r>
       <w:r>
         <w:rPr>
-          <w:rFonts w:ascii="Arial" w:hAnsi="Arial" w:cs="Arial"/>
+          <w:rFonts w:cs="Arial"/>
         </w:rPr>
         <w:t>,</w:t>
       </w:r>
       <w:r>
         <w:rPr>
-          <w:rFonts w:ascii="Arial" w:hAnsi="Arial" w:cs="Arial"/>
+          <w:rFonts w:cs="Arial"/>
         </w:rPr>
         <w:t xml:space="preserve"> this should be </w:t>
       </w:r>
       <w:r>
         <w:rPr>
-          <w:rFonts w:ascii="Arial" w:hAnsi="Arial" w:cs="Arial"/>
+          <w:rFonts w:cs="Arial"/>
         </w:rPr>
         <w:t>agreed,</w:t>
       </w:r>
       <w:r>
         <w:rPr>
-          <w:rFonts w:ascii="Arial" w:hAnsi="Arial" w:cs="Arial"/>
+          <w:rFonts w:cs="Arial"/>
         </w:rPr>
         <w:t xml:space="preserve"> and the crew should be booked off. </w:t>
       </w:r>
@@ -2728,19 +2845,19 @@
         <w:ind w:left="709" w:right="91"/>
         <w:jc w:val="both"/>
         <w:rPr>
-          <w:rFonts w:ascii="Arial" w:hAnsi="Arial" w:cs="Arial"/>
+          <w:rFonts w:cs="Arial"/>
           <w:color w:val="000000" w:themeColor="text1"/>
         </w:rPr>
       </w:pPr>
       <w:r>
         <w:rPr>
-          <w:rFonts w:ascii="Arial" w:hAnsi="Arial" w:cs="Arial"/>
+          <w:rFonts w:cs="Arial"/>
         </w:rPr>
         <w:t xml:space="preserve">A crew will not be allocated to a </w:t>
       </w:r>
       <w:r>
         <w:rPr>
-          <w:rFonts w:ascii="Arial" w:hAnsi="Arial" w:cs="Arial"/>
+          <w:rFonts w:cs="Arial"/>
           <w:b/>
           <w:bCs/>
         </w:rPr>
@@ -2748,7 +2865,7 @@
       </w:r>
       <w:r>
         <w:rPr>
-          <w:rFonts w:ascii="Arial" w:hAnsi="Arial" w:cs="Arial"/>
+          <w:rFonts w:cs="Arial"/>
           <w:b/>
           <w:bCs/>
         </w:rPr>
@@ -2756,7 +2873,7 @@
       </w:r>
       <w:r>
         <w:rPr>
-          <w:rFonts w:ascii="Arial" w:hAnsi="Arial" w:cs="Arial"/>
+          <w:rFonts w:cs="Arial"/>
           <w:b/>
           <w:bCs/>
         </w:rPr>
@@ -2764,19 +2881,19 @@
       </w:r>
       <w:r>
         <w:rPr>
-          <w:rFonts w:ascii="Arial" w:hAnsi="Arial" w:cs="Arial"/>
+          <w:rFonts w:cs="Arial"/>
         </w:rPr>
         <w:t xml:space="preserve"> </w:t>
       </w:r>
       <w:r>
         <w:rPr>
-          <w:rFonts w:ascii="Arial" w:hAnsi="Arial" w:cs="Arial"/>
+          <w:rFonts w:cs="Arial"/>
         </w:rPr>
         <w:t>until the rest break is complete</w:t>
       </w:r>
       <w:r>
         <w:rPr>
-          <w:rFonts w:ascii="Arial" w:hAnsi="Arial" w:cs="Arial"/>
+          <w:rFonts w:cs="Arial"/>
         </w:rPr>
         <w:t>.</w:t>
       </w:r>
@@ -2792,19 +2909,19 @@
         <w:ind w:left="709" w:right="91"/>
         <w:jc w:val="both"/>
         <w:rPr>
-          <w:rFonts w:ascii="Arial" w:hAnsi="Arial" w:cs="Arial"/>
+          <w:rFonts w:cs="Arial"/>
           <w:color w:val="000000" w:themeColor="text1"/>
         </w:rPr>
       </w:pPr>
       <w:r>
         <w:rPr>
-          <w:rFonts w:ascii="Arial" w:hAnsi="Arial" w:cs="Arial"/>
+          <w:rFonts w:cs="Arial"/>
         </w:rPr>
         <w:t xml:space="preserve">A crew will not be allocated to a </w:t>
       </w:r>
       <w:r>
         <w:rPr>
-          <w:rFonts w:ascii="Arial" w:hAnsi="Arial" w:cs="Arial"/>
+          <w:rFonts w:cs="Arial"/>
           <w:b/>
           <w:bCs/>
         </w:rPr>
@@ -2812,13 +2929,13 @@
       </w:r>
       <w:r>
         <w:rPr>
-          <w:rFonts w:ascii="Arial" w:hAnsi="Arial" w:cs="Arial"/>
+          <w:rFonts w:cs="Arial"/>
         </w:rPr>
         <w:t>until the rest break is complete.</w:t>
       </w:r>
       <w:r>
         <w:rPr>
-          <w:rFonts w:ascii="Arial" w:hAnsi="Arial" w:cs="Arial"/>
+          <w:rFonts w:cs="Arial"/>
         </w:rPr>
         <w:t xml:space="preserve"> </w:t>
       </w:r>
@@ -2834,62 +2951,49 @@
         <w:ind w:left="709" w:right="91"/>
         <w:jc w:val="both"/>
         <w:rPr>
-          <w:rFonts w:ascii="Arial" w:hAnsi="Arial" w:cs="Arial"/>
+          <w:rFonts w:cs="Arial"/>
           <w:color w:val="000000" w:themeColor="text1"/>
         </w:rPr>
       </w:pPr>
       <w:r>
         <w:rPr>
-          <w:rFonts w:ascii="Arial" w:hAnsi="Arial" w:cs="Arial"/>
-        </w:rPr>
-        <w:lastRenderedPageBreak/>
-        <w:t xml:space="preserve">If a crew reach the mid-point of the rest break window </w:t>
-      </w:r>
-      <w:r>
-        <w:rPr>
-          <w:rFonts w:ascii="Arial" w:hAnsi="Arial" w:cs="Arial"/>
-        </w:rPr>
-        <w:t>without com</w:t>
-      </w:r>
-      <w:r>
-        <w:rPr>
-          <w:rFonts w:ascii="Arial" w:hAnsi="Arial" w:cs="Arial"/>
+          <w:rFonts w:cs="Arial"/>
+        </w:rPr>
+        <w:t>If a crew reach the mid-point of the rest break window without com</w:t>
+      </w:r>
+      <w:r>
+        <w:rPr>
+          <w:rFonts w:cs="Arial"/>
         </w:rPr>
         <w:t>me</w:t>
       </w:r>
       <w:r>
         <w:rPr>
-          <w:rFonts w:ascii="Arial" w:hAnsi="Arial" w:cs="Arial"/>
+          <w:rFonts w:cs="Arial"/>
         </w:rPr>
         <w:t>n</w:t>
       </w:r>
       <w:r>
         <w:rPr>
-          <w:rFonts w:ascii="Arial" w:hAnsi="Arial" w:cs="Arial"/>
+          <w:rFonts w:cs="Arial"/>
         </w:rPr>
         <w:t>cing</w:t>
       </w:r>
       <w:r>
         <w:rPr>
-          <w:rFonts w:ascii="Arial" w:hAnsi="Arial" w:cs="Arial"/>
+          <w:rFonts w:cs="Arial"/>
         </w:rPr>
         <w:t xml:space="preserve"> </w:t>
       </w:r>
       <w:r>
         <w:rPr>
-          <w:rFonts w:ascii="Arial" w:hAnsi="Arial" w:cs="Arial"/>
-        </w:rPr>
-        <w:t>their rest break</w:t>
-      </w:r>
-      <w:r>
-        <w:rPr>
-          <w:rFonts w:ascii="Arial" w:hAnsi="Arial" w:cs="Arial"/>
-        </w:rPr>
-        <w:t xml:space="preserve">, they will no longer be allocated to an </w:t>
-      </w:r>
-      <w:r>
-        <w:rPr>
-          <w:rFonts w:ascii="Arial" w:hAnsi="Arial" w:cs="Arial"/>
+          <w:rFonts w:cs="Arial"/>
+        </w:rPr>
+        <w:t xml:space="preserve">their rest break, they will no longer be allocated to an </w:t>
+      </w:r>
+      <w:r>
+        <w:rPr>
+          <w:rFonts w:cs="Arial"/>
           <w:b/>
           <w:bCs/>
         </w:rPr>
@@ -2897,7 +3001,7 @@
       </w:r>
       <w:r>
         <w:rPr>
-          <w:rFonts w:ascii="Arial" w:hAnsi="Arial" w:cs="Arial"/>
+          <w:rFonts w:cs="Arial"/>
         </w:rPr>
         <w:t xml:space="preserve">until the rest break is complete. </w:t>
       </w:r>
@@ -2913,24 +3017,24 @@
         <w:ind w:left="709" w:right="91"/>
         <w:jc w:val="both"/>
         <w:rPr>
-          <w:rFonts w:ascii="Arial" w:hAnsi="Arial" w:cs="Arial"/>
-        </w:rPr>
-      </w:pPr>
-      <w:r>
-        <w:rPr>
-          <w:rFonts w:ascii="Arial" w:hAnsi="Arial" w:cs="Arial"/>
+          <w:rFonts w:cs="Arial"/>
+        </w:rPr>
+      </w:pPr>
+      <w:r>
+        <w:rPr>
+          <w:rFonts w:cs="Arial"/>
         </w:rPr>
         <w:t xml:space="preserve">Crews </w:t>
       </w:r>
       <w:r>
         <w:rPr>
-          <w:rFonts w:ascii="Arial" w:hAnsi="Arial" w:cs="Arial"/>
+          <w:rFonts w:cs="Arial"/>
         </w:rPr>
         <w:t xml:space="preserve">will only be allocated to a </w:t>
       </w:r>
       <w:r>
         <w:rPr>
-          <w:rFonts w:ascii="Arial" w:hAnsi="Arial" w:cs="Arial"/>
+          <w:rFonts w:cs="Arial"/>
           <w:b/>
           <w:bCs/>
         </w:rPr>
@@ -2938,19 +3042,19 @@
       </w:r>
       <w:r>
         <w:rPr>
-          <w:rFonts w:ascii="Arial" w:hAnsi="Arial" w:cs="Arial"/>
+          <w:rFonts w:cs="Arial"/>
         </w:rPr>
         <w:t xml:space="preserve"> </w:t>
       </w:r>
       <w:r>
         <w:rPr>
-          <w:rFonts w:ascii="Arial" w:hAnsi="Arial" w:cs="Arial"/>
+          <w:rFonts w:cs="Arial"/>
         </w:rPr>
         <w:t xml:space="preserve">or </w:t>
       </w:r>
       <w:r>
         <w:rPr>
-          <w:rFonts w:ascii="Arial" w:hAnsi="Arial" w:cs="Arial"/>
+          <w:rFonts w:cs="Arial"/>
           <w:b/>
           <w:bCs/>
         </w:rPr>
@@ -2958,88 +3062,105 @@
       </w:r>
       <w:r>
         <w:rPr>
-          <w:rFonts w:ascii="Arial" w:hAnsi="Arial" w:cs="Arial"/>
+          <w:rFonts w:cs="Arial"/>
         </w:rPr>
         <w:t xml:space="preserve"> </w:t>
       </w:r>
       <w:r>
         <w:rPr>
-          <w:rFonts w:ascii="Arial" w:hAnsi="Arial" w:cs="Arial"/>
+          <w:rFonts w:cs="Arial"/>
         </w:rPr>
         <w:t xml:space="preserve">inter facility transfer where there is no other resource </w:t>
       </w:r>
       <w:r>
         <w:rPr>
-          <w:rFonts w:ascii="Arial" w:hAnsi="Arial" w:cs="Arial"/>
+          <w:rFonts w:cs="Arial"/>
           <w:highlight w:val="yellow"/>
         </w:rPr>
         <w:t xml:space="preserve">immediately </w:t>
       </w:r>
       <w:r>
         <w:rPr>
-          <w:rFonts w:ascii="Arial" w:hAnsi="Arial" w:cs="Arial"/>
+          <w:rFonts w:cs="Arial"/>
           <w:highlight w:val="yellow"/>
         </w:rPr>
         <w:t>available</w:t>
       </w:r>
       <w:r>
         <w:rPr>
-          <w:rFonts w:ascii="Arial" w:hAnsi="Arial" w:cs="Arial"/>
+          <w:rFonts w:cs="Arial"/>
         </w:rPr>
         <w:t>.</w:t>
       </w:r>
       <w:r>
         <w:rPr>
-          <w:rFonts w:ascii="Arial" w:hAnsi="Arial" w:cs="Arial"/>
+          <w:rFonts w:cs="Arial"/>
         </w:rPr>
         <w:t xml:space="preserve"> </w:t>
       </w:r>
       <w:r>
         <w:rPr>
-          <w:rFonts w:ascii="Arial" w:hAnsi="Arial" w:cs="Arial"/>
+          <w:rFonts w:cs="Arial"/>
           <w:highlight w:val="green"/>
         </w:rPr>
         <w:t>In practice this means</w:t>
       </w:r>
       <w:r>
         <w:rPr>
-          <w:rFonts w:ascii="Arial" w:hAnsi="Arial" w:cs="Arial"/>
+          <w:rFonts w:cs="Arial"/>
           <w:highlight w:val="green"/>
         </w:rPr>
         <w:t xml:space="preserve"> where the alternative resource is under</w:t>
       </w:r>
       <w:r>
         <w:rPr>
-          <w:rFonts w:ascii="Arial" w:hAnsi="Arial" w:cs="Arial"/>
+          <w:rFonts w:cs="Arial"/>
           <w:highlight w:val="green"/>
         </w:rPr>
-        <w:t xml:space="preserve"> 10 mins </w:t>
-      </w:r>
-      <w:r>
-        <w:rPr>
-          <w:rFonts w:ascii="Arial" w:hAnsi="Arial" w:cs="Arial"/>
-          <w:highlight w:val="green"/>
-        </w:rPr>
-        <w:t>away</w:t>
-      </w:r>
-      <w:r>
-        <w:rPr>
-          <w:rFonts w:ascii="Arial" w:hAnsi="Arial" w:cs="Arial"/>
+        <w:t xml:space="preserve"> 10 mins away</w:t>
+      </w:r>
+      <w:r>
+        <w:rPr>
+          <w:rFonts w:cs="Arial"/>
         </w:rPr>
         <w:t>.</w:t>
       </w:r>
     </w:p>
     <w:p>
       <w:pPr>
-        <w:pStyle w:val="Heading1"/>
-      </w:pPr>
-      <w:r>
+        <w:rPr>
+          <w:b/>
+          <w:bCs/>
+        </w:rPr>
+      </w:pPr>
+      <w:proofErr w:type="gramStart"/>
+      <w:r>
+        <w:lastRenderedPageBreak/>
         <w:t>[para]</w:t>
       </w:r>
       <w:r>
-        <w:t xml:space="preserve">Protection </w:t>
-      </w:r>
-      <w:r>
+        <w:t xml:space="preserve"> </w:t>
+      </w:r>
+      <w:r>
+        <w:rPr>
+          <w:b/>
+          <w:bCs/>
+        </w:rPr>
+        <w:t>Protection</w:t>
+      </w:r>
+      <w:proofErr w:type="gramEnd"/>
+      <w:r>
+        <w:rPr>
+          <w:b/>
+          <w:bCs/>
+        </w:rPr>
+        <w:t xml:space="preserve"> </w:t>
+      </w:r>
+      <w:r>
+        <w:rPr>
+          <w:b/>
+          <w:bCs/>
+        </w:rPr>
         <w:t xml:space="preserve">After a Rest Break Window </w:t>
       </w:r>
     </w:p>
@@ -3054,18 +3175,18 @@
         <w:ind w:left="709" w:right="91"/>
         <w:jc w:val="both"/>
         <w:rPr>
-          <w:rFonts w:ascii="Arial" w:hAnsi="Arial" w:cs="Arial"/>
-        </w:rPr>
-      </w:pPr>
-      <w:r>
-        <w:rPr>
-          <w:rFonts w:ascii="Arial" w:hAnsi="Arial" w:cs="Arial"/>
+          <w:rFonts w:cs="Arial"/>
+        </w:rPr>
+      </w:pPr>
+      <w:r>
+        <w:rPr>
+          <w:rFonts w:cs="Arial"/>
         </w:rPr>
         <w:t xml:space="preserve">A crew will not be allocated to a </w:t>
       </w:r>
       <w:r>
         <w:rPr>
-          <w:rFonts w:ascii="Arial" w:hAnsi="Arial" w:cs="Arial"/>
+          <w:rFonts w:cs="Arial"/>
           <w:b/>
           <w:bCs/>
         </w:rPr>
@@ -3073,7 +3194,7 @@
       </w:r>
       <w:r>
         <w:rPr>
-          <w:rFonts w:ascii="Arial" w:hAnsi="Arial" w:cs="Arial"/>
+          <w:rFonts w:cs="Arial"/>
           <w:b/>
           <w:bCs/>
         </w:rPr>
@@ -3081,13 +3202,13 @@
       </w:r>
       <w:r>
         <w:rPr>
-          <w:rFonts w:ascii="Arial" w:hAnsi="Arial" w:cs="Arial"/>
+          <w:rFonts w:cs="Arial"/>
         </w:rPr>
         <w:t xml:space="preserve"> </w:t>
       </w:r>
       <w:r>
         <w:rPr>
-          <w:rFonts w:ascii="Arial" w:hAnsi="Arial" w:cs="Arial"/>
+          <w:rFonts w:cs="Arial"/>
         </w:rPr>
         <w:t xml:space="preserve">until the rest break is complete.  </w:t>
       </w:r>
@@ -3103,18 +3224,18 @@
         <w:ind w:left="709" w:right="91"/>
         <w:jc w:val="both"/>
         <w:rPr>
-          <w:rFonts w:ascii="Arial" w:hAnsi="Arial" w:cs="Arial"/>
-        </w:rPr>
-      </w:pPr>
-      <w:r>
-        <w:rPr>
-          <w:rFonts w:ascii="Arial" w:hAnsi="Arial" w:cs="Arial"/>
+          <w:rFonts w:cs="Arial"/>
+        </w:rPr>
+      </w:pPr>
+      <w:r>
+        <w:rPr>
+          <w:rFonts w:cs="Arial"/>
         </w:rPr>
         <w:t xml:space="preserve">A crew will not be allocated to a </w:t>
       </w:r>
       <w:r>
         <w:rPr>
-          <w:rFonts w:ascii="Arial" w:hAnsi="Arial" w:cs="Arial"/>
+          <w:rFonts w:cs="Arial"/>
           <w:b/>
           <w:bCs/>
         </w:rPr>
@@ -3122,7 +3243,7 @@
       </w:r>
       <w:r>
         <w:rPr>
-          <w:rFonts w:ascii="Arial" w:hAnsi="Arial" w:cs="Arial"/>
+          <w:rFonts w:cs="Arial"/>
         </w:rPr>
         <w:t xml:space="preserve"> until the rest break is complete. </w:t>
       </w:r>
@@ -3138,18 +3259,18 @@
         <w:ind w:left="709" w:right="91"/>
         <w:jc w:val="both"/>
         <w:rPr>
-          <w:rFonts w:ascii="Arial" w:hAnsi="Arial" w:cs="Arial"/>
-        </w:rPr>
-      </w:pPr>
-      <w:r>
-        <w:rPr>
-          <w:rFonts w:ascii="Arial" w:hAnsi="Arial" w:cs="Arial"/>
+          <w:rFonts w:cs="Arial"/>
+        </w:rPr>
+      </w:pPr>
+      <w:r>
+        <w:rPr>
+          <w:rFonts w:cs="Arial"/>
         </w:rPr>
         <w:t xml:space="preserve">A crew will not be allocated to an </w:t>
       </w:r>
       <w:r>
         <w:rPr>
-          <w:rFonts w:ascii="Arial" w:hAnsi="Arial" w:cs="Arial"/>
+          <w:rFonts w:cs="Arial"/>
           <w:b/>
           <w:bCs/>
         </w:rPr>
@@ -3157,7 +3278,7 @@
       </w:r>
       <w:r>
         <w:rPr>
-          <w:rFonts w:ascii="Arial" w:hAnsi="Arial" w:cs="Arial"/>
+          <w:rFonts w:cs="Arial"/>
         </w:rPr>
         <w:t>incident until the rest break is complete.</w:t>
       </w:r>
@@ -3178,31 +3299,45 @@
       </w:pPr>
       <w:r>
         <w:rPr>
-          <w:rFonts w:ascii="Arial" w:hAnsi="Arial" w:cs="Arial"/>
+          <w:rFonts w:cs="Arial"/>
         </w:rPr>
         <w:t xml:space="preserve">Crews </w:t>
       </w:r>
       <w:r>
         <w:rPr>
-          <w:rFonts w:ascii="Arial" w:hAnsi="Arial" w:cs="Arial"/>
-        </w:rPr>
-        <w:t>must be disturbed for an ILT call (if they are the nearest and most appropriate resource)</w:t>
-      </w:r>
-      <w:r>
-        <w:rPr>
-          <w:rFonts w:ascii="Arial" w:hAnsi="Arial" w:cs="Arial"/>
-        </w:rPr>
-        <w:t xml:space="preserve">, but </w:t>
-      </w:r>
-      <w:r>
-        <w:rPr>
-          <w:rFonts w:ascii="Arial" w:hAnsi="Arial" w:cs="Arial"/>
+          <w:rFonts w:cs="Arial"/>
+        </w:rPr>
+        <w:t>must be disturbed for an ILT call (if they are the nearest and most appropriate resource</w:t>
+      </w:r>
+      <w:proofErr w:type="gramStart"/>
+      <w:r>
+        <w:rPr>
+          <w:rFonts w:cs="Arial"/>
+        </w:rPr>
+        <w:t>)</w:t>
+      </w:r>
+      <w:r>
+        <w:rPr>
+          <w:rFonts w:cs="Arial"/>
+        </w:rPr>
+        <w:t>, but</w:t>
+      </w:r>
+      <w:proofErr w:type="gramEnd"/>
+      <w:r>
+        <w:rPr>
+          <w:rFonts w:cs="Arial"/>
+        </w:rPr>
+        <w:t xml:space="preserve"> </w:t>
+      </w:r>
+      <w:r>
+        <w:rPr>
+          <w:rFonts w:cs="Arial"/>
         </w:rPr>
         <w:t xml:space="preserve">will only be allocated to a </w:t>
       </w:r>
       <w:r>
         <w:rPr>
-          <w:rFonts w:ascii="Arial" w:hAnsi="Arial" w:cs="Arial"/>
+          <w:rFonts w:cs="Arial"/>
           <w:b/>
           <w:bCs/>
         </w:rPr>
@@ -3210,13 +3345,13 @@
       </w:r>
       <w:r>
         <w:rPr>
-          <w:rFonts w:ascii="Arial" w:hAnsi="Arial" w:cs="Arial"/>
+          <w:rFonts w:cs="Arial"/>
         </w:rPr>
         <w:t xml:space="preserve"> or </w:t>
       </w:r>
       <w:r>
         <w:rPr>
-          <w:rFonts w:ascii="Arial" w:hAnsi="Arial" w:cs="Arial"/>
+          <w:rFonts w:cs="Arial"/>
           <w:b/>
           <w:bCs/>
         </w:rPr>
@@ -3224,7 +3359,7 @@
       </w:r>
       <w:r>
         <w:rPr>
-          <w:rFonts w:ascii="Arial" w:hAnsi="Arial" w:cs="Arial"/>
+          <w:rFonts w:cs="Arial"/>
         </w:rPr>
         <w:t xml:space="preserve"> inter facility transfer where there is no other resource immediately available.</w:t>
       </w:r>
@@ -3241,7 +3376,7 @@
       </w:pPr>
       <w:r>
         <w:rPr>
-          <w:rFonts w:ascii="Arial" w:hAnsi="Arial" w:cs="Arial"/>
+          <w:rFonts w:cs="Arial"/>
           <w:i/>
           <w:iCs/>
           <w:color w:val="0070C0"/>
@@ -3250,52 +3385,55 @@
       </w:r>
       <w:r>
         <w:rPr>
-          <w:rFonts w:ascii="Arial" w:hAnsi="Arial" w:cs="Arial"/>
+          <w:rFonts w:cs="Arial"/>
         </w:rPr>
         <w:t xml:space="preserve"> </w:t>
       </w:r>
       <w:r>
         <w:rPr>
-          <w:rFonts w:ascii="Arial" w:hAnsi="Arial" w:cs="Arial"/>
+          <w:rFonts w:cs="Arial"/>
           <w:i/>
           <w:iCs/>
           <w:color w:val="0070C0"/>
         </w:rPr>
-        <w:t xml:space="preserve">An interfacility transfer is </w:t>
-      </w:r>
-      <w:r>
-        <w:rPr>
-          <w:rFonts w:ascii="Arial" w:hAnsi="Arial" w:cs="Arial"/>
-          <w:i/>
-          <w:iCs/>
-          <w:color w:val="0070C0"/>
-        </w:rPr>
-        <w:t>also known</w:t>
-      </w:r>
-      <w:r>
-        <w:rPr>
-          <w:rFonts w:ascii="Arial" w:hAnsi="Arial" w:cs="Arial"/>
-          <w:i/>
-          <w:iCs/>
-          <w:color w:val="0070C0"/>
-        </w:rPr>
-        <w:t xml:space="preserve"> as a hospital-to-hospital transfer.</w:t>
-      </w:r>
-    </w:p>
-    <w:p>
-      <w:pPr>
-        <w:pStyle w:val="Heading1"/>
-      </w:pPr>
+        <w:t>An interfacility transfer is also known as a hospital-to-hospital transfer.</w:t>
+      </w:r>
+    </w:p>
+    <w:p>
+      <w:proofErr w:type="gramStart"/>
       <w:r>
         <w:t>[para]</w:t>
       </w:r>
       <w:r>
-        <w:t>Special Brea</w:t>
-      </w:r>
-      <w:r>
+        <w:t xml:space="preserve"> </w:t>
+      </w:r>
+      <w:r>
+        <w:rPr>
+          <w:b/>
+          <w:bCs/>
+        </w:rPr>
+        <w:t>Special</w:t>
+      </w:r>
+      <w:proofErr w:type="gramEnd"/>
+      <w:r>
+        <w:rPr>
+          <w:b/>
+          <w:bCs/>
+        </w:rPr>
+        <w:t xml:space="preserve"> Brea</w:t>
+      </w:r>
+      <w:r>
+        <w:rPr>
+          <w:b/>
+          <w:bCs/>
+        </w:rPr>
         <w:t>k</w:t>
       </w:r>
       <w:r>
+        <w:rPr>
+          <w:b/>
+          <w:bCs/>
+        </w:rPr>
         <w:t xml:space="preserve"> Protection</w:t>
       </w:r>
     </w:p>
@@ -3304,48 +3442,48 @@
         <w:spacing w:line="360" w:lineRule="auto"/>
         <w:jc w:val="both"/>
         <w:rPr>
-          <w:rFonts w:ascii="Arial" w:hAnsi="Arial" w:cs="Arial"/>
-        </w:rPr>
-      </w:pPr>
-      <w:r>
-        <w:rPr>
-          <w:rFonts w:ascii="Arial" w:hAnsi="Arial" w:cs="Arial"/>
+          <w:rFonts w:cs="Arial"/>
+        </w:rPr>
+      </w:pPr>
+      <w:r>
+        <w:rPr>
+          <w:rFonts w:cs="Arial"/>
         </w:rPr>
         <w:t xml:space="preserve">A </w:t>
       </w:r>
       <w:r>
         <w:rPr>
-          <w:rFonts w:ascii="Arial" w:hAnsi="Arial" w:cs="Arial"/>
+          <w:rFonts w:cs="Arial"/>
         </w:rPr>
         <w:t>S</w:t>
       </w:r>
       <w:r>
         <w:rPr>
-          <w:rFonts w:ascii="Arial" w:hAnsi="Arial" w:cs="Arial"/>
+          <w:rFonts w:cs="Arial"/>
         </w:rPr>
         <w:t xml:space="preserve">pecial </w:t>
       </w:r>
       <w:r>
         <w:rPr>
-          <w:rFonts w:ascii="Arial" w:hAnsi="Arial" w:cs="Arial"/>
+          <w:rFonts w:cs="Arial"/>
         </w:rPr>
         <w:t>B</w:t>
       </w:r>
       <w:r>
         <w:rPr>
-          <w:rFonts w:ascii="Arial" w:hAnsi="Arial" w:cs="Arial"/>
+          <w:rFonts w:cs="Arial"/>
         </w:rPr>
         <w:t xml:space="preserve">reak </w:t>
       </w:r>
       <w:r>
         <w:rPr>
-          <w:rFonts w:ascii="Arial" w:hAnsi="Arial" w:cs="Arial"/>
+          <w:rFonts w:cs="Arial"/>
         </w:rPr>
         <w:t>is irrefusable</w:t>
       </w:r>
       <w:r>
         <w:rPr>
-          <w:rFonts w:ascii="Arial" w:hAnsi="Arial" w:cs="Arial"/>
+          <w:rFonts w:cs="Arial"/>
         </w:rPr>
         <w:t xml:space="preserve"> in two scenarios within a shift:</w:t>
       </w:r>
@@ -3361,41 +3499,41 @@
         <w:ind w:left="709" w:right="91"/>
         <w:jc w:val="both"/>
         <w:rPr>
-          <w:rFonts w:ascii="Arial" w:hAnsi="Arial" w:cs="Arial"/>
+          <w:rFonts w:cs="Arial"/>
           <w:color w:val="000000" w:themeColor="text1"/>
         </w:rPr>
       </w:pPr>
       <w:r>
         <w:rPr>
-          <w:rFonts w:ascii="Arial" w:hAnsi="Arial" w:cs="Arial"/>
+          <w:rFonts w:cs="Arial"/>
           <w:color w:val="000000" w:themeColor="text1"/>
         </w:rPr>
         <w:t xml:space="preserve">If a crew </w:t>
       </w:r>
       <w:r>
         <w:rPr>
-          <w:rFonts w:ascii="Arial" w:hAnsi="Arial" w:cs="Arial"/>
+          <w:rFonts w:cs="Arial"/>
           <w:color w:val="000000" w:themeColor="text1"/>
         </w:rPr>
         <w:t>have not been rested by at</w:t>
       </w:r>
       <w:r>
         <w:rPr>
-          <w:rFonts w:ascii="Arial" w:hAnsi="Arial" w:cs="Arial"/>
+          <w:rFonts w:cs="Arial"/>
           <w:color w:val="000000" w:themeColor="text1"/>
         </w:rPr>
         <w:t xml:space="preserve"> the end of the first rest break window</w:t>
       </w:r>
       <w:r>
         <w:rPr>
-          <w:rFonts w:ascii="Arial" w:hAnsi="Arial" w:cs="Arial"/>
+          <w:rFonts w:cs="Arial"/>
           <w:color w:val="000000" w:themeColor="text1"/>
         </w:rPr>
         <w:t xml:space="preserve">, they can request a </w:t>
       </w:r>
       <w:r>
         <w:rPr>
-          <w:rFonts w:ascii="Arial" w:hAnsi="Arial" w:cs="Arial"/>
+          <w:rFonts w:cs="Arial"/>
           <w:b/>
           <w:color w:val="000000" w:themeColor="text1"/>
         </w:rPr>
@@ -3403,7 +3541,7 @@
       </w:r>
       <w:r>
         <w:rPr>
-          <w:rFonts w:ascii="Arial" w:hAnsi="Arial" w:cs="Arial"/>
+          <w:rFonts w:cs="Arial"/>
           <w:b/>
           <w:color w:val="000000" w:themeColor="text1"/>
         </w:rPr>
@@ -3411,7 +3549,7 @@
       </w:r>
       <w:r>
         <w:rPr>
-          <w:rFonts w:ascii="Arial" w:hAnsi="Arial" w:cs="Arial"/>
+          <w:rFonts w:cs="Arial"/>
           <w:b/>
           <w:color w:val="000000" w:themeColor="text1"/>
         </w:rPr>
@@ -3419,7 +3557,7 @@
       </w:r>
       <w:r>
         <w:rPr>
-          <w:rFonts w:ascii="Arial" w:hAnsi="Arial" w:cs="Arial"/>
+          <w:rFonts w:cs="Arial"/>
           <w:b/>
           <w:color w:val="000000" w:themeColor="text1"/>
         </w:rPr>
@@ -3427,14 +3565,14 @@
       </w:r>
       <w:r>
         <w:rPr>
-          <w:rFonts w:ascii="Arial" w:hAnsi="Arial" w:cs="Arial"/>
+          <w:rFonts w:cs="Arial"/>
           <w:color w:val="000000" w:themeColor="text1"/>
         </w:rPr>
         <w:t xml:space="preserve"> for additional protection. Normally, this means they </w:t>
       </w:r>
       <w:r>
         <w:rPr>
-          <w:rFonts w:ascii="Arial" w:hAnsi="Arial" w:cs="Arial"/>
+          <w:rFonts w:cs="Arial"/>
           <w:b/>
           <w:bCs/>
           <w:color w:val="000000" w:themeColor="text1"/>
@@ -3443,23 +3581,15 @@
       </w:r>
       <w:r>
         <w:rPr>
-          <w:rFonts w:ascii="Arial" w:hAnsi="Arial" w:cs="Arial"/>
+          <w:rFonts w:cs="Arial"/>
           <w:b/>
           <w:color w:val="000000" w:themeColor="text1"/>
         </w:rPr>
-        <w:t xml:space="preserve">remaining rest </w:t>
-      </w:r>
-      <w:r>
-        <w:rPr>
-          <w:rFonts w:ascii="Arial" w:hAnsi="Arial" w:cs="Arial"/>
-          <w:b/>
-          <w:color w:val="000000" w:themeColor="text1"/>
-        </w:rPr>
-        <w:t>break time owed during the shift</w:t>
-      </w:r>
-      <w:r>
-        <w:rPr>
-          <w:rFonts w:ascii="Arial" w:hAnsi="Arial" w:cs="Arial"/>
+        <w:t>remaining rest break time owed during the shift</w:t>
+      </w:r>
+      <w:r>
+        <w:rPr>
+          <w:rFonts w:cs="Arial"/>
           <w:color w:val="000000" w:themeColor="text1"/>
         </w:rPr>
         <w:t>.</w:t>
@@ -3471,13 +3601,13 @@
         <w:ind w:left="709" w:right="91"/>
         <w:jc w:val="both"/>
         <w:rPr>
-          <w:rFonts w:ascii="Arial" w:hAnsi="Arial" w:cs="Arial"/>
+          <w:rFonts w:cs="Arial"/>
           <w:color w:val="000000" w:themeColor="text1"/>
         </w:rPr>
       </w:pPr>
       <w:r>
         <w:rPr>
-          <w:rFonts w:ascii="Arial" w:hAnsi="Arial" w:cs="Arial"/>
+          <w:rFonts w:cs="Arial"/>
           <w:b/>
           <w:bCs/>
           <w:color w:val="000000" w:themeColor="text1"/>
@@ -3486,42 +3616,42 @@
       </w:r>
       <w:r>
         <w:rPr>
-          <w:rFonts w:ascii="Arial" w:hAnsi="Arial" w:cs="Arial"/>
+          <w:rFonts w:cs="Arial"/>
           <w:color w:val="000000" w:themeColor="text1"/>
         </w:rPr>
         <w:t xml:space="preserve"> </w:t>
       </w:r>
       <w:r>
         <w:rPr>
-          <w:rFonts w:ascii="Arial" w:hAnsi="Arial" w:cs="Arial"/>
+          <w:rFonts w:cs="Arial"/>
           <w:color w:val="000000" w:themeColor="text1"/>
         </w:rPr>
         <w:t>If</w:t>
       </w:r>
       <w:r>
         <w:rPr>
-          <w:rFonts w:ascii="Arial" w:hAnsi="Arial" w:cs="Arial"/>
+          <w:rFonts w:cs="Arial"/>
           <w:color w:val="000000" w:themeColor="text1"/>
         </w:rPr>
         <w:t xml:space="preserve"> taking the full balance would leave </w:t>
       </w:r>
       <w:r>
         <w:rPr>
-          <w:rFonts w:ascii="Arial" w:hAnsi="Arial" w:cs="Arial"/>
+          <w:rFonts w:cs="Arial"/>
           <w:color w:val="000000" w:themeColor="text1"/>
         </w:rPr>
         <w:t xml:space="preserve">the crew </w:t>
       </w:r>
       <w:r>
         <w:rPr>
-          <w:rFonts w:ascii="Arial" w:hAnsi="Arial" w:cs="Arial"/>
+          <w:rFonts w:cs="Arial"/>
           <w:color w:val="000000" w:themeColor="text1"/>
         </w:rPr>
         <w:t xml:space="preserve">with </w:t>
       </w:r>
       <w:r>
         <w:rPr>
-          <w:rFonts w:ascii="Arial" w:hAnsi="Arial" w:cs="Arial"/>
+          <w:rFonts w:cs="Arial"/>
           <w:b/>
           <w:bCs/>
           <w:color w:val="000000" w:themeColor="text1"/>
@@ -3530,14 +3660,14 @@
       </w:r>
       <w:r>
         <w:rPr>
-          <w:rFonts w:ascii="Arial" w:hAnsi="Arial" w:cs="Arial"/>
+          <w:rFonts w:cs="Arial"/>
           <w:color w:val="000000" w:themeColor="text1"/>
         </w:rPr>
         <w:t xml:space="preserve">, they only take the </w:t>
       </w:r>
       <w:r>
         <w:rPr>
-          <w:rFonts w:ascii="Arial" w:hAnsi="Arial" w:cs="Arial"/>
+          <w:rFonts w:cs="Arial"/>
           <w:b/>
           <w:bCs/>
           <w:color w:val="000000" w:themeColor="text1"/>
@@ -3546,14 +3676,14 @@
       </w:r>
       <w:r>
         <w:rPr>
-          <w:rFonts w:ascii="Arial" w:hAnsi="Arial" w:cs="Arial"/>
+          <w:rFonts w:cs="Arial"/>
           <w:color w:val="000000" w:themeColor="text1"/>
         </w:rPr>
         <w:t>, and the second break will happen in the next window.</w:t>
       </w:r>
       <w:r>
         <w:rPr>
-          <w:rFonts w:ascii="Arial" w:hAnsi="Arial" w:cs="Arial"/>
+          <w:rFonts w:cs="Arial"/>
           <w:color w:val="000000" w:themeColor="text1"/>
         </w:rPr>
         <w:t xml:space="preserve"> </w:t>
@@ -3570,62 +3700,62 @@
         <w:ind w:left="709" w:right="91"/>
         <w:jc w:val="both"/>
         <w:rPr>
-          <w:rFonts w:ascii="Arial" w:hAnsi="Arial" w:cs="Arial"/>
+          <w:rFonts w:cs="Arial"/>
           <w:color w:val="000000" w:themeColor="text1"/>
         </w:rPr>
       </w:pPr>
       <w:r>
         <w:rPr>
-          <w:rFonts w:ascii="Arial" w:hAnsi="Arial" w:cs="Arial"/>
+          <w:rFonts w:cs="Arial"/>
           <w:color w:val="000000" w:themeColor="text1"/>
         </w:rPr>
         <w:t xml:space="preserve">A </w:t>
       </w:r>
       <w:r>
         <w:rPr>
-          <w:rFonts w:ascii="Arial" w:hAnsi="Arial" w:cs="Arial"/>
+          <w:rFonts w:cs="Arial"/>
           <w:color w:val="000000" w:themeColor="text1"/>
         </w:rPr>
         <w:t>S</w:t>
       </w:r>
       <w:r>
         <w:rPr>
-          <w:rFonts w:ascii="Arial" w:hAnsi="Arial" w:cs="Arial"/>
+          <w:rFonts w:cs="Arial"/>
           <w:color w:val="000000" w:themeColor="text1"/>
         </w:rPr>
         <w:t xml:space="preserve">pecial </w:t>
       </w:r>
       <w:r>
         <w:rPr>
-          <w:rFonts w:ascii="Arial" w:hAnsi="Arial" w:cs="Arial"/>
+          <w:rFonts w:cs="Arial"/>
           <w:color w:val="000000" w:themeColor="text1"/>
         </w:rPr>
         <w:t>B</w:t>
       </w:r>
       <w:r>
         <w:rPr>
-          <w:rFonts w:ascii="Arial" w:hAnsi="Arial" w:cs="Arial"/>
+          <w:rFonts w:cs="Arial"/>
           <w:color w:val="000000" w:themeColor="text1"/>
         </w:rPr>
         <w:t>reak can also be requested if</w:t>
       </w:r>
       <w:r>
         <w:rPr>
-          <w:rFonts w:ascii="Arial" w:hAnsi="Arial" w:cs="Arial"/>
+          <w:rFonts w:cs="Arial"/>
           <w:color w:val="000000" w:themeColor="text1"/>
         </w:rPr>
         <w:t xml:space="preserve"> it has </w:t>
       </w:r>
       <w:r>
         <w:rPr>
-          <w:rFonts w:ascii="Arial" w:hAnsi="Arial" w:cs="Arial"/>
+          <w:rFonts w:cs="Arial"/>
           <w:color w:val="000000" w:themeColor="text1"/>
         </w:rPr>
         <w:t xml:space="preserve">been </w:t>
       </w:r>
       <w:r>
         <w:rPr>
-          <w:rFonts w:ascii="Arial" w:hAnsi="Arial" w:cs="Arial"/>
+          <w:rFonts w:cs="Arial"/>
           <w:b/>
           <w:color w:val="000000" w:themeColor="text1"/>
         </w:rPr>
@@ -3633,7 +3763,7 @@
       </w:r>
       <w:r>
         <w:rPr>
-          <w:rFonts w:ascii="Arial" w:hAnsi="Arial" w:cs="Arial"/>
+          <w:rFonts w:cs="Arial"/>
           <w:b/>
           <w:color w:val="000000" w:themeColor="text1"/>
         </w:rPr>
@@ -3641,7 +3771,7 @@
       </w:r>
       <w:r>
         <w:rPr>
-          <w:rFonts w:ascii="Arial" w:hAnsi="Arial" w:cs="Arial"/>
+          <w:rFonts w:cs="Arial"/>
           <w:b/>
           <w:color w:val="000000" w:themeColor="text1"/>
         </w:rPr>
@@ -3649,28 +3779,28 @@
       </w:r>
       <w:r>
         <w:rPr>
-          <w:rFonts w:ascii="Arial" w:hAnsi="Arial" w:cs="Arial"/>
+          <w:rFonts w:cs="Arial"/>
           <w:color w:val="000000" w:themeColor="text1"/>
         </w:rPr>
         <w:t>, and</w:t>
       </w:r>
       <w:r>
         <w:rPr>
-          <w:rFonts w:ascii="Arial" w:hAnsi="Arial" w:cs="Arial"/>
+          <w:rFonts w:cs="Arial"/>
           <w:color w:val="000000" w:themeColor="text1"/>
         </w:rPr>
         <w:t xml:space="preserve"> the crew</w:t>
       </w:r>
       <w:r>
         <w:rPr>
-          <w:rFonts w:ascii="Arial" w:hAnsi="Arial" w:cs="Arial"/>
+          <w:rFonts w:cs="Arial"/>
           <w:color w:val="000000" w:themeColor="text1"/>
         </w:rPr>
         <w:t xml:space="preserve"> still </w:t>
       </w:r>
       <w:r>
         <w:rPr>
-          <w:rFonts w:ascii="Arial" w:hAnsi="Arial" w:cs="Arial"/>
+          <w:rFonts w:cs="Arial"/>
           <w:b/>
           <w:bCs/>
           <w:color w:val="000000" w:themeColor="text1"/>
@@ -3679,7 +3809,7 @@
       </w:r>
       <w:r>
         <w:rPr>
-          <w:rFonts w:ascii="Arial" w:hAnsi="Arial" w:cs="Arial"/>
+          <w:rFonts w:cs="Arial"/>
           <w:color w:val="000000" w:themeColor="text1"/>
         </w:rPr>
         <w:t>.</w:t>
@@ -3691,34 +3821,34 @@
         <w:ind w:right="91"/>
         <w:jc w:val="both"/>
         <w:rPr>
-          <w:rFonts w:ascii="Arial" w:hAnsi="Arial" w:cs="Arial"/>
+          <w:rFonts w:cs="Arial"/>
           <w:color w:val="000000" w:themeColor="text1"/>
         </w:rPr>
       </w:pPr>
       <w:r>
         <w:rPr>
-          <w:rFonts w:ascii="Arial" w:hAnsi="Arial" w:cs="Arial"/>
+          <w:rFonts w:cs="Arial"/>
           <w:color w:val="000000" w:themeColor="text1"/>
         </w:rPr>
         <w:t>Once special break protection is applied</w:t>
       </w:r>
       <w:r>
         <w:rPr>
-          <w:rFonts w:ascii="Arial" w:hAnsi="Arial" w:cs="Arial"/>
+          <w:rFonts w:cs="Arial"/>
           <w:color w:val="000000" w:themeColor="text1"/>
         </w:rPr>
         <w:t xml:space="preserve"> t</w:t>
       </w:r>
       <w:r>
         <w:rPr>
-          <w:rFonts w:ascii="Arial" w:hAnsi="Arial" w:cs="Arial"/>
+          <w:rFonts w:cs="Arial"/>
           <w:color w:val="000000" w:themeColor="text1"/>
         </w:rPr>
         <w:t xml:space="preserve">he crew will only be sent to </w:t>
       </w:r>
       <w:r>
         <w:rPr>
-          <w:rFonts w:ascii="Arial" w:hAnsi="Arial" w:cs="Arial"/>
+          <w:rFonts w:cs="Arial"/>
           <w:b/>
           <w:bCs/>
           <w:color w:val="000000" w:themeColor="text1"/>
@@ -3727,7 +3857,7 @@
       </w:r>
       <w:r>
         <w:rPr>
-          <w:rFonts w:ascii="Arial" w:hAnsi="Arial" w:cs="Arial"/>
+          <w:rFonts w:cs="Arial"/>
           <w:b/>
           <w:bCs/>
           <w:color w:val="000000" w:themeColor="text1"/>
@@ -3736,7 +3866,7 @@
       </w:r>
       <w:r>
         <w:rPr>
-          <w:rFonts w:ascii="Arial" w:hAnsi="Arial" w:cs="Arial"/>
+          <w:rFonts w:cs="Arial"/>
           <w:b/>
           <w:bCs/>
           <w:color w:val="000000" w:themeColor="text1"/>
@@ -3745,7 +3875,7 @@
       </w:r>
       <w:r>
         <w:rPr>
-          <w:rFonts w:ascii="Arial" w:hAnsi="Arial" w:cs="Arial"/>
+          <w:rFonts w:cs="Arial"/>
           <w:color w:val="000000" w:themeColor="text1"/>
         </w:rPr>
         <w:t xml:space="preserve"> until their owed break time is complete.</w:t>
@@ -3758,33 +3888,52 @@
       </w:pPr>
       <w:r>
         <w:rPr>
-          <w:rFonts w:ascii="Arial" w:hAnsi="Arial" w:cs="Arial"/>
-        </w:rPr>
-        <w:lastRenderedPageBreak/>
+          <w:rFonts w:cs="Arial"/>
+        </w:rPr>
         <w:t>A graphic of these levels of protection can be found below:</w:t>
       </w:r>
       <w:r>
+        <w:t xml:space="preserve"> [</w:t>
+      </w:r>
+      <w:proofErr w:type="spellStart"/>
+      <w:proofErr w:type="gramStart"/>
+      <w:r>
+        <w:t>image:TestImage.png</w:t>
+      </w:r>
+      <w:proofErr w:type="spellEnd"/>
+      <w:proofErr w:type="gramEnd"/>
+      <w:r>
+        <w:t>]</w:t>
+      </w:r>
+    </w:p>
+    <w:p>
+      <w:pPr>
+        <w:rPr>
+          <w:b/>
+          <w:bCs/>
+        </w:rPr>
+      </w:pPr>
+      <w:proofErr w:type="gramStart"/>
+      <w:r>
+        <w:t>[para]</w:t>
+      </w:r>
+      <w:r>
         <w:t xml:space="preserve"> </w:t>
       </w:r>
       <w:r>
-        <w:t>[image:</w:t>
-      </w:r>
-      <w:r>
-        <w:t>TestImage</w:t>
-      </w:r>
-      <w:r>
-        <w:t>.png]</w:t>
-      </w:r>
-    </w:p>
-    <w:p>
-      <w:pPr>
-        <w:pStyle w:val="Heading1"/>
-      </w:pPr>
-      <w:r>
-        <w:t>[para]</w:t>
-      </w:r>
-      <w:r>
-        <w:t xml:space="preserve">Rest Break Disturbances </w:t>
+        <w:rPr>
+          <w:b/>
+          <w:bCs/>
+        </w:rPr>
+        <w:t>Rest</w:t>
+      </w:r>
+      <w:proofErr w:type="gramEnd"/>
+      <w:r>
+        <w:rPr>
+          <w:b/>
+          <w:bCs/>
+        </w:rPr>
+        <w:t xml:space="preserve"> Break Disturbances </w:t>
       </w:r>
     </w:p>
     <w:p>
@@ -3798,24 +3947,24 @@
         <w:ind w:right="91"/>
         <w:jc w:val="both"/>
         <w:rPr>
-          <w:rFonts w:ascii="Arial" w:hAnsi="Arial" w:cs="Arial"/>
-        </w:rPr>
-      </w:pPr>
-      <w:r>
-        <w:rPr>
-          <w:rFonts w:ascii="Arial" w:hAnsi="Arial" w:cs="Arial"/>
+          <w:rFonts w:cs="Arial"/>
+        </w:rPr>
+      </w:pPr>
+      <w:r>
+        <w:rPr>
+          <w:rFonts w:cs="Arial"/>
         </w:rPr>
         <w:t xml:space="preserve">A crew will only be disturbed from a rest break for a coded, clinically triaged ILT </w:t>
       </w:r>
       <w:r>
         <w:rPr>
-          <w:rFonts w:ascii="Arial" w:hAnsi="Arial" w:cs="Arial"/>
+          <w:rFonts w:cs="Arial"/>
         </w:rPr>
         <w:t>or a Major Incident</w:t>
       </w:r>
       <w:r>
         <w:rPr>
-          <w:rFonts w:ascii="Arial" w:hAnsi="Arial" w:cs="Arial"/>
+          <w:rFonts w:cs="Arial"/>
         </w:rPr>
         <w:t xml:space="preserve">. </w:t>
       </w:r>
@@ -3831,102 +3980,89 @@
         <w:ind w:right="91"/>
         <w:jc w:val="both"/>
         <w:rPr>
-          <w:rFonts w:ascii="Arial" w:hAnsi="Arial" w:cs="Arial"/>
-        </w:rPr>
-      </w:pPr>
-      <w:r>
-        <w:rPr>
-          <w:rFonts w:ascii="Arial" w:hAnsi="Arial" w:cs="Arial"/>
+          <w:rFonts w:cs="Arial"/>
+        </w:rPr>
+      </w:pPr>
+      <w:r>
+        <w:rPr>
+          <w:rFonts w:cs="Arial"/>
         </w:rPr>
         <w:t>Dispatchers will make every effort to allocate or divert another resource</w:t>
       </w:r>
       <w:r>
         <w:rPr>
-          <w:rFonts w:ascii="Arial" w:hAnsi="Arial" w:cs="Arial"/>
+          <w:rFonts w:cs="Arial"/>
         </w:rPr>
         <w:t>,</w:t>
       </w:r>
       <w:r>
         <w:rPr>
-          <w:rFonts w:ascii="Arial" w:hAnsi="Arial" w:cs="Arial"/>
+          <w:rFonts w:cs="Arial"/>
         </w:rPr>
         <w:t xml:space="preserve"> however</w:t>
       </w:r>
       <w:r>
         <w:rPr>
-          <w:rFonts w:ascii="Arial" w:hAnsi="Arial" w:cs="Arial"/>
+          <w:rFonts w:cs="Arial"/>
         </w:rPr>
         <w:t>,</w:t>
       </w:r>
       <w:r>
         <w:rPr>
-          <w:rFonts w:ascii="Arial" w:hAnsi="Arial" w:cs="Arial"/>
+          <w:rFonts w:cs="Arial"/>
         </w:rPr>
         <w:t xml:space="preserve"> where there is </w:t>
       </w:r>
       <w:r>
         <w:rPr>
-          <w:rFonts w:ascii="Arial" w:hAnsi="Arial" w:cs="Arial"/>
+          <w:rFonts w:cs="Arial"/>
           <w:highlight w:val="yellow"/>
         </w:rPr>
         <w:t xml:space="preserve">no other response </w:t>
       </w:r>
       <w:r>
         <w:rPr>
-          <w:rFonts w:ascii="Arial" w:hAnsi="Arial" w:cs="Arial"/>
+          <w:rFonts w:cs="Arial"/>
           <w:highlight w:val="yellow"/>
         </w:rPr>
         <w:t xml:space="preserve">immediately </w:t>
       </w:r>
       <w:r>
         <w:rPr>
-          <w:rFonts w:ascii="Arial" w:hAnsi="Arial" w:cs="Arial"/>
+          <w:rFonts w:cs="Arial"/>
           <w:highlight w:val="yellow"/>
         </w:rPr>
         <w:t>available</w:t>
       </w:r>
       <w:r>
         <w:rPr>
-          <w:rFonts w:ascii="Arial" w:hAnsi="Arial" w:cs="Arial"/>
+          <w:rFonts w:cs="Arial"/>
         </w:rPr>
         <w:t xml:space="preserve">, a </w:t>
       </w:r>
       <w:r>
         <w:rPr>
-          <w:rFonts w:ascii="Arial" w:hAnsi="Arial" w:cs="Arial"/>
-        </w:rPr>
-        <w:t xml:space="preserve">crew will </w:t>
-      </w:r>
-      <w:r>
-        <w:rPr>
-          <w:rFonts w:ascii="Arial" w:hAnsi="Arial" w:cs="Arial"/>
-        </w:rPr>
-        <w:t xml:space="preserve">have to be disturbed. </w:t>
-      </w:r>
-      <w:r>
-        <w:rPr>
-          <w:rFonts w:ascii="Arial" w:hAnsi="Arial" w:cs="Arial"/>
+          <w:rFonts w:cs="Arial"/>
+        </w:rPr>
+        <w:t xml:space="preserve">crew will have to be </w:t>
+      </w:r>
+      <w:r>
+        <w:rPr>
+          <w:rFonts w:cs="Arial"/>
+        </w:rPr>
+        <w:lastRenderedPageBreak/>
+        <w:t xml:space="preserve">disturbed. </w:t>
+      </w:r>
+      <w:r>
+        <w:rPr>
+          <w:rFonts w:cs="Arial"/>
           <w:highlight w:val="green"/>
         </w:rPr>
-        <w:t>In practice this means where the alternative resource is under</w:t>
-      </w:r>
-      <w:r>
-        <w:rPr>
-          <w:rFonts w:ascii="Arial" w:hAnsi="Arial" w:cs="Arial"/>
-          <w:highlight w:val="green"/>
-        </w:rPr>
-        <w:t xml:space="preserve"> 10 mins </w:t>
-      </w:r>
-      <w:r>
-        <w:rPr>
-          <w:rFonts w:ascii="Arial" w:hAnsi="Arial" w:cs="Arial"/>
-          <w:highlight w:val="green"/>
-        </w:rPr>
-        <w:t>away</w:t>
-      </w:r>
-      <w:r>
-        <w:rPr>
-          <w:rFonts w:ascii="Arial" w:hAnsi="Arial" w:cs="Arial"/>
+        <w:t>In practice this means where the alternative resource is under 10 mins away</w:t>
+      </w:r>
+      <w:r>
+        <w:rPr>
+          <w:rFonts w:cs="Arial"/>
         </w:rPr>
         <w:t>.</w:t>
       </w:r>
@@ -3942,56 +4078,56 @@
         <w:ind w:right="91"/>
         <w:jc w:val="both"/>
         <w:rPr>
-          <w:rFonts w:ascii="Arial" w:hAnsi="Arial" w:cs="Arial"/>
+          <w:rFonts w:cs="Arial"/>
           <w:color w:val="000000" w:themeColor="text1"/>
         </w:rPr>
       </w:pPr>
       <w:r>
         <w:rPr>
-          <w:rFonts w:ascii="Arial" w:hAnsi="Arial" w:cs="Arial"/>
+          <w:rFonts w:cs="Arial"/>
         </w:rPr>
         <w:t>If a crew has been</w:t>
       </w:r>
       <w:r>
         <w:rPr>
-          <w:rFonts w:ascii="Arial" w:hAnsi="Arial" w:cs="Arial"/>
+          <w:rFonts w:cs="Arial"/>
         </w:rPr>
         <w:t xml:space="preserve"> disturbed </w:t>
       </w:r>
       <w:r>
         <w:rPr>
-          <w:rFonts w:ascii="Arial" w:hAnsi="Arial" w:cs="Arial"/>
+          <w:rFonts w:cs="Arial"/>
         </w:rPr>
         <w:t>when on</w:t>
       </w:r>
       <w:r>
         <w:rPr>
-          <w:rFonts w:ascii="Arial" w:hAnsi="Arial" w:cs="Arial"/>
+          <w:rFonts w:cs="Arial"/>
         </w:rPr>
         <w:t xml:space="preserve"> a </w:t>
       </w:r>
       <w:r>
         <w:rPr>
-          <w:rFonts w:ascii="Arial" w:hAnsi="Arial" w:cs="Arial"/>
+          <w:rFonts w:cs="Arial"/>
         </w:rPr>
         <w:t>rest break</w:t>
       </w:r>
       <w:r>
         <w:rPr>
-          <w:rFonts w:ascii="Arial" w:hAnsi="Arial" w:cs="Arial"/>
+          <w:rFonts w:cs="Arial"/>
         </w:rPr>
         <w:t xml:space="preserve">, once clear from the incident, a crew </w:t>
       </w:r>
       <w:r>
         <w:rPr>
-          <w:rFonts w:ascii="Arial" w:hAnsi="Arial" w:cs="Arial"/>
+          <w:rFonts w:cs="Arial"/>
           <w:color w:val="000000" w:themeColor="text1"/>
         </w:rPr>
         <w:t xml:space="preserve">will only be sent to </w:t>
       </w:r>
       <w:r>
         <w:rPr>
-          <w:rFonts w:ascii="Arial" w:hAnsi="Arial" w:cs="Arial"/>
+          <w:rFonts w:cs="Arial"/>
           <w:b/>
           <w:bCs/>
           <w:color w:val="000000" w:themeColor="text1"/>
@@ -4000,20 +4136,20 @@
       </w:r>
       <w:r>
         <w:rPr>
-          <w:rFonts w:ascii="Arial" w:hAnsi="Arial" w:cs="Arial"/>
+          <w:rFonts w:cs="Arial"/>
           <w:color w:val="000000" w:themeColor="text1"/>
         </w:rPr>
         <w:t xml:space="preserve"> until their owed break time is complete</w:t>
       </w:r>
       <w:r>
         <w:rPr>
-          <w:rFonts w:ascii="Arial" w:hAnsi="Arial" w:cs="Arial"/>
+          <w:rFonts w:cs="Arial"/>
         </w:rPr>
         <w:t>.</w:t>
       </w:r>
       <w:r>
         <w:rPr>
-          <w:rFonts w:ascii="Arial" w:hAnsi="Arial" w:cs="Arial"/>
+          <w:rFonts w:cs="Arial"/>
         </w:rPr>
         <w:t xml:space="preserve"> </w:t>
       </w:r>
@@ -4024,13 +4160,13 @@
         <w:ind w:left="709" w:right="91"/>
         <w:jc w:val="both"/>
         <w:rPr>
-          <w:rFonts w:ascii="Arial" w:hAnsi="Arial" w:cs="Arial"/>
+          <w:rFonts w:cs="Arial"/>
           <w:color w:val="000000" w:themeColor="text1"/>
         </w:rPr>
       </w:pPr>
       <w:r>
         <w:rPr>
-          <w:rFonts w:ascii="Arial" w:hAnsi="Arial" w:cs="Arial"/>
+          <w:rFonts w:cs="Arial"/>
           <w:b/>
           <w:color w:val="000000" w:themeColor="text1"/>
         </w:rPr>
@@ -4038,14 +4174,14 @@
       </w:r>
       <w:r>
         <w:rPr>
-          <w:rFonts w:ascii="Arial" w:hAnsi="Arial" w:cs="Arial"/>
+          <w:rFonts w:cs="Arial"/>
           <w:color w:val="000000" w:themeColor="text1"/>
         </w:rPr>
         <w:t xml:space="preserve"> If taking the full balance would leave the crew with </w:t>
       </w:r>
       <w:r>
         <w:rPr>
-          <w:rFonts w:ascii="Arial" w:hAnsi="Arial" w:cs="Arial"/>
+          <w:rFonts w:cs="Arial"/>
           <w:b/>
           <w:color w:val="000000" w:themeColor="text1"/>
         </w:rPr>
@@ -4053,14 +4189,14 @@
       </w:r>
       <w:r>
         <w:rPr>
-          <w:rFonts w:ascii="Arial" w:hAnsi="Arial" w:cs="Arial"/>
+          <w:rFonts w:cs="Arial"/>
           <w:color w:val="000000" w:themeColor="text1"/>
         </w:rPr>
         <w:t xml:space="preserve">, they only take the </w:t>
       </w:r>
       <w:r>
         <w:rPr>
-          <w:rFonts w:ascii="Arial" w:hAnsi="Arial" w:cs="Arial"/>
+          <w:rFonts w:cs="Arial"/>
           <w:b/>
           <w:color w:val="000000" w:themeColor="text1"/>
         </w:rPr>
@@ -4068,7 +4204,7 @@
       </w:r>
       <w:r>
         <w:rPr>
-          <w:rFonts w:ascii="Arial" w:hAnsi="Arial" w:cs="Arial"/>
+          <w:rFonts w:cs="Arial"/>
           <w:color w:val="000000" w:themeColor="text1"/>
         </w:rPr>
         <w:t>, and the second break will happen in the next window.</w:t>
@@ -4076,13 +4212,32 @@
     </w:p>
     <w:p>
       <w:pPr>
-        <w:pStyle w:val="Heading1"/>
-      </w:pPr>
+        <w:rPr>
+          <w:b/>
+          <w:bCs/>
+        </w:rPr>
+      </w:pPr>
+      <w:proofErr w:type="gramStart"/>
       <w:r>
         <w:t>[para]</w:t>
       </w:r>
       <w:r>
-        <w:t xml:space="preserve">Special Break Disturbances </w:t>
+        <w:t xml:space="preserve"> </w:t>
+      </w:r>
+      <w:r>
+        <w:rPr>
+          <w:b/>
+          <w:bCs/>
+        </w:rPr>
+        <w:t>Special</w:t>
+      </w:r>
+      <w:proofErr w:type="gramEnd"/>
+      <w:r>
+        <w:rPr>
+          <w:b/>
+          <w:bCs/>
+        </w:rPr>
+        <w:t xml:space="preserve"> Break Disturbances </w:t>
       </w:r>
     </w:p>
     <w:p>
@@ -4095,19 +4250,19 @@
         <w:spacing w:line="360" w:lineRule="auto"/>
         <w:jc w:val="both"/>
         <w:rPr>
-          <w:rFonts w:ascii="Arial" w:hAnsi="Arial" w:cs="Arial"/>
+          <w:rFonts w:cs="Arial"/>
           <w:u w:val="single"/>
         </w:rPr>
       </w:pPr>
       <w:r>
         <w:rPr>
-          <w:rFonts w:ascii="Arial" w:hAnsi="Arial" w:cs="Arial"/>
+          <w:rFonts w:cs="Arial"/>
         </w:rPr>
         <w:t xml:space="preserve">In the event a crew request a special break and are disturbed for a purple coded incident or major incident, once clear from the incident the crew will </w:t>
       </w:r>
       <w:r>
         <w:rPr>
-          <w:rFonts w:ascii="Arial" w:hAnsi="Arial" w:cs="Arial"/>
+          <w:rFonts w:cs="Arial"/>
           <w:b/>
           <w:bCs/>
         </w:rPr>
@@ -4115,7 +4270,7 @@
       </w:r>
       <w:r>
         <w:rPr>
-          <w:rFonts w:ascii="Arial" w:hAnsi="Arial" w:cs="Arial"/>
+          <w:rFonts w:cs="Arial"/>
         </w:rPr>
         <w:t xml:space="preserve">. </w:t>
       </w:r>
@@ -4125,7 +4280,7 @@
         <w:spacing w:line="360" w:lineRule="auto"/>
         <w:jc w:val="both"/>
         <w:rPr>
-          <w:rFonts w:ascii="Arial" w:hAnsi="Arial" w:cs="Arial"/>
+          <w:rFonts w:cs="Arial"/>
           <w:u w:val="single"/>
         </w:rPr>
       </w:pPr>
@@ -4135,14 +4290,14 @@
         <w:spacing w:line="360" w:lineRule="auto"/>
         <w:jc w:val="both"/>
         <w:rPr>
-          <w:rFonts w:ascii="Arial" w:hAnsi="Arial" w:cs="Arial"/>
+          <w:rFonts w:cs="Arial"/>
           <w:i/>
           <w:iCs/>
         </w:rPr>
       </w:pPr>
       <w:r>
         <w:rPr>
-          <w:rFonts w:ascii="Arial" w:hAnsi="Arial" w:cs="Arial"/>
+          <w:rFonts w:cs="Arial"/>
           <w:i/>
           <w:iCs/>
           <w:highlight w:val="yellow"/>
@@ -4156,7 +4311,7 @@
         <w:ind w:right="91"/>
         <w:jc w:val="both"/>
         <w:rPr>
-          <w:rFonts w:ascii="Arial" w:hAnsi="Arial" w:cs="Arial"/>
+          <w:rFonts w:cs="Arial"/>
           <w:color w:val="000000" w:themeColor="text1"/>
         </w:rPr>
       </w:pPr>
@@ -4166,7 +4321,7 @@
         <w:spacing w:line="360" w:lineRule="auto"/>
         <w:jc w:val="both"/>
         <w:rPr>
-          <w:rFonts w:ascii="Arial" w:hAnsi="Arial" w:cs="Arial"/>
+          <w:rFonts w:cs="Arial"/>
           <w:highlight w:val="yellow"/>
         </w:rPr>
       </w:pPr>
@@ -7115,6 +7270,7 @@
   <w:style w:type="character" w:default="1" w:styleId="DefaultParagraphFont">
     <w:name w:val="Default Paragraph Font"/>
     <w:uiPriority w:val="1"/>
+    <w:semiHidden/>
     <w:unhideWhenUsed/>
   </w:style>
   <w:style w:type="table" w:default="1" w:styleId="TableNormal">

--- a/docs/Rest Break SOP.docx
+++ b/docs/Rest Break SOP.docx
@@ -17,11 +17,18 @@
       <w:r>
         <w:rPr>
           <w:rFonts w:cs="Arial"/>
-          <w:b/>
-          <w:bCs/>
           <w:u w:val="single"/>
         </w:rPr>
         <w:t>[para]</w:t>
+      </w:r>
+      <w:r>
+        <w:rPr>
+          <w:rFonts w:cs="Arial"/>
+          <w:b/>
+          <w:bCs/>
+          <w:u w:val="single"/>
+        </w:rPr>
+        <w:t xml:space="preserve"> </w:t>
       </w:r>
       <w:r>
         <w:rPr>
@@ -2070,27 +2077,7 @@
           <w:iCs/>
           <w:color w:val="0070C0"/>
         </w:rPr>
-        <w:t xml:space="preserve"> all other shift codes will be removed – </w:t>
-      </w:r>
-      <w:proofErr w:type="spellStart"/>
-      <w:r>
-        <w:rPr>
-          <w:rFonts w:cs="Arial"/>
-          <w:i/>
-          <w:iCs/>
-          <w:color w:val="0070C0"/>
-        </w:rPr>
-        <w:t>e.g</w:t>
-      </w:r>
-      <w:proofErr w:type="spellEnd"/>
-      <w:r>
-        <w:rPr>
-          <w:rFonts w:cs="Arial"/>
-          <w:i/>
-          <w:iCs/>
-          <w:color w:val="0070C0"/>
-        </w:rPr>
-        <w:t xml:space="preserve"> a crew cannot opt for 1 break in a 12 hour shift any more.  </w:t>
+        <w:t xml:space="preserve"> all other shift codes will be removed – e.g a crew cannot opt for 1 break in a 12 hour shift any more.  </w:t>
       </w:r>
       <w:r>
         <w:rPr>
@@ -3885,6 +3872,9 @@
       <w:pPr>
         <w:spacing w:line="360" w:lineRule="auto"/>
         <w:jc w:val="both"/>
+        <w:rPr>
+          <w:rFonts w:cs="Arial"/>
+        </w:rPr>
       </w:pPr>
       <w:r>
         <w:rPr>
@@ -3892,18 +3882,62 @@
         </w:rPr>
         <w:t>A graphic of these levels of protection can be found below:</w:t>
       </w:r>
-      <w:r>
-        <w:t xml:space="preserve"> [</w:t>
-      </w:r>
-      <w:proofErr w:type="spellStart"/>
-      <w:proofErr w:type="gramStart"/>
-      <w:r>
-        <w:t>image:TestImage.png</w:t>
-      </w:r>
-      <w:proofErr w:type="spellEnd"/>
-      <w:proofErr w:type="gramEnd"/>
-      <w:r>
-        <w:t>]</w:t>
+    </w:p>
+    <w:p>
+      <w:pPr>
+        <w:spacing w:line="360" w:lineRule="auto"/>
+        <w:jc w:val="both"/>
+        <w:rPr>
+          <w:rFonts w:cs="Arial"/>
+        </w:rPr>
+      </w:pPr>
+      <w:r>
+        <w:rPr>
+          <w:rFonts w:cs="Arial"/>
+          <w:noProof/>
+        </w:rPr>
+        <w:lastRenderedPageBreak/>
+        <w:drawing>
+          <wp:inline distT="0" distB="0" distL="0" distR="0" wp14:anchorId="0371BE75" wp14:editId="7326D3D3">
+            <wp:extent cx="5731510" cy="3405505"/>
+            <wp:effectExtent l="0" t="0" r="2540" b="4445"/>
+            <wp:docPr id="1333507023" name="Picture 1"/>
+            <wp:cNvGraphicFramePr>
+              <a:graphicFrameLocks xmlns:a="http://schemas.openxmlformats.org/drawingml/2006/main" noChangeAspect="1"/>
+            </wp:cNvGraphicFramePr>
+            <a:graphic xmlns:a="http://schemas.openxmlformats.org/drawingml/2006/main">
+              <a:graphicData uri="http://schemas.openxmlformats.org/drawingml/2006/picture">
+                <pic:pic xmlns:pic="http://schemas.openxmlformats.org/drawingml/2006/picture">
+                  <pic:nvPicPr>
+                    <pic:cNvPr id="1333507023" name="Picture 1333507023"/>
+                    <pic:cNvPicPr/>
+                  </pic:nvPicPr>
+                  <pic:blipFill>
+                    <a:blip r:embed="rId8">
+                      <a:extLst>
+                        <a:ext uri="{28A0092B-C50C-407E-A947-70E740481C1C}">
+                          <a14:useLocalDpi xmlns:a14="http://schemas.microsoft.com/office/drawing/2010/main" val="0"/>
+                        </a:ext>
+                      </a:extLst>
+                    </a:blip>
+                    <a:stretch>
+                      <a:fillRect/>
+                    </a:stretch>
+                  </pic:blipFill>
+                  <pic:spPr>
+                    <a:xfrm>
+                      <a:off x="0" y="0"/>
+                      <a:ext cx="5731510" cy="3405505"/>
+                    </a:xfrm>
+                    <a:prstGeom prst="rect">
+                      <a:avLst/>
+                    </a:prstGeom>
+                  </pic:spPr>
+                </pic:pic>
+              </a:graphicData>
+            </a:graphic>
+          </wp:inline>
+        </w:drawing>
       </w:r>
     </w:p>
     <w:p>
@@ -4044,14 +4078,7 @@
         <w:rPr>
           <w:rFonts w:cs="Arial"/>
         </w:rPr>
-        <w:t xml:space="preserve">crew will have to be </w:t>
-      </w:r>
-      <w:r>
-        <w:rPr>
-          <w:rFonts w:cs="Arial"/>
-        </w:rPr>
-        <w:lastRenderedPageBreak/>
-        <w:t xml:space="preserve">disturbed. </w:t>
+        <w:t xml:space="preserve">crew will have to be disturbed. </w:t>
       </w:r>
       <w:r>
         <w:rPr>
@@ -4327,12 +4354,12 @@
       </w:pPr>
     </w:p>
     <w:sectPr>
-      <w:headerReference w:type="even" r:id="rId8"/>
-      <w:headerReference w:type="default" r:id="rId9"/>
-      <w:footerReference w:type="even" r:id="rId10"/>
-      <w:footerReference w:type="default" r:id="rId11"/>
-      <w:headerReference w:type="first" r:id="rId12"/>
-      <w:footerReference w:type="first" r:id="rId13"/>
+      <w:headerReference w:type="even" r:id="rId9"/>
+      <w:headerReference w:type="default" r:id="rId10"/>
+      <w:footerReference w:type="even" r:id="rId11"/>
+      <w:footerReference w:type="default" r:id="rId12"/>
+      <w:headerReference w:type="first" r:id="rId13"/>
+      <w:footerReference w:type="first" r:id="rId14"/>
       <w:pgSz w:w="11906" w:h="16838"/>
       <w:pgMar w:top="1440" w:right="1440" w:bottom="1440" w:left="1440" w:header="708" w:footer="708" w:gutter="0"/>
       <w:cols w:space="708"/>

--- a/docs/Rest Break SOP.docx
+++ b/docs/Rest Break SOP.docx
@@ -13,7 +13,6 @@
           <w:u w:val="single"/>
         </w:rPr>
       </w:pPr>
-      <w:proofErr w:type="gramStart"/>
       <w:r>
         <w:rPr>
           <w:rFonts w:cs="Arial"/>
@@ -37,17 +36,28 @@
           <w:bCs/>
           <w:u w:val="single"/>
         </w:rPr>
-        <w:t>Scottish</w:t>
-      </w:r>
-      <w:proofErr w:type="gramEnd"/>
-      <w:r>
+        <w:t>Scottish Ambulance Service</w:t>
+      </w:r>
+    </w:p>
+    <w:p>
+      <w:pPr>
+        <w:spacing w:line="360" w:lineRule="auto"/>
+        <w:jc w:val="center"/>
         <w:rPr>
           <w:rFonts w:cs="Arial"/>
           <w:b/>
           <w:bCs/>
           <w:u w:val="single"/>
         </w:rPr>
-        <w:t xml:space="preserve"> Ambulance Service</w:t>
+      </w:pPr>
+      <w:r>
+        <w:rPr>
+          <w:rFonts w:cs="Arial"/>
+          <w:b/>
+          <w:bCs/>
+          <w:u w:val="single"/>
+        </w:rPr>
+        <w:t>Management of Rest Breaks</w:t>
       </w:r>
     </w:p>
     <w:p>
@@ -68,20 +78,17 @@
           <w:bCs/>
           <w:u w:val="single"/>
         </w:rPr>
-        <w:t>Management of Rest Breaks</w:t>
-      </w:r>
-    </w:p>
-    <w:p>
-      <w:pPr>
-        <w:spacing w:line="360" w:lineRule="auto"/>
-        <w:jc w:val="center"/>
+        <w:t>Standard Operating Procedure</w:t>
+      </w:r>
+      <w:r>
         <w:rPr>
           <w:rFonts w:cs="Arial"/>
           <w:b/>
           <w:bCs/>
           <w:u w:val="single"/>
         </w:rPr>
-      </w:pPr>
+        <w:t xml:space="preserve"> – T</w:t>
+      </w:r>
       <w:r>
         <w:rPr>
           <w:rFonts w:cs="Arial"/>
@@ -89,7 +96,7 @@
           <w:bCs/>
           <w:u w:val="single"/>
         </w:rPr>
-        <w:t>Standard Operating Procedure</w:t>
+        <w:t>est of Change</w:t>
       </w:r>
       <w:r>
         <w:rPr>
@@ -98,7 +105,7 @@
           <w:bCs/>
           <w:u w:val="single"/>
         </w:rPr>
-        <w:t xml:space="preserve"> – T</w:t>
+        <w:t xml:space="preserve"> V</w:t>
       </w:r>
       <w:r>
         <w:rPr>
@@ -107,7 +114,7 @@
           <w:bCs/>
           <w:u w:val="single"/>
         </w:rPr>
-        <w:t>est of Change</w:t>
+        <w:t>1.</w:t>
       </w:r>
       <w:r>
         <w:rPr>
@@ -116,213 +123,182 @@
           <w:bCs/>
           <w:u w:val="single"/>
         </w:rPr>
-        <w:t xml:space="preserve"> V</w:t>
-      </w:r>
-      <w:r>
-        <w:rPr>
-          <w:rFonts w:cs="Arial"/>
+        <w:t>0</w:t>
+      </w:r>
+    </w:p>
+    <w:p>
+      <w:pPr>
+        <w:spacing w:line="360" w:lineRule="auto"/>
+        <w:jc w:val="both"/>
+        <w:rPr>
+          <w:rFonts w:cs="Arial"/>
+        </w:rPr>
+      </w:pPr>
+    </w:p>
+    <w:p>
+      <w:r>
+        <w:t>[para]</w:t>
+      </w:r>
+      <w:r>
+        <w:t xml:space="preserve"> </w:t>
+      </w:r>
+      <w:r>
+        <w:rPr>
+          <w:b/>
+          <w:bCs/>
+        </w:rPr>
+        <w:t>Aim</w:t>
+      </w:r>
+      <w:r>
+        <w:t xml:space="preserve"> </w:t>
+      </w:r>
+    </w:p>
+    <w:p>
+      <w:pPr>
+        <w:spacing w:line="360" w:lineRule="auto"/>
+        <w:jc w:val="both"/>
+        <w:rPr>
+          <w:rFonts w:cs="Arial"/>
+        </w:rPr>
+      </w:pPr>
+      <w:r>
+        <w:rPr>
+          <w:rFonts w:cs="Arial"/>
+        </w:rPr>
+        <w:t>To ensure appropriate and effective rest break management of all resources booked onto the C3 System for deployment</w:t>
+      </w:r>
+      <w:r>
+        <w:rPr>
+          <w:rFonts w:cs="Arial"/>
+        </w:rPr>
+        <w:t xml:space="preserve"> and </w:t>
+      </w:r>
+      <w:r>
+        <w:rPr>
+          <w:rFonts w:cs="Arial"/>
+        </w:rPr>
+        <w:t xml:space="preserve">to </w:t>
+      </w:r>
+      <w:r>
+        <w:rPr>
+          <w:rFonts w:cs="Arial"/>
+        </w:rPr>
+        <w:t>improve</w:t>
+      </w:r>
+      <w:r>
+        <w:rPr>
+          <w:rFonts w:cs="Arial"/>
+        </w:rPr>
+        <w:t xml:space="preserve"> rest break</w:t>
+      </w:r>
+      <w:r>
+        <w:rPr>
+          <w:rFonts w:cs="Arial"/>
+        </w:rPr>
+        <w:t xml:space="preserve"> compliance</w:t>
+      </w:r>
+      <w:r>
+        <w:rPr>
+          <w:rFonts w:cs="Arial"/>
+        </w:rPr>
+        <w:t xml:space="preserve">, </w:t>
+      </w:r>
+      <w:r>
+        <w:rPr>
+          <w:rFonts w:eastAsia="MS Mincho" w:cs="Arial"/>
+        </w:rPr>
+        <w:t>working to the principle that nobody should work more than 6 hours without a break</w:t>
+      </w:r>
+      <w:r>
+        <w:rPr>
+          <w:rFonts w:cs="Arial"/>
+        </w:rPr>
+        <w:t>.</w:t>
+      </w:r>
+      <w:r>
+        <w:rPr>
+          <w:rFonts w:cs="Arial"/>
+        </w:rPr>
+        <w:t xml:space="preserve"> </w:t>
+      </w:r>
+    </w:p>
+    <w:p>
+      <w:pPr>
+        <w:spacing w:line="360" w:lineRule="auto"/>
+        <w:jc w:val="both"/>
+        <w:rPr>
+          <w:rFonts w:cs="Arial"/>
+        </w:rPr>
+      </w:pPr>
+    </w:p>
+    <w:p>
+      <w:pPr>
+        <w:rPr>
+          <w:b/>
+          <w:bCs/>
+        </w:rPr>
+      </w:pPr>
+      <w:r>
+        <w:t xml:space="preserve">[para] </w:t>
+      </w:r>
+      <w:r>
+        <w:rPr>
+          <w:b/>
+          <w:bCs/>
+        </w:rPr>
+        <w:t xml:space="preserve">Definition of a Rest Break </w:t>
+      </w:r>
+    </w:p>
+    <w:p>
+      <w:pPr>
+        <w:spacing w:line="360" w:lineRule="auto"/>
+        <w:jc w:val="both"/>
+        <w:rPr>
+          <w:rFonts w:eastAsia="MS Mincho" w:cs="Arial"/>
+        </w:rPr>
+      </w:pPr>
+      <w:r>
+        <w:rPr>
+          <w:rFonts w:eastAsia="MS Mincho" w:cs="Arial"/>
+        </w:rPr>
+        <w:t xml:space="preserve">The </w:t>
+      </w:r>
+      <w:r>
+        <w:rPr>
+          <w:rFonts w:eastAsia="MS Mincho" w:cs="Arial"/>
+        </w:rPr>
+        <w:t>definition</w:t>
+      </w:r>
+      <w:r>
+        <w:rPr>
+          <w:rFonts w:eastAsia="MS Mincho" w:cs="Arial"/>
+        </w:rPr>
+        <w:t xml:space="preserve"> of a rest break is a short period of time not less than 20 mins, undisturbed, which should not be taken at the commencement or end of the working day, where an employee is able to stop and relax, use facilities, or simply take time to clear their heads, therefore pause, and recharge. </w:t>
+      </w:r>
+    </w:p>
+    <w:p>
+      <w:pPr>
+        <w:spacing w:line="360" w:lineRule="auto"/>
+        <w:jc w:val="both"/>
+        <w:rPr>
+          <w:rFonts w:eastAsia="MS Mincho" w:cs="Arial"/>
           <w:b/>
           <w:bCs/>
           <w:u w:val="single"/>
         </w:rPr>
-        <w:t>1.</w:t>
-      </w:r>
-      <w:r>
-        <w:rPr>
-          <w:rFonts w:cs="Arial"/>
+      </w:pPr>
+    </w:p>
+    <w:p>
+      <w:r>
+        <w:t xml:space="preserve">[para] </w:t>
+      </w:r>
+      <w:r>
+        <w:rPr>
           <w:b/>
           <w:bCs/>
-          <w:u w:val="single"/>
-        </w:rPr>
-        <w:t>0</w:t>
-      </w:r>
-    </w:p>
-    <w:p>
-      <w:pPr>
-        <w:spacing w:line="360" w:lineRule="auto"/>
-        <w:jc w:val="both"/>
-        <w:rPr>
-          <w:rFonts w:cs="Arial"/>
-        </w:rPr>
-      </w:pPr>
-    </w:p>
-    <w:p>
-      <w:proofErr w:type="gramStart"/>
-      <w:r>
-        <w:t>[para]</w:t>
-      </w:r>
-      <w:r>
-        <w:t xml:space="preserve"> </w:t>
-      </w:r>
-      <w:r>
-        <w:rPr>
-          <w:b/>
-          <w:bCs/>
-        </w:rPr>
-        <w:t>Aim</w:t>
-      </w:r>
-      <w:proofErr w:type="gramEnd"/>
-      <w:r>
-        <w:t xml:space="preserve"> </w:t>
-      </w:r>
-    </w:p>
-    <w:p>
-      <w:pPr>
-        <w:spacing w:line="360" w:lineRule="auto"/>
-        <w:jc w:val="both"/>
-        <w:rPr>
-          <w:rFonts w:cs="Arial"/>
-        </w:rPr>
-      </w:pPr>
-      <w:r>
-        <w:rPr>
-          <w:rFonts w:cs="Arial"/>
-        </w:rPr>
-        <w:t>To ensure appropriate and effective rest break management of all resources booked onto the C3 System for deployment</w:t>
-      </w:r>
-      <w:r>
-        <w:rPr>
-          <w:rFonts w:cs="Arial"/>
-        </w:rPr>
-        <w:t xml:space="preserve"> and </w:t>
-      </w:r>
-      <w:r>
-        <w:rPr>
-          <w:rFonts w:cs="Arial"/>
-        </w:rPr>
-        <w:t xml:space="preserve">to </w:t>
-      </w:r>
-      <w:r>
-        <w:rPr>
-          <w:rFonts w:cs="Arial"/>
-        </w:rPr>
-        <w:t>improve</w:t>
-      </w:r>
-      <w:r>
-        <w:rPr>
-          <w:rFonts w:cs="Arial"/>
-        </w:rPr>
-        <w:t xml:space="preserve"> rest break</w:t>
-      </w:r>
-      <w:r>
-        <w:rPr>
-          <w:rFonts w:cs="Arial"/>
-        </w:rPr>
-        <w:t xml:space="preserve"> compliance</w:t>
-      </w:r>
-      <w:r>
-        <w:rPr>
-          <w:rFonts w:cs="Arial"/>
-        </w:rPr>
-        <w:t xml:space="preserve">, </w:t>
-      </w:r>
-      <w:r>
-        <w:rPr>
-          <w:rFonts w:eastAsia="MS Mincho" w:cs="Arial"/>
-        </w:rPr>
-        <w:t>working to the principle that nobody should work more than 6 hours without a break</w:t>
-      </w:r>
-      <w:r>
-        <w:rPr>
-          <w:rFonts w:cs="Arial"/>
-        </w:rPr>
-        <w:t>.</w:t>
-      </w:r>
-      <w:r>
-        <w:rPr>
-          <w:rFonts w:cs="Arial"/>
-        </w:rPr>
-        <w:t xml:space="preserve"> </w:t>
-      </w:r>
-    </w:p>
-    <w:p>
-      <w:pPr>
-        <w:spacing w:line="360" w:lineRule="auto"/>
-        <w:jc w:val="both"/>
-        <w:rPr>
-          <w:rFonts w:cs="Arial"/>
-        </w:rPr>
-      </w:pPr>
-    </w:p>
-    <w:p>
-      <w:pPr>
-        <w:rPr>
-          <w:b/>
-          <w:bCs/>
-        </w:rPr>
-      </w:pPr>
-      <w:proofErr w:type="gramStart"/>
-      <w:r>
-        <w:t xml:space="preserve">[para] </w:t>
-      </w:r>
-      <w:r>
-        <w:rPr>
-          <w:b/>
-          <w:bCs/>
-        </w:rPr>
-        <w:t>Definition</w:t>
-      </w:r>
-      <w:proofErr w:type="gramEnd"/>
-      <w:r>
-        <w:rPr>
-          <w:b/>
-          <w:bCs/>
-        </w:rPr>
-        <w:t xml:space="preserve"> of a Rest Break </w:t>
-      </w:r>
-    </w:p>
-    <w:p>
-      <w:pPr>
-        <w:spacing w:line="360" w:lineRule="auto"/>
-        <w:jc w:val="both"/>
-        <w:rPr>
-          <w:rFonts w:eastAsia="MS Mincho" w:cs="Arial"/>
-        </w:rPr>
-      </w:pPr>
-      <w:r>
-        <w:rPr>
-          <w:rFonts w:eastAsia="MS Mincho" w:cs="Arial"/>
-        </w:rPr>
-        <w:t xml:space="preserve">The </w:t>
-      </w:r>
-      <w:r>
-        <w:rPr>
-          <w:rFonts w:eastAsia="MS Mincho" w:cs="Arial"/>
-        </w:rPr>
-        <w:t>definition</w:t>
-      </w:r>
-      <w:r>
-        <w:rPr>
-          <w:rFonts w:eastAsia="MS Mincho" w:cs="Arial"/>
-        </w:rPr>
-        <w:t xml:space="preserve"> of a rest break is a short period of time not less than 20 mins, undisturbed, which should not be taken at the commencement or end of the working day, where an employee is able to stop and relax, use facilities, or simply take time to clear their heads, therefore pause, and recharge. </w:t>
-      </w:r>
-    </w:p>
-    <w:p>
-      <w:pPr>
-        <w:spacing w:line="360" w:lineRule="auto"/>
-        <w:jc w:val="both"/>
-        <w:rPr>
-          <w:rFonts w:eastAsia="MS Mincho" w:cs="Arial"/>
-          <w:b/>
-          <w:bCs/>
-          <w:u w:val="single"/>
-        </w:rPr>
-      </w:pPr>
-    </w:p>
-    <w:p>
-      <w:proofErr w:type="gramStart"/>
-      <w:r>
-        <w:t xml:space="preserve">[para] </w:t>
-      </w:r>
-      <w:r>
-        <w:rPr>
-          <w:b/>
-          <w:bCs/>
         </w:rPr>
         <w:t>Application</w:t>
       </w:r>
-      <w:proofErr w:type="gramEnd"/>
       <w:r>
         <w:t xml:space="preserve"> </w:t>
       </w:r>
@@ -377,7 +353,6 @@
       </w:pPr>
     </w:p>
     <w:p>
-      <w:proofErr w:type="gramStart"/>
       <w:r>
         <w:t>[para]</w:t>
       </w:r>
@@ -391,7 +366,6 @@
         </w:rPr>
         <w:t>Policy</w:t>
       </w:r>
-      <w:proofErr w:type="gramEnd"/>
       <w:r>
         <w:t xml:space="preserve"> </w:t>
       </w:r>
@@ -711,27 +685,7 @@
           <w:iCs/>
           <w:color w:val="0070C0"/>
         </w:rPr>
-        <w:t xml:space="preserve">Example: a crew rostered 0700/1900 however booking on at 0930 due to a previous shift overrun - The crew should be booked onto a 0900/1900 shift which allows for a </w:t>
-      </w:r>
-      <w:proofErr w:type="gramStart"/>
-      <w:r>
-        <w:rPr>
-          <w:rFonts w:cs="Arial"/>
-          <w:i/>
-          <w:iCs/>
-          <w:color w:val="0070C0"/>
-        </w:rPr>
-        <w:t>38 minute</w:t>
-      </w:r>
-      <w:proofErr w:type="gramEnd"/>
-      <w:r>
-        <w:rPr>
-          <w:rFonts w:cs="Arial"/>
-          <w:i/>
-          <w:iCs/>
-          <w:color w:val="0070C0"/>
-        </w:rPr>
-        <w:t xml:space="preserve"> rest break between the 4</w:t>
+        <w:t>Example: a crew rostered 0700/1900 however booking on at 0930 due to a previous shift overrun - The crew should be booked onto a 0900/1900 shift which allows for a 38 minute rest break between the 4</w:t>
       </w:r>
       <w:r>
         <w:rPr>
@@ -889,7 +843,6 @@
       </w:pPr>
     </w:p>
     <w:p>
-      <w:proofErr w:type="gramStart"/>
       <w:r>
         <w:t>[para]</w:t>
       </w:r>
@@ -901,15 +854,7 @@
           <w:b/>
           <w:bCs/>
         </w:rPr>
-        <w:t>Rest</w:t>
-      </w:r>
-      <w:proofErr w:type="gramEnd"/>
-      <w:r>
-        <w:rPr>
-          <w:b/>
-          <w:bCs/>
-        </w:rPr>
-        <w:t xml:space="preserve"> Break Windows</w:t>
+        <w:t>Rest Break Windows</w:t>
       </w:r>
     </w:p>
     <w:p>
@@ -2057,9 +2002,8 @@
           <w:iCs/>
           <w:color w:val="0070C0"/>
         </w:rPr>
-        <w:t xml:space="preserve">Clarifier: These shift codes and windows are the only ones </w:t>
-      </w:r>
-      <w:proofErr w:type="gramStart"/>
+        <w:t xml:space="preserve">Clarifier: These shift codes and windows are the only ones approved, all other shift codes will be removed – e.g a crew cannot opt for 1 break in a 12 hour shift any more.  </w:t>
+      </w:r>
       <w:r>
         <w:rPr>
           <w:rFonts w:cs="Arial"/>
@@ -2067,25 +2011,6 @@
           <w:iCs/>
           <w:color w:val="0070C0"/>
         </w:rPr>
-        <w:t>approved,</w:t>
-      </w:r>
-      <w:proofErr w:type="gramEnd"/>
-      <w:r>
-        <w:rPr>
-          <w:rFonts w:cs="Arial"/>
-          <w:i/>
-          <w:iCs/>
-          <w:color w:val="0070C0"/>
-        </w:rPr>
-        <w:t xml:space="preserve"> all other shift codes will be removed – e.g a crew cannot opt for 1 break in a 12 hour shift any more.  </w:t>
-      </w:r>
-      <w:r>
-        <w:rPr>
-          <w:rFonts w:cs="Arial"/>
-          <w:i/>
-          <w:iCs/>
-          <w:color w:val="0070C0"/>
-        </w:rPr>
         <w:t>Any requests for new shift codes or windows must be agreed in partnership and follow the new shift code request process</w:t>
       </w:r>
     </w:p>
@@ -2101,7 +2026,6 @@
       </w:pPr>
     </w:p>
     <w:p>
-      <w:proofErr w:type="gramStart"/>
       <w:r>
         <w:t>[para]</w:t>
       </w:r>
@@ -2113,15 +2037,7 @@
           <w:b/>
           <w:bCs/>
         </w:rPr>
-        <w:t>Procedure</w:t>
-      </w:r>
-      <w:proofErr w:type="gramEnd"/>
-      <w:r>
-        <w:rPr>
-          <w:b/>
-          <w:bCs/>
-        </w:rPr>
-        <w:t xml:space="preserve"> </w:t>
+        <w:t xml:space="preserve">Procedure </w:t>
       </w:r>
     </w:p>
     <w:p>
@@ -2421,7 +2337,6 @@
       </w:r>
     </w:p>
     <w:p>
-      <w:proofErr w:type="gramStart"/>
       <w:r>
         <w:t>[para]</w:t>
       </w:r>
@@ -2433,15 +2348,7 @@
           <w:b/>
           <w:bCs/>
         </w:rPr>
-        <w:t>Protection</w:t>
-      </w:r>
-      <w:proofErr w:type="gramEnd"/>
-      <w:r>
-        <w:rPr>
-          <w:b/>
-          <w:bCs/>
-        </w:rPr>
-        <w:t xml:space="preserve"> </w:t>
+        <w:t xml:space="preserve">Protection </w:t>
       </w:r>
       <w:r>
         <w:rPr>
@@ -2532,30 +2439,14 @@
           <w:rFonts w:cs="Arial"/>
           <w:color w:val="000000" w:themeColor="text1"/>
         </w:rPr>
-        <w:t xml:space="preserve"> not offer </w:t>
-      </w:r>
-      <w:proofErr w:type="gramStart"/>
+        <w:t xml:space="preserve"> not offer this</w:t>
+      </w:r>
       <w:r>
         <w:rPr>
           <w:rFonts w:cs="Arial"/>
           <w:color w:val="000000" w:themeColor="text1"/>
         </w:rPr>
-        <w:t>this</w:t>
-      </w:r>
-      <w:r>
-        <w:rPr>
-          <w:rFonts w:cs="Arial"/>
-          <w:color w:val="000000" w:themeColor="text1"/>
-        </w:rPr>
-        <w:t>,</w:t>
-      </w:r>
-      <w:proofErr w:type="gramEnd"/>
-      <w:r>
-        <w:rPr>
-          <w:rFonts w:cs="Arial"/>
-          <w:color w:val="000000" w:themeColor="text1"/>
-        </w:rPr>
-        <w:t xml:space="preserve"> it should be requested by the crew.</w:t>
+        <w:t>, it should be requested by the crew.</w:t>
       </w:r>
     </w:p>
     <w:p>
@@ -2708,7 +2599,6 @@
       </w:pPr>
     </w:p>
     <w:p>
-      <w:proofErr w:type="gramStart"/>
       <w:r>
         <w:t>[para]</w:t>
       </w:r>
@@ -2720,15 +2610,7 @@
           <w:b/>
           <w:bCs/>
         </w:rPr>
-        <w:t>Protection</w:t>
-      </w:r>
-      <w:proofErr w:type="gramEnd"/>
-      <w:r>
-        <w:rPr>
-          <w:b/>
-          <w:bCs/>
-        </w:rPr>
-        <w:t xml:space="preserve"> </w:t>
+        <w:t xml:space="preserve">Protection </w:t>
       </w:r>
       <w:r>
         <w:rPr>
@@ -3120,7 +3002,6 @@
           <w:bCs/>
         </w:rPr>
       </w:pPr>
-      <w:proofErr w:type="gramStart"/>
       <w:r>
         <w:lastRenderedPageBreak/>
         <w:t>[para]</w:t>
@@ -3133,15 +3014,7 @@
           <w:b/>
           <w:bCs/>
         </w:rPr>
-        <w:t>Protection</w:t>
-      </w:r>
-      <w:proofErr w:type="gramEnd"/>
-      <w:r>
-        <w:rPr>
-          <w:b/>
-          <w:bCs/>
-        </w:rPr>
-        <w:t xml:space="preserve"> </w:t>
+        <w:t xml:space="preserve">Protection </w:t>
       </w:r>
       <w:r>
         <w:rPr>
@@ -3294,27 +3167,13 @@
         <w:rPr>
           <w:rFonts w:cs="Arial"/>
         </w:rPr>
-        <w:t>must be disturbed for an ILT call (if they are the nearest and most appropriate resource</w:t>
-      </w:r>
-      <w:proofErr w:type="gramStart"/>
-      <w:r>
-        <w:rPr>
-          <w:rFonts w:cs="Arial"/>
-        </w:rPr>
-        <w:t>)</w:t>
-      </w:r>
-      <w:r>
-        <w:rPr>
-          <w:rFonts w:cs="Arial"/>
-        </w:rPr>
-        <w:t>, but</w:t>
-      </w:r>
-      <w:proofErr w:type="gramEnd"/>
-      <w:r>
-        <w:rPr>
-          <w:rFonts w:cs="Arial"/>
-        </w:rPr>
-        <w:t xml:space="preserve"> </w:t>
+        <w:t>must be disturbed for an ILT call (if they are the nearest and most appropriate resource)</w:t>
+      </w:r>
+      <w:r>
+        <w:rPr>
+          <w:rFonts w:cs="Arial"/>
+        </w:rPr>
+        <w:t xml:space="preserve">, but </w:t>
       </w:r>
       <w:r>
         <w:rPr>
@@ -3387,7 +3246,6 @@
       </w:r>
     </w:p>
     <w:p>
-      <w:proofErr w:type="gramStart"/>
       <w:r>
         <w:t>[para]</w:t>
       </w:r>
@@ -3399,15 +3257,7 @@
           <w:b/>
           <w:bCs/>
         </w:rPr>
-        <w:t>Special</w:t>
-      </w:r>
-      <w:proofErr w:type="gramEnd"/>
-      <w:r>
-        <w:rPr>
-          <w:b/>
-          <w:bCs/>
-        </w:rPr>
-        <w:t xml:space="preserve"> Brea</w:t>
+        <w:t>Special Brea</w:t>
       </w:r>
       <w:r>
         <w:rPr>
@@ -3882,6 +3732,21 @@
         </w:rPr>
         <w:t>A graphic of these levels of protection can be found below:</w:t>
       </w:r>
+      <w:r>
+        <w:rPr>
+          <w:rFonts w:cs="Arial"/>
+        </w:rPr>
+        <w:t xml:space="preserve"> </w:t>
+      </w:r>
+      <w:r>
+        <w:t>[image:</w:t>
+      </w:r>
+      <w:r>
+        <w:t>TestImage</w:t>
+      </w:r>
+      <w:r>
+        <w:t>.png]</w:t>
+      </w:r>
     </w:p>
     <w:p>
       <w:pPr>
@@ -3898,10 +3763,10 @@
         </w:rPr>
         <w:lastRenderedPageBreak/>
         <w:drawing>
-          <wp:inline distT="0" distB="0" distL="0" distR="0" wp14:anchorId="0371BE75" wp14:editId="7326D3D3">
+          <wp:inline distT="0" distB="0" distL="0" distR="0" wp14:anchorId="0371BE75" wp14:editId="27D8478D">
             <wp:extent cx="5731510" cy="3405505"/>
             <wp:effectExtent l="0" t="0" r="2540" b="4445"/>
-            <wp:docPr id="1333507023" name="Picture 1"/>
+            <wp:docPr id="1333507023" name="Picture 1" descr="A flowchart diagram illustrating levels of crew protection during work shifts, with color-coded sections representing different protection statuses such as green for routine admission, yellow for timed admission, amber for amber protection, and red for RT calls only. The timeline spans from 07:00 to 19:00, highlighting key periods like rest breaks, mid-point rest windows, and special break definitions, with detailed notes explaining crew return protocols and protection rules."/>
             <wp:cNvGraphicFramePr>
               <a:graphicFrameLocks xmlns:a="http://schemas.openxmlformats.org/drawingml/2006/main" noChangeAspect="1"/>
             </wp:cNvGraphicFramePr>
@@ -3909,7 +3774,7 @@
               <a:graphicData uri="http://schemas.openxmlformats.org/drawingml/2006/picture">
                 <pic:pic xmlns:pic="http://schemas.openxmlformats.org/drawingml/2006/picture">
                   <pic:nvPicPr>
-                    <pic:cNvPr id="1333507023" name="Picture 1333507023"/>
+                    <pic:cNvPr id="1333507023" name="Picture 1" descr="A flowchart diagram illustrating levels of crew protection during work shifts, with color-coded sections representing different protection statuses such as green for routine admission, yellow for timed admission, amber for amber protection, and red for RT calls only. The timeline spans from 07:00 to 19:00, highlighting key periods like rest breaks, mid-point rest windows, and special break definitions, with detailed notes explaining crew return protocols and protection rules."/>
                     <pic:cNvPicPr/>
                   </pic:nvPicPr>
                   <pic:blipFill>
@@ -3947,7 +3812,6 @@
           <w:bCs/>
         </w:rPr>
       </w:pPr>
-      <w:proofErr w:type="gramStart"/>
       <w:r>
         <w:t>[para]</w:t>
       </w:r>
@@ -3959,15 +3823,7 @@
           <w:b/>
           <w:bCs/>
         </w:rPr>
-        <w:t>Rest</w:t>
-      </w:r>
-      <w:proofErr w:type="gramEnd"/>
-      <w:r>
-        <w:rPr>
-          <w:b/>
-          <w:bCs/>
-        </w:rPr>
-        <w:t xml:space="preserve"> Break Disturbances </w:t>
+        <w:t xml:space="preserve">Rest Break Disturbances </w:t>
       </w:r>
     </w:p>
     <w:p>
@@ -4244,7 +4100,6 @@
           <w:bCs/>
         </w:rPr>
       </w:pPr>
-      <w:proofErr w:type="gramStart"/>
       <w:r>
         <w:t>[para]</w:t>
       </w:r>
@@ -4256,15 +4111,7 @@
           <w:b/>
           <w:bCs/>
         </w:rPr>
-        <w:t>Special</w:t>
-      </w:r>
-      <w:proofErr w:type="gramEnd"/>
-      <w:r>
-        <w:rPr>
-          <w:b/>
-          <w:bCs/>
-        </w:rPr>
-        <w:t xml:space="preserve"> Break Disturbances </w:t>
+        <w:t xml:space="preserve">Special Break Disturbances </w:t>
       </w:r>
     </w:p>
     <w:p>

--- a/docs/Rest Break SOP.docx
+++ b/docs/Rest Break SOP.docx
@@ -13,6 +13,7 @@
           <w:u w:val="single"/>
         </w:rPr>
       </w:pPr>
+      <w:proofErr w:type="gramStart"/>
       <w:r>
         <w:rPr>
           <w:rFonts w:cs="Arial"/>
@@ -36,7 +37,17 @@
           <w:bCs/>
           <w:u w:val="single"/>
         </w:rPr>
-        <w:t>Scottish Ambulance Service</w:t>
+        <w:t>Scottish</w:t>
+      </w:r>
+      <w:proofErr w:type="gramEnd"/>
+      <w:r>
+        <w:rPr>
+          <w:rFonts w:cs="Arial"/>
+          <w:b/>
+          <w:bCs/>
+          <w:u w:val="single"/>
+        </w:rPr>
+        <w:t xml:space="preserve"> Ambulance Service</w:t>
       </w:r>
     </w:p>
     <w:p>
@@ -136,6 +147,7 @@
       </w:pPr>
     </w:p>
     <w:p>
+      <w:proofErr w:type="gramStart"/>
       <w:r>
         <w:t>[para]</w:t>
       </w:r>
@@ -149,6 +161,7 @@
         </w:rPr>
         <w:t>Aim</w:t>
       </w:r>
+      <w:proofErr w:type="gramEnd"/>
       <w:r>
         <w:t xml:space="preserve"> </w:t>
       </w:r>
@@ -238,6 +251,7 @@
           <w:bCs/>
         </w:rPr>
       </w:pPr>
+      <w:proofErr w:type="gramStart"/>
       <w:r>
         <w:t xml:space="preserve">[para] </w:t>
       </w:r>
@@ -246,7 +260,15 @@
           <w:b/>
           <w:bCs/>
         </w:rPr>
-        <w:t xml:space="preserve">Definition of a Rest Break </w:t>
+        <w:t>Definition</w:t>
+      </w:r>
+      <w:proofErr w:type="gramEnd"/>
+      <w:r>
+        <w:rPr>
+          <w:b/>
+          <w:bCs/>
+        </w:rPr>
+        <w:t xml:space="preserve"> of a Rest Break </w:t>
       </w:r>
     </w:p>
     <w:p>
@@ -289,6 +311,7 @@
       </w:pPr>
     </w:p>
     <w:p>
+      <w:proofErr w:type="gramStart"/>
       <w:r>
         <w:t xml:space="preserve">[para] </w:t>
       </w:r>
@@ -299,6 +322,7 @@
         </w:rPr>
         <w:t>Application</w:t>
       </w:r>
+      <w:proofErr w:type="gramEnd"/>
       <w:r>
         <w:t xml:space="preserve"> </w:t>
       </w:r>
@@ -353,6 +377,7 @@
       </w:pPr>
     </w:p>
     <w:p>
+      <w:proofErr w:type="gramStart"/>
       <w:r>
         <w:t>[para]</w:t>
       </w:r>
@@ -366,6 +391,7 @@
         </w:rPr>
         <w:t>Policy</w:t>
       </w:r>
+      <w:proofErr w:type="gramEnd"/>
       <w:r>
         <w:t xml:space="preserve"> </w:t>
       </w:r>
@@ -685,7 +711,27 @@
           <w:iCs/>
           <w:color w:val="0070C0"/>
         </w:rPr>
-        <w:t>Example: a crew rostered 0700/1900 however booking on at 0930 due to a previous shift overrun - The crew should be booked onto a 0900/1900 shift which allows for a 38 minute rest break between the 4</w:t>
+        <w:t xml:space="preserve">Example: a crew rostered 0700/1900 however booking on at 0930 due to a previous shift overrun - The crew should be booked onto a 0900/1900 shift which allows for a </w:t>
+      </w:r>
+      <w:proofErr w:type="gramStart"/>
+      <w:r>
+        <w:rPr>
+          <w:rFonts w:cs="Arial"/>
+          <w:i/>
+          <w:iCs/>
+          <w:color w:val="0070C0"/>
+        </w:rPr>
+        <w:t>38 minute</w:t>
+      </w:r>
+      <w:proofErr w:type="gramEnd"/>
+      <w:r>
+        <w:rPr>
+          <w:rFonts w:cs="Arial"/>
+          <w:i/>
+          <w:iCs/>
+          <w:color w:val="0070C0"/>
+        </w:rPr>
+        <w:t xml:space="preserve"> rest break between the 4</w:t>
       </w:r>
       <w:r>
         <w:rPr>
@@ -843,6 +889,7 @@
       </w:pPr>
     </w:p>
     <w:p>
+      <w:proofErr w:type="gramStart"/>
       <w:r>
         <w:t>[para]</w:t>
       </w:r>
@@ -854,7 +901,15 @@
           <w:b/>
           <w:bCs/>
         </w:rPr>
-        <w:t>Rest Break Windows</w:t>
+        <w:t>Rest</w:t>
+      </w:r>
+      <w:proofErr w:type="gramEnd"/>
+      <w:r>
+        <w:rPr>
+          <w:b/>
+          <w:bCs/>
+        </w:rPr>
+        <w:t xml:space="preserve"> Break Windows</w:t>
       </w:r>
     </w:p>
     <w:p>
@@ -2002,8 +2057,9 @@
           <w:iCs/>
           <w:color w:val="0070C0"/>
         </w:rPr>
-        <w:t xml:space="preserve">Clarifier: These shift codes and windows are the only ones approved, all other shift codes will be removed – e.g a crew cannot opt for 1 break in a 12 hour shift any more.  </w:t>
-      </w:r>
+        <w:t xml:space="preserve">Clarifier: These shift codes and windows are the only ones </w:t>
+      </w:r>
+      <w:proofErr w:type="gramStart"/>
       <w:r>
         <w:rPr>
           <w:rFonts w:cs="Arial"/>
@@ -2011,6 +2067,45 @@
           <w:iCs/>
           <w:color w:val="0070C0"/>
         </w:rPr>
+        <w:t>approved,</w:t>
+      </w:r>
+      <w:proofErr w:type="gramEnd"/>
+      <w:r>
+        <w:rPr>
+          <w:rFonts w:cs="Arial"/>
+          <w:i/>
+          <w:iCs/>
+          <w:color w:val="0070C0"/>
+        </w:rPr>
+        <w:t xml:space="preserve"> all other shift codes will be removed – </w:t>
+      </w:r>
+      <w:proofErr w:type="spellStart"/>
+      <w:r>
+        <w:rPr>
+          <w:rFonts w:cs="Arial"/>
+          <w:i/>
+          <w:iCs/>
+          <w:color w:val="0070C0"/>
+        </w:rPr>
+        <w:t>e.g</w:t>
+      </w:r>
+      <w:proofErr w:type="spellEnd"/>
+      <w:r>
+        <w:rPr>
+          <w:rFonts w:cs="Arial"/>
+          <w:i/>
+          <w:iCs/>
+          <w:color w:val="0070C0"/>
+        </w:rPr>
+        <w:t xml:space="preserve"> a crew cannot opt for 1 break in a 12 hour shift any more.  </w:t>
+      </w:r>
+      <w:r>
+        <w:rPr>
+          <w:rFonts w:cs="Arial"/>
+          <w:i/>
+          <w:iCs/>
+          <w:color w:val="0070C0"/>
+        </w:rPr>
         <w:t>Any requests for new shift codes or windows must be agreed in partnership and follow the new shift code request process</w:t>
       </w:r>
     </w:p>
@@ -2026,6 +2121,7 @@
       </w:pPr>
     </w:p>
     <w:p>
+      <w:proofErr w:type="gramStart"/>
       <w:r>
         <w:t>[para]</w:t>
       </w:r>
@@ -2037,7 +2133,15 @@
           <w:b/>
           <w:bCs/>
         </w:rPr>
-        <w:t xml:space="preserve">Procedure </w:t>
+        <w:t>Procedure</w:t>
+      </w:r>
+      <w:proofErr w:type="gramEnd"/>
+      <w:r>
+        <w:rPr>
+          <w:b/>
+          <w:bCs/>
+        </w:rPr>
+        <w:t xml:space="preserve"> </w:t>
       </w:r>
     </w:p>
     <w:p>
@@ -2337,6 +2441,7 @@
       </w:r>
     </w:p>
     <w:p>
+      <w:proofErr w:type="gramStart"/>
       <w:r>
         <w:t>[para]</w:t>
       </w:r>
@@ -2348,7 +2453,15 @@
           <w:b/>
           <w:bCs/>
         </w:rPr>
-        <w:t xml:space="preserve">Protection </w:t>
+        <w:t>Protection</w:t>
+      </w:r>
+      <w:proofErr w:type="gramEnd"/>
+      <w:r>
+        <w:rPr>
+          <w:b/>
+          <w:bCs/>
+        </w:rPr>
+        <w:t xml:space="preserve"> </w:t>
       </w:r>
       <w:r>
         <w:rPr>
@@ -2439,14 +2552,30 @@
           <w:rFonts w:cs="Arial"/>
           <w:color w:val="000000" w:themeColor="text1"/>
         </w:rPr>
-        <w:t xml:space="preserve"> not offer this</w:t>
-      </w:r>
+        <w:t xml:space="preserve"> not offer </w:t>
+      </w:r>
+      <w:proofErr w:type="gramStart"/>
       <w:r>
         <w:rPr>
           <w:rFonts w:cs="Arial"/>
           <w:color w:val="000000" w:themeColor="text1"/>
         </w:rPr>
-        <w:t>, it should be requested by the crew.</w:t>
+        <w:t>this</w:t>
+      </w:r>
+      <w:r>
+        <w:rPr>
+          <w:rFonts w:cs="Arial"/>
+          <w:color w:val="000000" w:themeColor="text1"/>
+        </w:rPr>
+        <w:t>,</w:t>
+      </w:r>
+      <w:proofErr w:type="gramEnd"/>
+      <w:r>
+        <w:rPr>
+          <w:rFonts w:cs="Arial"/>
+          <w:color w:val="000000" w:themeColor="text1"/>
+        </w:rPr>
+        <w:t xml:space="preserve"> it should be requested by the crew.</w:t>
       </w:r>
     </w:p>
     <w:p>
@@ -2599,6 +2728,7 @@
       </w:pPr>
     </w:p>
     <w:p>
+      <w:proofErr w:type="gramStart"/>
       <w:r>
         <w:t>[para]</w:t>
       </w:r>
@@ -2610,7 +2740,15 @@
           <w:b/>
           <w:bCs/>
         </w:rPr>
-        <w:t xml:space="preserve">Protection </w:t>
+        <w:t>Protection</w:t>
+      </w:r>
+      <w:proofErr w:type="gramEnd"/>
+      <w:r>
+        <w:rPr>
+          <w:b/>
+          <w:bCs/>
+        </w:rPr>
+        <w:t xml:space="preserve"> </w:t>
       </w:r>
       <w:r>
         <w:rPr>
@@ -3002,6 +3140,7 @@
           <w:bCs/>
         </w:rPr>
       </w:pPr>
+      <w:proofErr w:type="gramStart"/>
       <w:r>
         <w:lastRenderedPageBreak/>
         <w:t>[para]</w:t>
@@ -3014,7 +3153,15 @@
           <w:b/>
           <w:bCs/>
         </w:rPr>
-        <w:t xml:space="preserve">Protection </w:t>
+        <w:t>Protection</w:t>
+      </w:r>
+      <w:proofErr w:type="gramEnd"/>
+      <w:r>
+        <w:rPr>
+          <w:b/>
+          <w:bCs/>
+        </w:rPr>
+        <w:t xml:space="preserve"> </w:t>
       </w:r>
       <w:r>
         <w:rPr>
@@ -3167,13 +3314,27 @@
         <w:rPr>
           <w:rFonts w:cs="Arial"/>
         </w:rPr>
-        <w:t>must be disturbed for an ILT call (if they are the nearest and most appropriate resource)</w:t>
-      </w:r>
-      <w:r>
-        <w:rPr>
-          <w:rFonts w:cs="Arial"/>
-        </w:rPr>
-        <w:t xml:space="preserve">, but </w:t>
+        <w:t>must be disturbed for an ILT call (if they are the nearest and most appropriate resource</w:t>
+      </w:r>
+      <w:proofErr w:type="gramStart"/>
+      <w:r>
+        <w:rPr>
+          <w:rFonts w:cs="Arial"/>
+        </w:rPr>
+        <w:t>)</w:t>
+      </w:r>
+      <w:r>
+        <w:rPr>
+          <w:rFonts w:cs="Arial"/>
+        </w:rPr>
+        <w:t>, but</w:t>
+      </w:r>
+      <w:proofErr w:type="gramEnd"/>
+      <w:r>
+        <w:rPr>
+          <w:rFonts w:cs="Arial"/>
+        </w:rPr>
+        <w:t xml:space="preserve"> </w:t>
       </w:r>
       <w:r>
         <w:rPr>
@@ -3246,6 +3407,7 @@
       </w:r>
     </w:p>
     <w:p>
+      <w:proofErr w:type="gramStart"/>
       <w:r>
         <w:t>[para]</w:t>
       </w:r>
@@ -3257,7 +3419,15 @@
           <w:b/>
           <w:bCs/>
         </w:rPr>
-        <w:t>Special Brea</w:t>
+        <w:t>Special</w:t>
+      </w:r>
+      <w:proofErr w:type="gramEnd"/>
+      <w:r>
+        <w:rPr>
+          <w:b/>
+          <w:bCs/>
+        </w:rPr>
+        <w:t xml:space="preserve"> Brea</w:t>
       </w:r>
       <w:r>
         <w:rPr>
@@ -3739,13 +3909,23 @@
         <w:t xml:space="preserve"> </w:t>
       </w:r>
       <w:r>
-        <w:t>[image:</w:t>
+        <w:t>[</w:t>
+      </w:r>
+      <w:proofErr w:type="spellStart"/>
+      <w:proofErr w:type="gramStart"/>
+      <w:r>
+        <w:t>image:</w:t>
       </w:r>
       <w:r>
         <w:t>TestImage</w:t>
       </w:r>
       <w:r>
-        <w:t>.png]</w:t>
+        <w:t>.png</w:t>
+      </w:r>
+      <w:proofErr w:type="spellEnd"/>
+      <w:proofErr w:type="gramEnd"/>
+      <w:r>
+        <w:t>]</w:t>
       </w:r>
     </w:p>
     <w:p>
@@ -3763,9 +3943,9 @@
         </w:rPr>
         <w:lastRenderedPageBreak/>
         <w:drawing>
-          <wp:inline distT="0" distB="0" distL="0" distR="0" wp14:anchorId="0371BE75" wp14:editId="27D8478D">
-            <wp:extent cx="5731510" cy="3405505"/>
-            <wp:effectExtent l="0" t="0" r="2540" b="4445"/>
+          <wp:inline distT="0" distB="0" distL="0" distR="0" wp14:anchorId="0371BE75" wp14:editId="41A2BDCF">
+            <wp:extent cx="6372738" cy="3786505"/>
+            <wp:effectExtent l="0" t="0" r="9525" b="4445"/>
             <wp:docPr id="1333507023" name="Picture 1" descr="A flowchart diagram illustrating levels of crew protection during work shifts, with color-coded sections representing different protection statuses such as green for routine admission, yellow for timed admission, amber for amber protection, and red for RT calls only. The timeline spans from 07:00 to 19:00, highlighting key periods like rest breaks, mid-point rest windows, and special break definitions, with detailed notes explaining crew return protocols and protection rules."/>
             <wp:cNvGraphicFramePr>
               <a:graphicFrameLocks xmlns:a="http://schemas.openxmlformats.org/drawingml/2006/main" noChangeAspect="1"/>
@@ -3792,7 +3972,7 @@
                   <pic:spPr>
                     <a:xfrm>
                       <a:off x="0" y="0"/>
-                      <a:ext cx="5731510" cy="3405505"/>
+                      <a:ext cx="6387646" cy="3795363"/>
                     </a:xfrm>
                     <a:prstGeom prst="rect">
                       <a:avLst/>
@@ -3812,6 +3992,7 @@
           <w:bCs/>
         </w:rPr>
       </w:pPr>
+      <w:proofErr w:type="gramStart"/>
       <w:r>
         <w:t>[para]</w:t>
       </w:r>
@@ -3823,7 +4004,15 @@
           <w:b/>
           <w:bCs/>
         </w:rPr>
-        <w:t xml:space="preserve">Rest Break Disturbances </w:t>
+        <w:t>Rest</w:t>
+      </w:r>
+      <w:proofErr w:type="gramEnd"/>
+      <w:r>
+        <w:rPr>
+          <w:b/>
+          <w:bCs/>
+        </w:rPr>
+        <w:t xml:space="preserve"> Break Disturbances </w:t>
       </w:r>
     </w:p>
     <w:p>
@@ -4100,6 +4289,7 @@
           <w:bCs/>
         </w:rPr>
       </w:pPr>
+      <w:proofErr w:type="gramStart"/>
       <w:r>
         <w:t>[para]</w:t>
       </w:r>
@@ -4111,7 +4301,15 @@
           <w:b/>
           <w:bCs/>
         </w:rPr>
-        <w:t xml:space="preserve">Special Break Disturbances </w:t>
+        <w:t>Special</w:t>
+      </w:r>
+      <w:proofErr w:type="gramEnd"/>
+      <w:r>
+        <w:rPr>
+          <w:b/>
+          <w:bCs/>
+        </w:rPr>
+        <w:t xml:space="preserve"> Break Disturbances </w:t>
       </w:r>
     </w:p>
     <w:p>
@@ -4132,6 +4330,7 @@
         <w:rPr>
           <w:rFonts w:cs="Arial"/>
         </w:rPr>
+        <w:lastRenderedPageBreak/>
         <w:t xml:space="preserve">In the event a crew request a special break and are disturbed for a purple coded incident or major incident, once clear from the incident the crew will </w:t>
       </w:r>
       <w:r>

--- a/docs/Rest Break SOP.docx
+++ b/docs/Rest Break SOP.docx
@@ -3900,6 +3900,7 @@
         <w:rPr>
           <w:rFonts w:cs="Arial"/>
         </w:rPr>
+        <w:lastRenderedPageBreak/>
         <w:t>A graphic of these levels of protection can be found below:</w:t>
       </w:r>
       <w:r>
@@ -3927,26 +3928,16 @@
       <w:r>
         <w:t>]</w:t>
       </w:r>
-    </w:p>
-    <w:p>
-      <w:pPr>
-        <w:spacing w:line="360" w:lineRule="auto"/>
-        <w:jc w:val="both"/>
-        <w:rPr>
-          <w:rFonts w:cs="Arial"/>
-        </w:rPr>
-      </w:pPr>
       <w:r>
         <w:rPr>
           <w:rFonts w:cs="Arial"/>
           <w:noProof/>
         </w:rPr>
-        <w:lastRenderedPageBreak/>
         <w:drawing>
-          <wp:inline distT="0" distB="0" distL="0" distR="0" wp14:anchorId="0371BE75" wp14:editId="41A2BDCF">
-            <wp:extent cx="6372738" cy="3786505"/>
-            <wp:effectExtent l="0" t="0" r="9525" b="4445"/>
-            <wp:docPr id="1333507023" name="Picture 1" descr="A flowchart diagram illustrating levels of crew protection during work shifts, with color-coded sections representing different protection statuses such as green for routine admission, yellow for timed admission, amber for amber protection, and red for RT calls only. The timeline spans from 07:00 to 19:00, highlighting key periods like rest breaks, mid-point rest windows, and special break definitions, with detailed notes explaining crew return protocols and protection rules."/>
+          <wp:inline distT="0" distB="0" distL="0" distR="0" wp14:anchorId="3485F2B6" wp14:editId="113C85B1">
+            <wp:extent cx="5731510" cy="3405505"/>
+            <wp:effectExtent l="0" t="0" r="2540" b="4445"/>
+            <wp:docPr id="1419253494" name="Picture 1"/>
             <wp:cNvGraphicFramePr>
               <a:graphicFrameLocks xmlns:a="http://schemas.openxmlformats.org/drawingml/2006/main" noChangeAspect="1"/>
             </wp:cNvGraphicFramePr>
@@ -3954,7 +3945,7 @@
               <a:graphicData uri="http://schemas.openxmlformats.org/drawingml/2006/picture">
                 <pic:pic xmlns:pic="http://schemas.openxmlformats.org/drawingml/2006/picture">
                   <pic:nvPicPr>
-                    <pic:cNvPr id="1333507023" name="Picture 1" descr="A flowchart diagram illustrating levels of crew protection during work shifts, with color-coded sections representing different protection statuses such as green for routine admission, yellow for timed admission, amber for amber protection, and red for RT calls only. The timeline spans from 07:00 to 19:00, highlighting key periods like rest breaks, mid-point rest windows, and special break definitions, with detailed notes explaining crew return protocols and protection rules."/>
+                    <pic:cNvPr id="1419253494" name="Picture 1419253494"/>
                     <pic:cNvPicPr/>
                   </pic:nvPicPr>
                   <pic:blipFill>
@@ -3972,7 +3963,7 @@
                   <pic:spPr>
                     <a:xfrm>
                       <a:off x="0" y="0"/>
-                      <a:ext cx="6387646" cy="3795363"/>
+                      <a:ext cx="5731510" cy="3405505"/>
                     </a:xfrm>
                     <a:prstGeom prst="rect">
                       <a:avLst/>
@@ -3984,6 +3975,15 @@
           </wp:inline>
         </w:drawing>
       </w:r>
+    </w:p>
+    <w:p>
+      <w:pPr>
+        <w:spacing w:line="360" w:lineRule="auto"/>
+        <w:jc w:val="both"/>
+        <w:rPr>
+          <w:rFonts w:cs="Arial"/>
+        </w:rPr>
+      </w:pPr>
     </w:p>
     <w:p>
       <w:pPr>

--- a/docs/Rest Break SOP.docx
+++ b/docs/Rest Break SOP.docx
@@ -2,150 +2,6 @@
 <file path=word/document.xml><?xml version="1.0" encoding="utf-8"?>
 <w:document xmlns:wpc="http://schemas.microsoft.com/office/word/2010/wordprocessingCanvas" xmlns:cx="http://schemas.microsoft.com/office/drawing/2014/chartex" xmlns:cx1="http://schemas.microsoft.com/office/drawing/2015/9/8/chartex" xmlns:cx2="http://schemas.microsoft.com/office/drawing/2015/10/21/chartex" xmlns:cx3="http://schemas.microsoft.com/office/drawing/2016/5/9/chartex" xmlns:cx4="http://schemas.microsoft.com/office/drawing/2016/5/10/chartex" xmlns:cx5="http://schemas.microsoft.com/office/drawing/2016/5/11/chartex" xmlns:cx6="http://schemas.microsoft.com/office/drawing/2016/5/12/chartex" xmlns:cx7="http://schemas.microsoft.com/office/drawing/2016/5/13/chartex" xmlns:cx8="http://schemas.microsoft.com/office/drawing/2016/5/14/chartex" xmlns:mc="http://schemas.openxmlformats.org/markup-compatibility/2006" xmlns:aink="http://schemas.microsoft.com/office/drawing/2016/ink" xmlns:am3d="http://schemas.microsoft.com/office/drawing/2017/model3d" xmlns:o="urn:schemas-microsoft-com:office:office" xmlns:oel="http://schemas.microsoft.com/office/2019/extlst" xmlns:r="http://schemas.openxmlformats.org/officeDocument/2006/relationships" xmlns:m="http://schemas.openxmlformats.org/officeDocument/2006/math" xmlns:v="urn:schemas-microsoft-com:vml" xmlns:wp14="http://schemas.microsoft.com/office/word/2010/wordprocessingDrawing" xmlns:wp="http://schemas.openxmlformats.org/drawingml/2006/wordprocessingDrawing" xmlns:w10="urn:schemas-microsoft-com:office:word" xmlns:w="http://schemas.openxmlformats.org/wordprocessingml/2006/main" xmlns:w14="http://schemas.microsoft.com/office/word/2010/wordml" xmlns:w15="http://schemas.microsoft.com/office/word/2012/wordml" xmlns:w16cex="http://schemas.microsoft.com/office/word/2018/wordml/cex" xmlns:w16cid="http://schemas.microsoft.com/office/word/2016/wordml/cid" xmlns:w16="http://schemas.microsoft.com/office/word/2018/wordml" xmlns:w16du="http://schemas.microsoft.com/office/word/2023/wordml/word16du" xmlns:w16sdtdh="http://schemas.microsoft.com/office/word/2020/wordml/sdtdatahash" xmlns:w16sdtfl="http://schemas.microsoft.com/office/word/2024/wordml/sdtformatlock" xmlns:w16se="http://schemas.microsoft.com/office/word/2015/wordml/symex" xmlns:wpg="http://schemas.microsoft.com/office/word/2010/wordprocessingGroup" xmlns:wpi="http://schemas.microsoft.com/office/word/2010/wordprocessingInk" xmlns:wne="http://schemas.microsoft.com/office/word/2006/wordml" xmlns:wps="http://schemas.microsoft.com/office/word/2010/wordprocessingShape" mc:Ignorable="w14 w15 w16se w16cid w16 w16cex w16sdtdh w16sdtfl w16du wp14">
   <w:body>
-    <w:p>
-      <w:pPr>
-        <w:spacing w:line="360" w:lineRule="auto"/>
-        <w:jc w:val="center"/>
-        <w:rPr>
-          <w:rFonts w:cs="Arial"/>
-          <w:b/>
-          <w:bCs/>
-          <w:u w:val="single"/>
-        </w:rPr>
-      </w:pPr>
-      <w:proofErr w:type="gramStart"/>
-      <w:r>
-        <w:rPr>
-          <w:rFonts w:cs="Arial"/>
-          <w:u w:val="single"/>
-        </w:rPr>
-        <w:t>[para]</w:t>
-      </w:r>
-      <w:r>
-        <w:rPr>
-          <w:rFonts w:cs="Arial"/>
-          <w:b/>
-          <w:bCs/>
-          <w:u w:val="single"/>
-        </w:rPr>
-        <w:t xml:space="preserve"> </w:t>
-      </w:r>
-      <w:r>
-        <w:rPr>
-          <w:rFonts w:cs="Arial"/>
-          <w:b/>
-          <w:bCs/>
-          <w:u w:val="single"/>
-        </w:rPr>
-        <w:t>Scottish</w:t>
-      </w:r>
-      <w:proofErr w:type="gramEnd"/>
-      <w:r>
-        <w:rPr>
-          <w:rFonts w:cs="Arial"/>
-          <w:b/>
-          <w:bCs/>
-          <w:u w:val="single"/>
-        </w:rPr>
-        <w:t xml:space="preserve"> Ambulance Service</w:t>
-      </w:r>
-    </w:p>
-    <w:p>
-      <w:pPr>
-        <w:spacing w:line="360" w:lineRule="auto"/>
-        <w:jc w:val="center"/>
-        <w:rPr>
-          <w:rFonts w:cs="Arial"/>
-          <w:b/>
-          <w:bCs/>
-          <w:u w:val="single"/>
-        </w:rPr>
-      </w:pPr>
-      <w:r>
-        <w:rPr>
-          <w:rFonts w:cs="Arial"/>
-          <w:b/>
-          <w:bCs/>
-          <w:u w:val="single"/>
-        </w:rPr>
-        <w:t>Management of Rest Breaks</w:t>
-      </w:r>
-    </w:p>
-    <w:p>
-      <w:pPr>
-        <w:spacing w:line="360" w:lineRule="auto"/>
-        <w:jc w:val="center"/>
-        <w:rPr>
-          <w:rFonts w:cs="Arial"/>
-          <w:b/>
-          <w:bCs/>
-          <w:u w:val="single"/>
-        </w:rPr>
-      </w:pPr>
-      <w:r>
-        <w:rPr>
-          <w:rFonts w:cs="Arial"/>
-          <w:b/>
-          <w:bCs/>
-          <w:u w:val="single"/>
-        </w:rPr>
-        <w:t>Standard Operating Procedure</w:t>
-      </w:r>
-      <w:r>
-        <w:rPr>
-          <w:rFonts w:cs="Arial"/>
-          <w:b/>
-          <w:bCs/>
-          <w:u w:val="single"/>
-        </w:rPr>
-        <w:t xml:space="preserve"> – T</w:t>
-      </w:r>
-      <w:r>
-        <w:rPr>
-          <w:rFonts w:cs="Arial"/>
-          <w:b/>
-          <w:bCs/>
-          <w:u w:val="single"/>
-        </w:rPr>
-        <w:t>est of Change</w:t>
-      </w:r>
-      <w:r>
-        <w:rPr>
-          <w:rFonts w:cs="Arial"/>
-          <w:b/>
-          <w:bCs/>
-          <w:u w:val="single"/>
-        </w:rPr>
-        <w:t xml:space="preserve"> V</w:t>
-      </w:r>
-      <w:r>
-        <w:rPr>
-          <w:rFonts w:cs="Arial"/>
-          <w:b/>
-          <w:bCs/>
-          <w:u w:val="single"/>
-        </w:rPr>
-        <w:t>1.</w:t>
-      </w:r>
-      <w:r>
-        <w:rPr>
-          <w:rFonts w:cs="Arial"/>
-          <w:b/>
-          <w:bCs/>
-          <w:u w:val="single"/>
-        </w:rPr>
-        <w:t>0</w:t>
-      </w:r>
-    </w:p>
-    <w:p>
-      <w:pPr>
-        <w:spacing w:line="360" w:lineRule="auto"/>
-        <w:jc w:val="both"/>
-        <w:rPr>
-          <w:rFonts w:cs="Arial"/>
-        </w:rPr>
-      </w:pPr>
-    </w:p>
     <w:p>
       <w:proofErr w:type="gramStart"/>
       <w:r>
@@ -473,7 +329,6 @@
         <w:rPr>
           <w:rFonts w:cs="Arial"/>
         </w:rPr>
-        <w:lastRenderedPageBreak/>
         <w:t xml:space="preserve">All rest breaks are agreed through partnership and identified through the C3 system. </w:t>
       </w:r>
     </w:p>
@@ -530,7 +385,14 @@
         <w:rPr>
           <w:rFonts w:cs="Arial"/>
         </w:rPr>
-        <w:t xml:space="preserve">agree on what shift code they will be using to book on (system accepts only 1 code) and the rest break window best suited to both parties. </w:t>
+        <w:t xml:space="preserve">agree on what shift code they will be using to book on </w:t>
+      </w:r>
+      <w:r>
+        <w:rPr>
+          <w:rFonts w:cs="Arial"/>
+        </w:rPr>
+        <w:lastRenderedPageBreak/>
+        <w:t xml:space="preserve">(system accepts only 1 code) and the rest break window best suited to both parties. </w:t>
       </w:r>
     </w:p>
     <w:p>
@@ -1183,7 +1045,6 @@
         <w:rPr>
           <w:rFonts w:cs="Arial"/>
         </w:rPr>
-        <w:lastRenderedPageBreak/>
         <w:t>The national Rest Break windows and durations</w:t>
       </w:r>
       <w:r>
@@ -1263,6 +1124,7 @@
                 <w:sz w:val="24"/>
                 <w:szCs w:val="24"/>
               </w:rPr>
+              <w:lastRenderedPageBreak/>
               <w:t xml:space="preserve">Shift Length </w:t>
             </w:r>
           </w:p>
@@ -2436,13 +2298,13 @@
         <w:rPr>
           <w:rFonts w:cs="Arial"/>
         </w:rPr>
+        <w:t>This is described in the procedures below:</w:t>
+      </w:r>
+    </w:p>
+    <w:p>
+      <w:proofErr w:type="gramStart"/>
+      <w:r>
         <w:lastRenderedPageBreak/>
-        <w:t>This is described in the procedures below:</w:t>
-      </w:r>
-    </w:p>
-    <w:p>
-      <w:proofErr w:type="gramStart"/>
-      <w:r>
         <w:t>[para]</w:t>
       </w:r>
       <w:r>
@@ -3142,7 +3004,6 @@
       </w:pPr>
       <w:proofErr w:type="gramStart"/>
       <w:r>
-        <w:lastRenderedPageBreak/>
         <w:t>[para]</w:t>
       </w:r>
       <w:r>
@@ -3189,6 +3050,7 @@
         <w:rPr>
           <w:rFonts w:cs="Arial"/>
         </w:rPr>
+        <w:lastRenderedPageBreak/>
         <w:t xml:space="preserve">A crew will not be allocated to a </w:t>
       </w:r>
       <w:r>

--- a/docs/Rest Break SOP.docx
+++ b/docs/Rest Break SOP.docx
@@ -25,7 +25,6 @@
     <w:p>
       <w:pPr>
         <w:spacing w:line="360" w:lineRule="auto"/>
-        <w:jc w:val="both"/>
         <w:rPr>
           <w:rFonts w:cs="Arial"/>
         </w:rPr>
@@ -94,7 +93,6 @@
     <w:p>
       <w:pPr>
         <w:spacing w:line="360" w:lineRule="auto"/>
-        <w:jc w:val="both"/>
         <w:rPr>
           <w:rFonts w:cs="Arial"/>
         </w:rPr>
@@ -130,7 +128,6 @@
     <w:p>
       <w:pPr>
         <w:spacing w:line="360" w:lineRule="auto"/>
-        <w:jc w:val="both"/>
         <w:rPr>
           <w:rFonts w:eastAsia="MS Mincho" w:cs="Arial"/>
         </w:rPr>
@@ -157,7 +154,6 @@
     <w:p>
       <w:pPr>
         <w:spacing w:line="360" w:lineRule="auto"/>
-        <w:jc w:val="both"/>
         <w:rPr>
           <w:rFonts w:eastAsia="MS Mincho" w:cs="Arial"/>
           <w:b/>
@@ -191,7 +187,6 @@
           <w:numId w:val="9"/>
         </w:numPr>
         <w:spacing w:line="360" w:lineRule="auto"/>
-        <w:jc w:val="both"/>
         <w:rPr>
           <w:rFonts w:eastAsia="MS Mincho" w:cs="Arial"/>
         </w:rPr>
@@ -211,7 +206,6 @@
           <w:numId w:val="9"/>
         </w:numPr>
         <w:spacing w:line="360" w:lineRule="auto"/>
-        <w:jc w:val="both"/>
         <w:rPr>
           <w:rFonts w:eastAsia="MS Mincho" w:cs="Arial"/>
         </w:rPr>
@@ -226,7 +220,6 @@
     <w:p>
       <w:pPr>
         <w:spacing w:line="360" w:lineRule="auto"/>
-        <w:jc w:val="both"/>
         <w:rPr>
           <w:rFonts w:eastAsia="MS Mincho" w:cs="Arial"/>
         </w:rPr>
@@ -255,7 +248,6 @@
     <w:p>
       <w:pPr>
         <w:spacing w:line="360" w:lineRule="auto"/>
-        <w:jc w:val="both"/>
         <w:rPr>
           <w:rFonts w:eastAsia="MS Mincho" w:cs="Arial"/>
         </w:rPr>
@@ -300,7 +292,6 @@
     <w:p>
       <w:pPr>
         <w:spacing w:line="360" w:lineRule="auto"/>
-        <w:jc w:val="both"/>
         <w:rPr>
           <w:rFonts w:cs="Arial"/>
         </w:rPr>
@@ -320,7 +311,6 @@
           <w:numId w:val="8"/>
         </w:numPr>
         <w:spacing w:line="360" w:lineRule="auto"/>
-        <w:jc w:val="both"/>
         <w:rPr>
           <w:rFonts w:cs="Arial"/>
         </w:rPr>
@@ -340,7 +330,6 @@
           <w:numId w:val="8"/>
         </w:numPr>
         <w:spacing w:line="360" w:lineRule="auto"/>
-        <w:jc w:val="both"/>
         <w:rPr>
           <w:rFonts w:cs="Arial"/>
         </w:rPr>
@@ -403,7 +392,6 @@
           <w:numId w:val="8"/>
         </w:numPr>
         <w:spacing w:after="242" w:line="360" w:lineRule="auto"/>
-        <w:jc w:val="both"/>
         <w:rPr>
           <w:rFonts w:cs="Arial"/>
           <w:i/>
@@ -526,7 +514,6 @@
           <w:numId w:val="8"/>
         </w:numPr>
         <w:spacing w:after="242" w:line="360" w:lineRule="auto"/>
-        <w:jc w:val="both"/>
         <w:rPr>
           <w:rFonts w:cs="Arial"/>
           <w:i/>
@@ -558,7 +545,6 @@
         <w:pStyle w:val="ListParagraph"/>
         <w:spacing w:after="242" w:line="360" w:lineRule="auto"/>
         <w:ind w:left="1440"/>
-        <w:jc w:val="both"/>
         <w:rPr>
           <w:rFonts w:cs="Arial"/>
           <w:i/>
@@ -642,7 +628,6 @@
           <w:numId w:val="8"/>
         </w:numPr>
         <w:spacing w:after="242" w:line="360" w:lineRule="auto"/>
-        <w:jc w:val="both"/>
         <w:rPr>
           <w:rFonts w:cs="Arial"/>
           <w:i/>
@@ -708,7 +693,6 @@
           <w:numId w:val="8"/>
         </w:numPr>
         <w:spacing w:after="242" w:line="360" w:lineRule="auto"/>
-        <w:jc w:val="both"/>
         <w:rPr>
           <w:rFonts w:cs="Arial"/>
           <w:i/>
@@ -731,7 +715,6 @@
       <w:pPr>
         <w:pStyle w:val="ListParagraph"/>
         <w:spacing w:line="360" w:lineRule="auto"/>
-        <w:jc w:val="both"/>
         <w:rPr>
           <w:rFonts w:cs="Arial"/>
         </w:rPr>
@@ -741,7 +724,6 @@
       <w:pPr>
         <w:spacing w:after="0" w:line="360" w:lineRule="auto"/>
         <w:ind w:left="284"/>
-        <w:jc w:val="both"/>
         <w:rPr>
           <w:rFonts w:cs="Arial"/>
           <w:b/>
@@ -782,7 +764,6 @@
           <w:numId w:val="1"/>
         </w:numPr>
         <w:spacing w:after="0" w:line="360" w:lineRule="auto"/>
-        <w:jc w:val="both"/>
         <w:rPr>
           <w:rFonts w:cs="Arial"/>
         </w:rPr>
@@ -840,7 +821,6 @@
           <w:numId w:val="1"/>
         </w:numPr>
         <w:spacing w:after="0" w:line="360" w:lineRule="auto"/>
-        <w:jc w:val="both"/>
         <w:rPr>
           <w:rFonts w:cs="Arial"/>
         </w:rPr>
@@ -892,7 +872,6 @@
           <w:numId w:val="1"/>
         </w:numPr>
         <w:spacing w:after="0" w:line="360" w:lineRule="auto"/>
-        <w:jc w:val="both"/>
         <w:rPr>
           <w:rFonts w:cs="Arial"/>
         </w:rPr>
@@ -927,7 +906,6 @@
         <w:pStyle w:val="ListParagraph"/>
         <w:spacing w:after="0" w:line="360" w:lineRule="auto"/>
         <w:ind w:left="1724" w:firstLine="436"/>
-        <w:jc w:val="both"/>
         <w:rPr>
           <w:rFonts w:cs="Arial"/>
           <w:vertAlign w:val="superscript"/>
@@ -1036,7 +1014,6 @@
           <w:numId w:val="1"/>
         </w:numPr>
         <w:spacing w:after="213" w:line="360" w:lineRule="auto"/>
-        <w:jc w:val="both"/>
         <w:rPr>
           <w:rFonts w:cs="Arial"/>
         </w:rPr>
@@ -1272,7 +1249,6 @@
             <w:pPr>
               <w:spacing w:line="360" w:lineRule="auto"/>
               <w:ind w:left="284"/>
-              <w:jc w:val="both"/>
               <w:rPr>
                 <w:rFonts w:cs="Arial"/>
                 <w:sz w:val="24"/>
@@ -1303,7 +1279,6 @@
             <w:pPr>
               <w:spacing w:line="360" w:lineRule="auto"/>
               <w:ind w:left="284" w:right="14"/>
-              <w:jc w:val="both"/>
               <w:rPr>
                 <w:rFonts w:cs="Arial"/>
                 <w:sz w:val="24"/>
@@ -1334,7 +1309,6 @@
             <w:pPr>
               <w:spacing w:line="360" w:lineRule="auto"/>
               <w:ind w:left="284" w:right="5"/>
-              <w:jc w:val="both"/>
               <w:rPr>
                 <w:rFonts w:cs="Arial"/>
                 <w:sz w:val="24"/>
@@ -1415,7 +1389,6 @@
             <w:pPr>
               <w:spacing w:line="360" w:lineRule="auto"/>
               <w:ind w:left="284" w:right="13"/>
-              <w:jc w:val="both"/>
               <w:rPr>
                 <w:rFonts w:cs="Arial"/>
                 <w:sz w:val="24"/>
@@ -1446,7 +1419,6 @@
             <w:pPr>
               <w:spacing w:line="360" w:lineRule="auto"/>
               <w:ind w:left="284" w:right="19"/>
-              <w:jc w:val="both"/>
               <w:rPr>
                 <w:rFonts w:cs="Arial"/>
                 <w:sz w:val="24"/>
@@ -1482,7 +1454,6 @@
             <w:pPr>
               <w:spacing w:line="360" w:lineRule="auto"/>
               <w:ind w:left="284"/>
-              <w:jc w:val="both"/>
               <w:rPr>
                 <w:rFonts w:cs="Arial"/>
                 <w:sz w:val="24"/>
@@ -1513,7 +1484,6 @@
             <w:pPr>
               <w:spacing w:line="360" w:lineRule="auto"/>
               <w:ind w:left="284" w:right="14"/>
-              <w:jc w:val="both"/>
               <w:rPr>
                 <w:rFonts w:cs="Arial"/>
                 <w:sz w:val="24"/>
@@ -1544,7 +1514,6 @@
             <w:pPr>
               <w:spacing w:line="360" w:lineRule="auto"/>
               <w:ind w:left="284" w:right="5"/>
-              <w:jc w:val="both"/>
               <w:rPr>
                 <w:rFonts w:cs="Arial"/>
                 <w:sz w:val="24"/>
@@ -1617,7 +1586,6 @@
             <w:pPr>
               <w:spacing w:line="360" w:lineRule="auto"/>
               <w:ind w:left="284" w:right="13"/>
-              <w:jc w:val="both"/>
               <w:rPr>
                 <w:rFonts w:cs="Arial"/>
                 <w:sz w:val="24"/>
@@ -1648,7 +1616,6 @@
             <w:pPr>
               <w:spacing w:line="360" w:lineRule="auto"/>
               <w:ind w:left="284" w:right="19"/>
-              <w:jc w:val="both"/>
               <w:rPr>
                 <w:rFonts w:cs="Arial"/>
                 <w:sz w:val="24"/>
@@ -1684,7 +1651,6 @@
             <w:pPr>
               <w:spacing w:line="360" w:lineRule="auto"/>
               <w:ind w:left="284"/>
-              <w:jc w:val="both"/>
               <w:rPr>
                 <w:rFonts w:cs="Arial"/>
                 <w:sz w:val="24"/>
@@ -1715,7 +1681,6 @@
             <w:pPr>
               <w:spacing w:line="360" w:lineRule="auto"/>
               <w:ind w:left="284" w:right="14"/>
-              <w:jc w:val="both"/>
               <w:rPr>
                 <w:rFonts w:cs="Arial"/>
                 <w:sz w:val="24"/>
@@ -1746,7 +1711,6 @@
             <w:pPr>
               <w:spacing w:after="53" w:line="360" w:lineRule="auto"/>
               <w:ind w:left="284" w:right="5"/>
-              <w:jc w:val="both"/>
               <w:rPr>
                 <w:rFonts w:cs="Arial"/>
                 <w:sz w:val="24"/>
@@ -1803,7 +1767,6 @@
               </w:tabs>
               <w:spacing w:line="360" w:lineRule="auto"/>
               <w:ind w:left="284" w:right="15"/>
-              <w:jc w:val="both"/>
               <w:rPr>
                 <w:rFonts w:cs="Arial"/>
                 <w:sz w:val="24"/>
@@ -1851,7 +1814,6 @@
             <w:pPr>
               <w:spacing w:line="360" w:lineRule="auto"/>
               <w:ind w:left="284" w:right="13"/>
-              <w:jc w:val="both"/>
               <w:rPr>
                 <w:rFonts w:cs="Arial"/>
                 <w:sz w:val="24"/>
@@ -1882,7 +1844,6 @@
             <w:pPr>
               <w:spacing w:line="360" w:lineRule="auto"/>
               <w:ind w:left="284" w:right="19"/>
-              <w:jc w:val="both"/>
               <w:rPr>
                 <w:rFonts w:cs="Arial"/>
                 <w:sz w:val="24"/>
@@ -1904,7 +1865,6 @@
     <w:p>
       <w:pPr>
         <w:spacing w:after="242" w:line="360" w:lineRule="auto"/>
-        <w:jc w:val="both"/>
         <w:rPr>
           <w:rFonts w:cs="Arial"/>
           <w:i/>
@@ -1974,7 +1934,6 @@
     <w:p>
       <w:pPr>
         <w:spacing w:after="0" w:line="360" w:lineRule="auto"/>
-        <w:jc w:val="both"/>
         <w:rPr>
           <w:rFonts w:cs="Arial"/>
           <w:b/>
@@ -2009,7 +1968,6 @@
     <w:p>
       <w:pPr>
         <w:spacing w:after="0" w:line="360" w:lineRule="auto"/>
-        <w:jc w:val="both"/>
         <w:rPr>
           <w:rFonts w:cs="Arial"/>
         </w:rPr>
@@ -2019,7 +1977,6 @@
       <w:pPr>
         <w:spacing w:after="242" w:line="360" w:lineRule="auto"/>
         <w:ind w:left="284"/>
-        <w:jc w:val="both"/>
         <w:rPr>
           <w:rFonts w:cs="Arial"/>
         </w:rPr>
@@ -2077,7 +2034,6 @@
       <w:pPr>
         <w:spacing w:after="242" w:line="360" w:lineRule="auto"/>
         <w:ind w:left="284"/>
-        <w:jc w:val="both"/>
         <w:rPr>
           <w:rFonts w:cs="Arial"/>
         </w:rPr>
@@ -2121,7 +2077,6 @@
         </w:numPr>
         <w:spacing w:after="13" w:line="360" w:lineRule="auto"/>
         <w:ind w:left="709" w:hanging="360"/>
-        <w:jc w:val="both"/>
         <w:rPr>
           <w:rFonts w:cs="Arial"/>
         </w:rPr>
@@ -2177,7 +2132,6 @@
         </w:numPr>
         <w:spacing w:after="13" w:line="360" w:lineRule="auto"/>
         <w:ind w:left="709" w:hanging="360"/>
-        <w:jc w:val="both"/>
         <w:rPr>
           <w:rFonts w:cs="Arial"/>
         </w:rPr>
@@ -2197,7 +2151,6 @@
         </w:numPr>
         <w:spacing w:after="193" w:line="360" w:lineRule="auto"/>
         <w:ind w:left="709" w:hanging="360"/>
-        <w:jc w:val="both"/>
         <w:rPr>
           <w:rFonts w:cs="Arial"/>
         </w:rPr>
@@ -2213,7 +2166,6 @@
       <w:pPr>
         <w:spacing w:after="193" w:line="360" w:lineRule="auto"/>
         <w:ind w:left="284"/>
-        <w:jc w:val="both"/>
         <w:rPr>
           <w:rFonts w:cs="Arial"/>
           <w:i/>
@@ -2289,7 +2241,6 @@
       <w:pPr>
         <w:spacing w:after="242" w:line="360" w:lineRule="auto"/>
         <w:ind w:left="284"/>
-        <w:jc w:val="both"/>
         <w:rPr>
           <w:rFonts w:cs="Arial"/>
         </w:rPr>
@@ -2352,7 +2303,6 @@
         </w:numPr>
         <w:spacing w:after="242" w:line="360" w:lineRule="auto"/>
         <w:ind w:right="91"/>
-        <w:jc w:val="both"/>
         <w:rPr>
           <w:rFonts w:cs="Arial"/>
           <w:color w:val="000000" w:themeColor="text1"/>
@@ -2389,7 +2339,6 @@
         </w:numPr>
         <w:spacing w:after="242" w:line="360" w:lineRule="auto"/>
         <w:ind w:right="91"/>
-        <w:jc w:val="both"/>
         <w:rPr>
           <w:rFonts w:cs="Arial"/>
           <w:color w:val="000000" w:themeColor="text1"/>
@@ -2448,7 +2397,6 @@
           <w:numId w:val="4"/>
         </w:numPr>
         <w:spacing w:after="242" w:line="360" w:lineRule="auto"/>
-        <w:jc w:val="both"/>
         <w:rPr>
           <w:rFonts w:cs="Arial"/>
         </w:rPr>
@@ -2504,7 +2452,6 @@
           <w:numId w:val="4"/>
         </w:numPr>
         <w:spacing w:after="242" w:line="360" w:lineRule="auto"/>
-        <w:jc w:val="both"/>
         <w:rPr>
           <w:rFonts w:cs="Arial"/>
         </w:rPr>
@@ -2550,7 +2497,6 @@
           <w:numId w:val="4"/>
         </w:numPr>
         <w:spacing w:after="242" w:line="360" w:lineRule="auto"/>
-        <w:jc w:val="both"/>
         <w:rPr>
           <w:rFonts w:cs="Arial"/>
           <w:i/>
@@ -2580,7 +2526,6 @@
     <w:p>
       <w:pPr>
         <w:spacing w:after="242" w:line="360" w:lineRule="auto"/>
-        <w:jc w:val="both"/>
         <w:rPr>
           <w:rFonts w:cs="Arial"/>
           <w:i/>
@@ -2636,7 +2581,6 @@
         </w:numPr>
         <w:spacing w:after="242" w:line="360" w:lineRule="auto"/>
         <w:ind w:left="709" w:right="91"/>
-        <w:jc w:val="both"/>
         <w:rPr>
           <w:rFonts w:cs="Arial"/>
           <w:color w:val="000000" w:themeColor="text1"/>
@@ -2712,7 +2656,6 @@
         </w:numPr>
         <w:spacing w:after="242" w:line="360" w:lineRule="auto"/>
         <w:ind w:left="709" w:right="91"/>
-        <w:jc w:val="both"/>
         <w:rPr>
           <w:rFonts w:cs="Arial"/>
           <w:color w:val="000000" w:themeColor="text1"/>
@@ -2776,7 +2719,6 @@
         </w:numPr>
         <w:spacing w:after="242" w:line="360" w:lineRule="auto"/>
         <w:ind w:left="709" w:right="91"/>
-        <w:jc w:val="both"/>
         <w:rPr>
           <w:rFonts w:cs="Arial"/>
           <w:color w:val="000000" w:themeColor="text1"/>
@@ -2818,7 +2760,6 @@
         </w:numPr>
         <w:spacing w:after="242" w:line="360" w:lineRule="auto"/>
         <w:ind w:left="709" w:right="91"/>
-        <w:jc w:val="both"/>
         <w:rPr>
           <w:rFonts w:cs="Arial"/>
           <w:color w:val="000000" w:themeColor="text1"/>
@@ -2884,7 +2825,6 @@
         </w:numPr>
         <w:spacing w:after="242" w:line="360" w:lineRule="auto"/>
         <w:ind w:left="709" w:right="91"/>
-        <w:jc w:val="both"/>
         <w:rPr>
           <w:rFonts w:cs="Arial"/>
         </w:rPr>
@@ -3041,7 +2981,6 @@
         </w:numPr>
         <w:spacing w:after="242" w:line="360" w:lineRule="auto"/>
         <w:ind w:left="709" w:right="91"/>
-        <w:jc w:val="both"/>
         <w:rPr>
           <w:rFonts w:cs="Arial"/>
         </w:rPr>
@@ -3091,7 +3030,6 @@
         </w:numPr>
         <w:spacing w:after="242" w:line="360" w:lineRule="auto"/>
         <w:ind w:left="709" w:right="91"/>
-        <w:jc w:val="both"/>
         <w:rPr>
           <w:rFonts w:cs="Arial"/>
         </w:rPr>
@@ -3126,7 +3064,6 @@
         </w:numPr>
         <w:spacing w:after="242" w:line="360" w:lineRule="auto"/>
         <w:ind w:left="709" w:right="91"/>
-        <w:jc w:val="both"/>
         <w:rPr>
           <w:rFonts w:cs="Arial"/>
         </w:rPr>
@@ -3161,7 +3098,6 @@
         </w:numPr>
         <w:spacing w:after="242" w:line="360" w:lineRule="auto"/>
         <w:ind w:left="709" w:right="91"/>
-        <w:jc w:val="both"/>
         <w:rPr>
           <w:color w:val="000000" w:themeColor="text1"/>
         </w:rPr>
@@ -3238,7 +3174,6 @@
         <w:pStyle w:val="ListParagraph"/>
         <w:spacing w:after="242" w:line="360" w:lineRule="auto"/>
         <w:ind w:left="709" w:right="91"/>
-        <w:jc w:val="both"/>
         <w:rPr>
           <w:color w:val="000000" w:themeColor="text1"/>
         </w:rPr>
@@ -3309,7 +3244,6 @@
     <w:p>
       <w:pPr>
         <w:spacing w:line="360" w:lineRule="auto"/>
-        <w:jc w:val="both"/>
         <w:rPr>
           <w:rFonts w:cs="Arial"/>
         </w:rPr>
@@ -3366,7 +3300,6 @@
         </w:numPr>
         <w:spacing w:after="242" w:line="360" w:lineRule="auto"/>
         <w:ind w:left="709" w:right="91"/>
-        <w:jc w:val="both"/>
         <w:rPr>
           <w:rFonts w:cs="Arial"/>
           <w:color w:val="000000" w:themeColor="text1"/>
@@ -3468,7 +3401,6 @@
       <w:pPr>
         <w:spacing w:after="242" w:line="360" w:lineRule="auto"/>
         <w:ind w:left="709" w:right="91"/>
-        <w:jc w:val="both"/>
         <w:rPr>
           <w:rFonts w:cs="Arial"/>
           <w:color w:val="000000" w:themeColor="text1"/>
@@ -3567,7 +3499,6 @@
         </w:numPr>
         <w:spacing w:after="242" w:line="360" w:lineRule="auto"/>
         <w:ind w:left="709" w:right="91"/>
-        <w:jc w:val="both"/>
         <w:rPr>
           <w:rFonts w:cs="Arial"/>
           <w:color w:val="000000" w:themeColor="text1"/>
@@ -3688,7 +3619,6 @@
       <w:pPr>
         <w:spacing w:after="242" w:line="360" w:lineRule="auto"/>
         <w:ind w:right="91"/>
-        <w:jc w:val="both"/>
         <w:rPr>
           <w:rFonts w:cs="Arial"/>
           <w:color w:val="000000" w:themeColor="text1"/>
@@ -3753,7 +3683,6 @@
     <w:p>
       <w:pPr>
         <w:spacing w:line="360" w:lineRule="auto"/>
-        <w:jc w:val="both"/>
         <w:rPr>
           <w:rFonts w:cs="Arial"/>
         </w:rPr>
@@ -3770,25 +3699,6 @@
           <w:rFonts w:cs="Arial"/>
         </w:rPr>
         <w:t xml:space="preserve"> </w:t>
-      </w:r>
-      <w:r>
-        <w:t>[</w:t>
-      </w:r>
-      <w:proofErr w:type="spellStart"/>
-      <w:proofErr w:type="gramStart"/>
-      <w:r>
-        <w:t>image:</w:t>
-      </w:r>
-      <w:r>
-        <w:t>TestImage</w:t>
-      </w:r>
-      <w:r>
-        <w:t>.png</w:t>
-      </w:r>
-      <w:proofErr w:type="spellEnd"/>
-      <w:proofErr w:type="gramEnd"/>
-      <w:r>
-        <w:t>]</w:t>
       </w:r>
       <w:r>
         <w:rPr>
@@ -3841,7 +3751,6 @@
     <w:p>
       <w:pPr>
         <w:spacing w:line="360" w:lineRule="auto"/>
-        <w:jc w:val="both"/>
         <w:rPr>
           <w:rFonts w:cs="Arial"/>
         </w:rPr>
@@ -3886,7 +3795,6 @@
         </w:numPr>
         <w:spacing w:after="242" w:line="360" w:lineRule="auto"/>
         <w:ind w:right="91"/>
-        <w:jc w:val="both"/>
         <w:rPr>
           <w:rFonts w:cs="Arial"/>
         </w:rPr>
@@ -3919,7 +3827,6 @@
         </w:numPr>
         <w:spacing w:after="242" w:line="360" w:lineRule="auto"/>
         <w:ind w:right="91"/>
-        <w:jc w:val="both"/>
         <w:rPr>
           <w:rFonts w:cs="Arial"/>
         </w:rPr>
@@ -4010,7 +3917,6 @@
         </w:numPr>
         <w:spacing w:after="242" w:line="360" w:lineRule="auto"/>
         <w:ind w:right="91"/>
-        <w:jc w:val="both"/>
         <w:rPr>
           <w:rFonts w:cs="Arial"/>
           <w:color w:val="000000" w:themeColor="text1"/>
@@ -4092,7 +3998,6 @@
       <w:pPr>
         <w:spacing w:after="242" w:line="360" w:lineRule="auto"/>
         <w:ind w:left="709" w:right="91"/>
-        <w:jc w:val="both"/>
         <w:rPr>
           <w:rFonts w:cs="Arial"/>
           <w:color w:val="000000" w:themeColor="text1"/>
@@ -4182,7 +4087,6 @@
           <w:numId w:val="18"/>
         </w:numPr>
         <w:spacing w:line="360" w:lineRule="auto"/>
-        <w:jc w:val="both"/>
         <w:rPr>
           <w:rFonts w:cs="Arial"/>
           <w:u w:val="single"/>
@@ -4213,7 +4117,6 @@
     <w:p>
       <w:pPr>
         <w:spacing w:line="360" w:lineRule="auto"/>
-        <w:jc w:val="both"/>
         <w:rPr>
           <w:rFonts w:cs="Arial"/>
           <w:u w:val="single"/>
@@ -4223,7 +4126,6 @@
     <w:p>
       <w:pPr>
         <w:spacing w:line="360" w:lineRule="auto"/>
-        <w:jc w:val="both"/>
         <w:rPr>
           <w:rFonts w:cs="Arial"/>
           <w:i/>
@@ -4244,7 +4146,6 @@
       <w:pPr>
         <w:spacing w:after="242" w:line="360" w:lineRule="auto"/>
         <w:ind w:right="91"/>
-        <w:jc w:val="both"/>
         <w:rPr>
           <w:rFonts w:cs="Arial"/>
           <w:color w:val="000000" w:themeColor="text1"/>
@@ -4254,7 +4155,6 @@
     <w:p>
       <w:pPr>
         <w:spacing w:line="360" w:lineRule="auto"/>
-        <w:jc w:val="both"/>
         <w:rPr>
           <w:rFonts w:cs="Arial"/>
           <w:highlight w:val="yellow"/>
@@ -4262,12 +4162,6 @@
       </w:pPr>
     </w:p>
     <w:sectPr>
-      <w:headerReference w:type="even" r:id="rId9"/>
-      <w:headerReference w:type="default" r:id="rId10"/>
-      <w:footerReference w:type="even" r:id="rId11"/>
-      <w:footerReference w:type="default" r:id="rId12"/>
-      <w:headerReference w:type="first" r:id="rId13"/>
-      <w:footerReference w:type="first" r:id="rId14"/>
       <w:pgSz w:w="11906" w:h="16838"/>
       <w:pgMar w:top="1440" w:right="1440" w:bottom="1440" w:left="1440" w:header="708" w:footer="708" w:gutter="0"/>
       <w:cols w:space="708"/>
@@ -4309,36 +4203,6 @@
 </w:endnotes>
 </file>
 
-<file path=word/footer1.xml><?xml version="1.0" encoding="utf-8"?>
-<w:ftr xmlns:wpc="http://schemas.microsoft.com/office/word/2010/wordprocessingCanvas" xmlns:cx="http://schemas.microsoft.com/office/drawing/2014/chartex" xmlns:cx1="http://schemas.microsoft.com/office/drawing/2015/9/8/chartex" xmlns:cx2="http://schemas.microsoft.com/office/drawing/2015/10/21/chartex" xmlns:cx3="http://schemas.microsoft.com/office/drawing/2016/5/9/chartex" xmlns:cx4="http://schemas.microsoft.com/office/drawing/2016/5/10/chartex" xmlns:cx5="http://schemas.microsoft.com/office/drawing/2016/5/11/chartex" xmlns:cx6="http://schemas.microsoft.com/office/drawing/2016/5/12/chartex" xmlns:cx7="http://schemas.microsoft.com/office/drawing/2016/5/13/chartex" xmlns:cx8="http://schemas.microsoft.com/office/drawing/2016/5/14/chartex" xmlns:mc="http://schemas.openxmlformats.org/markup-compatibility/2006" xmlns:aink="http://schemas.microsoft.com/office/drawing/2016/ink" xmlns:am3d="http://schemas.microsoft.com/office/drawing/2017/model3d" xmlns:o="urn:schemas-microsoft-com:office:office" xmlns:oel="http://schemas.microsoft.com/office/2019/extlst" xmlns:r="http://schemas.openxmlformats.org/officeDocument/2006/relationships" xmlns:m="http://schemas.openxmlformats.org/officeDocument/2006/math" xmlns:v="urn:schemas-microsoft-com:vml" xmlns:wp14="http://schemas.microsoft.com/office/word/2010/wordprocessingDrawing" xmlns:wp="http://schemas.openxmlformats.org/drawingml/2006/wordprocessingDrawing" xmlns:w10="urn:schemas-microsoft-com:office:word" xmlns:w="http://schemas.openxmlformats.org/wordprocessingml/2006/main" xmlns:w14="http://schemas.microsoft.com/office/word/2010/wordml" xmlns:w15="http://schemas.microsoft.com/office/word/2012/wordml" xmlns:w16cex="http://schemas.microsoft.com/office/word/2018/wordml/cex" xmlns:w16cid="http://schemas.microsoft.com/office/word/2016/wordml/cid" xmlns:w16="http://schemas.microsoft.com/office/word/2018/wordml" xmlns:w16du="http://schemas.microsoft.com/office/word/2023/wordml/word16du" xmlns:w16sdtdh="http://schemas.microsoft.com/office/word/2020/wordml/sdtdatahash" xmlns:w16sdtfl="http://schemas.microsoft.com/office/word/2024/wordml/sdtformatlock" xmlns:w16se="http://schemas.microsoft.com/office/word/2015/wordml/symex" xmlns:wpg="http://schemas.microsoft.com/office/word/2010/wordprocessingGroup" xmlns:wpi="http://schemas.microsoft.com/office/word/2010/wordprocessingInk" xmlns:wne="http://schemas.microsoft.com/office/word/2006/wordml" xmlns:wps="http://schemas.microsoft.com/office/word/2010/wordprocessingShape" mc:Ignorable="w14 w15 w16se w16cid w16 w16cex w16sdtdh w16sdtfl w16du wp14">
-  <w:p>
-    <w:pPr>
-      <w:pStyle w:val="Footer"/>
-    </w:pPr>
-  </w:p>
-</w:ftr>
-</file>
-
-<file path=word/footer2.xml><?xml version="1.0" encoding="utf-8"?>
-<w:ftr xmlns:wpc="http://schemas.microsoft.com/office/word/2010/wordprocessingCanvas" xmlns:cx="http://schemas.microsoft.com/office/drawing/2014/chartex" xmlns:cx1="http://schemas.microsoft.com/office/drawing/2015/9/8/chartex" xmlns:cx2="http://schemas.microsoft.com/office/drawing/2015/10/21/chartex" xmlns:cx3="http://schemas.microsoft.com/office/drawing/2016/5/9/chartex" xmlns:cx4="http://schemas.microsoft.com/office/drawing/2016/5/10/chartex" xmlns:cx5="http://schemas.microsoft.com/office/drawing/2016/5/11/chartex" xmlns:cx6="http://schemas.microsoft.com/office/drawing/2016/5/12/chartex" xmlns:cx7="http://schemas.microsoft.com/office/drawing/2016/5/13/chartex" xmlns:cx8="http://schemas.microsoft.com/office/drawing/2016/5/14/chartex" xmlns:mc="http://schemas.openxmlformats.org/markup-compatibility/2006" xmlns:aink="http://schemas.microsoft.com/office/drawing/2016/ink" xmlns:am3d="http://schemas.microsoft.com/office/drawing/2017/model3d" xmlns:o="urn:schemas-microsoft-com:office:office" xmlns:oel="http://schemas.microsoft.com/office/2019/extlst" xmlns:r="http://schemas.openxmlformats.org/officeDocument/2006/relationships" xmlns:m="http://schemas.openxmlformats.org/officeDocument/2006/math" xmlns:v="urn:schemas-microsoft-com:vml" xmlns:wp14="http://schemas.microsoft.com/office/word/2010/wordprocessingDrawing" xmlns:wp="http://schemas.openxmlformats.org/drawingml/2006/wordprocessingDrawing" xmlns:w10="urn:schemas-microsoft-com:office:word" xmlns:w="http://schemas.openxmlformats.org/wordprocessingml/2006/main" xmlns:w14="http://schemas.microsoft.com/office/word/2010/wordml" xmlns:w15="http://schemas.microsoft.com/office/word/2012/wordml" xmlns:w16cex="http://schemas.microsoft.com/office/word/2018/wordml/cex" xmlns:w16cid="http://schemas.microsoft.com/office/word/2016/wordml/cid" xmlns:w16="http://schemas.microsoft.com/office/word/2018/wordml" xmlns:w16du="http://schemas.microsoft.com/office/word/2023/wordml/word16du" xmlns:w16sdtdh="http://schemas.microsoft.com/office/word/2020/wordml/sdtdatahash" xmlns:w16sdtfl="http://schemas.microsoft.com/office/word/2024/wordml/sdtformatlock" xmlns:w16se="http://schemas.microsoft.com/office/word/2015/wordml/symex" xmlns:wpg="http://schemas.microsoft.com/office/word/2010/wordprocessingGroup" xmlns:wpi="http://schemas.microsoft.com/office/word/2010/wordprocessingInk" xmlns:wne="http://schemas.microsoft.com/office/word/2006/wordml" xmlns:wps="http://schemas.microsoft.com/office/word/2010/wordprocessingShape" mc:Ignorable="w14 w15 w16se w16cid w16 w16cex w16sdtdh w16sdtfl w16du wp14">
-  <w:p>
-    <w:pPr>
-      <w:pStyle w:val="Footer"/>
-    </w:pPr>
-  </w:p>
-</w:ftr>
-</file>
-
-<file path=word/footer3.xml><?xml version="1.0" encoding="utf-8"?>
-<w:ftr xmlns:wpc="http://schemas.microsoft.com/office/word/2010/wordprocessingCanvas" xmlns:cx="http://schemas.microsoft.com/office/drawing/2014/chartex" xmlns:cx1="http://schemas.microsoft.com/office/drawing/2015/9/8/chartex" xmlns:cx2="http://schemas.microsoft.com/office/drawing/2015/10/21/chartex" xmlns:cx3="http://schemas.microsoft.com/office/drawing/2016/5/9/chartex" xmlns:cx4="http://schemas.microsoft.com/office/drawing/2016/5/10/chartex" xmlns:cx5="http://schemas.microsoft.com/office/drawing/2016/5/11/chartex" xmlns:cx6="http://schemas.microsoft.com/office/drawing/2016/5/12/chartex" xmlns:cx7="http://schemas.microsoft.com/office/drawing/2016/5/13/chartex" xmlns:cx8="http://schemas.microsoft.com/office/drawing/2016/5/14/chartex" xmlns:mc="http://schemas.openxmlformats.org/markup-compatibility/2006" xmlns:aink="http://schemas.microsoft.com/office/drawing/2016/ink" xmlns:am3d="http://schemas.microsoft.com/office/drawing/2017/model3d" xmlns:o="urn:schemas-microsoft-com:office:office" xmlns:oel="http://schemas.microsoft.com/office/2019/extlst" xmlns:r="http://schemas.openxmlformats.org/officeDocument/2006/relationships" xmlns:m="http://schemas.openxmlformats.org/officeDocument/2006/math" xmlns:v="urn:schemas-microsoft-com:vml" xmlns:wp14="http://schemas.microsoft.com/office/word/2010/wordprocessingDrawing" xmlns:wp="http://schemas.openxmlformats.org/drawingml/2006/wordprocessingDrawing" xmlns:w10="urn:schemas-microsoft-com:office:word" xmlns:w="http://schemas.openxmlformats.org/wordprocessingml/2006/main" xmlns:w14="http://schemas.microsoft.com/office/word/2010/wordml" xmlns:w15="http://schemas.microsoft.com/office/word/2012/wordml" xmlns:w16cex="http://schemas.microsoft.com/office/word/2018/wordml/cex" xmlns:w16cid="http://schemas.microsoft.com/office/word/2016/wordml/cid" xmlns:w16="http://schemas.microsoft.com/office/word/2018/wordml" xmlns:w16du="http://schemas.microsoft.com/office/word/2023/wordml/word16du" xmlns:w16sdtdh="http://schemas.microsoft.com/office/word/2020/wordml/sdtdatahash" xmlns:w16sdtfl="http://schemas.microsoft.com/office/word/2024/wordml/sdtformatlock" xmlns:w16se="http://schemas.microsoft.com/office/word/2015/wordml/symex" xmlns:wpg="http://schemas.microsoft.com/office/word/2010/wordprocessingGroup" xmlns:wpi="http://schemas.microsoft.com/office/word/2010/wordprocessingInk" xmlns:wne="http://schemas.microsoft.com/office/word/2006/wordml" xmlns:wps="http://schemas.microsoft.com/office/word/2010/wordprocessingShape" mc:Ignorable="w14 w15 w16se w16cid w16 w16cex w16sdtdh w16sdtfl w16du wp14">
-  <w:p>
-    <w:pPr>
-      <w:pStyle w:val="Footer"/>
-    </w:pPr>
-  </w:p>
-</w:ftr>
-</file>
-
 <file path=word/footnotes.xml><?xml version="1.0" encoding="utf-8"?>
 <w:footnotes xmlns:wpc="http://schemas.microsoft.com/office/word/2010/wordprocessingCanvas" xmlns:cx="http://schemas.microsoft.com/office/drawing/2014/chartex" xmlns:cx1="http://schemas.microsoft.com/office/drawing/2015/9/8/chartex" xmlns:cx2="http://schemas.microsoft.com/office/drawing/2015/10/21/chartex" xmlns:cx3="http://schemas.microsoft.com/office/drawing/2016/5/9/chartex" xmlns:cx4="http://schemas.microsoft.com/office/drawing/2016/5/10/chartex" xmlns:cx5="http://schemas.microsoft.com/office/drawing/2016/5/11/chartex" xmlns:cx6="http://schemas.microsoft.com/office/drawing/2016/5/12/chartex" xmlns:cx7="http://schemas.microsoft.com/office/drawing/2016/5/13/chartex" xmlns:cx8="http://schemas.microsoft.com/office/drawing/2016/5/14/chartex" xmlns:mc="http://schemas.openxmlformats.org/markup-compatibility/2006" xmlns:aink="http://schemas.microsoft.com/office/drawing/2016/ink" xmlns:am3d="http://schemas.microsoft.com/office/drawing/2017/model3d" xmlns:o="urn:schemas-microsoft-com:office:office" xmlns:oel="http://schemas.microsoft.com/office/2019/extlst" xmlns:r="http://schemas.openxmlformats.org/officeDocument/2006/relationships" xmlns:m="http://schemas.openxmlformats.org/officeDocument/2006/math" xmlns:v="urn:schemas-microsoft-com:vml" xmlns:wp14="http://schemas.microsoft.com/office/word/2010/wordprocessingDrawing" xmlns:wp="http://schemas.openxmlformats.org/drawingml/2006/wordprocessingDrawing" xmlns:w10="urn:schemas-microsoft-com:office:word" xmlns:w="http://schemas.openxmlformats.org/wordprocessingml/2006/main" xmlns:w14="http://schemas.microsoft.com/office/word/2010/wordml" xmlns:w15="http://schemas.microsoft.com/office/word/2012/wordml" xmlns:w16cex="http://schemas.microsoft.com/office/word/2018/wordml/cex" xmlns:w16cid="http://schemas.microsoft.com/office/word/2016/wordml/cid" xmlns:w16="http://schemas.microsoft.com/office/word/2018/wordml" xmlns:w16du="http://schemas.microsoft.com/office/word/2023/wordml/word16du" xmlns:w16sdtdh="http://schemas.microsoft.com/office/word/2020/wordml/sdtdatahash" xmlns:w16sdtfl="http://schemas.microsoft.com/office/word/2024/wordml/sdtformatlock" xmlns:w16se="http://schemas.microsoft.com/office/word/2015/wordml/symex" xmlns:wpg="http://schemas.microsoft.com/office/word/2010/wordprocessingGroup" xmlns:wpi="http://schemas.microsoft.com/office/word/2010/wordprocessingInk" xmlns:wne="http://schemas.microsoft.com/office/word/2006/wordml" xmlns:wps="http://schemas.microsoft.com/office/word/2010/wordprocessingShape" mc:Ignorable="w14 w15 w16se w16cid w16 w16cex w16sdtdh w16sdtfl w16du wp14">
   <w:footnote w:type="separator" w:id="-1">
@@ -4369,36 +4233,6 @@
     </w:p>
   </w:footnote>
 </w:footnotes>
-</file>
-
-<file path=word/header1.xml><?xml version="1.0" encoding="utf-8"?>
-<w:hdr xmlns:wpc="http://schemas.microsoft.com/office/word/2010/wordprocessingCanvas" xmlns:cx="http://schemas.microsoft.com/office/drawing/2014/chartex" xmlns:cx1="http://schemas.microsoft.com/office/drawing/2015/9/8/chartex" xmlns:cx2="http://schemas.microsoft.com/office/drawing/2015/10/21/chartex" xmlns:cx3="http://schemas.microsoft.com/office/drawing/2016/5/9/chartex" xmlns:cx4="http://schemas.microsoft.com/office/drawing/2016/5/10/chartex" xmlns:cx5="http://schemas.microsoft.com/office/drawing/2016/5/11/chartex" xmlns:cx6="http://schemas.microsoft.com/office/drawing/2016/5/12/chartex" xmlns:cx7="http://schemas.microsoft.com/office/drawing/2016/5/13/chartex" xmlns:cx8="http://schemas.microsoft.com/office/drawing/2016/5/14/chartex" xmlns:mc="http://schemas.openxmlformats.org/markup-compatibility/2006" xmlns:aink="http://schemas.microsoft.com/office/drawing/2016/ink" xmlns:am3d="http://schemas.microsoft.com/office/drawing/2017/model3d" xmlns:o="urn:schemas-microsoft-com:office:office" xmlns:oel="http://schemas.microsoft.com/office/2019/extlst" xmlns:r="http://schemas.openxmlformats.org/officeDocument/2006/relationships" xmlns:m="http://schemas.openxmlformats.org/officeDocument/2006/math" xmlns:v="urn:schemas-microsoft-com:vml" xmlns:wp14="http://schemas.microsoft.com/office/word/2010/wordprocessingDrawing" xmlns:wp="http://schemas.openxmlformats.org/drawingml/2006/wordprocessingDrawing" xmlns:w10="urn:schemas-microsoft-com:office:word" xmlns:w="http://schemas.openxmlformats.org/wordprocessingml/2006/main" xmlns:w14="http://schemas.microsoft.com/office/word/2010/wordml" xmlns:w15="http://schemas.microsoft.com/office/word/2012/wordml" xmlns:w16cex="http://schemas.microsoft.com/office/word/2018/wordml/cex" xmlns:w16cid="http://schemas.microsoft.com/office/word/2016/wordml/cid" xmlns:w16="http://schemas.microsoft.com/office/word/2018/wordml" xmlns:w16du="http://schemas.microsoft.com/office/word/2023/wordml/word16du" xmlns:w16sdtdh="http://schemas.microsoft.com/office/word/2020/wordml/sdtdatahash" xmlns:w16sdtfl="http://schemas.microsoft.com/office/word/2024/wordml/sdtformatlock" xmlns:w16se="http://schemas.microsoft.com/office/word/2015/wordml/symex" xmlns:wpg="http://schemas.microsoft.com/office/word/2010/wordprocessingGroup" xmlns:wpi="http://schemas.microsoft.com/office/word/2010/wordprocessingInk" xmlns:wne="http://schemas.microsoft.com/office/word/2006/wordml" xmlns:wps="http://schemas.microsoft.com/office/word/2010/wordprocessingShape" mc:Ignorable="w14 w15 w16se w16cid w16 w16cex w16sdtdh w16sdtfl w16du wp14">
-  <w:p>
-    <w:pPr>
-      <w:pStyle w:val="Header"/>
-    </w:pPr>
-  </w:p>
-</w:hdr>
-</file>
-
-<file path=word/header2.xml><?xml version="1.0" encoding="utf-8"?>
-<w:hdr xmlns:wpc="http://schemas.microsoft.com/office/word/2010/wordprocessingCanvas" xmlns:cx="http://schemas.microsoft.com/office/drawing/2014/chartex" xmlns:cx1="http://schemas.microsoft.com/office/drawing/2015/9/8/chartex" xmlns:cx2="http://schemas.microsoft.com/office/drawing/2015/10/21/chartex" xmlns:cx3="http://schemas.microsoft.com/office/drawing/2016/5/9/chartex" xmlns:cx4="http://schemas.microsoft.com/office/drawing/2016/5/10/chartex" xmlns:cx5="http://schemas.microsoft.com/office/drawing/2016/5/11/chartex" xmlns:cx6="http://schemas.microsoft.com/office/drawing/2016/5/12/chartex" xmlns:cx7="http://schemas.microsoft.com/office/drawing/2016/5/13/chartex" xmlns:cx8="http://schemas.microsoft.com/office/drawing/2016/5/14/chartex" xmlns:mc="http://schemas.openxmlformats.org/markup-compatibility/2006" xmlns:aink="http://schemas.microsoft.com/office/drawing/2016/ink" xmlns:am3d="http://schemas.microsoft.com/office/drawing/2017/model3d" xmlns:o="urn:schemas-microsoft-com:office:office" xmlns:oel="http://schemas.microsoft.com/office/2019/extlst" xmlns:r="http://schemas.openxmlformats.org/officeDocument/2006/relationships" xmlns:m="http://schemas.openxmlformats.org/officeDocument/2006/math" xmlns:v="urn:schemas-microsoft-com:vml" xmlns:wp14="http://schemas.microsoft.com/office/word/2010/wordprocessingDrawing" xmlns:wp="http://schemas.openxmlformats.org/drawingml/2006/wordprocessingDrawing" xmlns:w10="urn:schemas-microsoft-com:office:word" xmlns:w="http://schemas.openxmlformats.org/wordprocessingml/2006/main" xmlns:w14="http://schemas.microsoft.com/office/word/2010/wordml" xmlns:w15="http://schemas.microsoft.com/office/word/2012/wordml" xmlns:w16cex="http://schemas.microsoft.com/office/word/2018/wordml/cex" xmlns:w16cid="http://schemas.microsoft.com/office/word/2016/wordml/cid" xmlns:w16="http://schemas.microsoft.com/office/word/2018/wordml" xmlns:w16du="http://schemas.microsoft.com/office/word/2023/wordml/word16du" xmlns:w16sdtdh="http://schemas.microsoft.com/office/word/2020/wordml/sdtdatahash" xmlns:w16sdtfl="http://schemas.microsoft.com/office/word/2024/wordml/sdtformatlock" xmlns:w16se="http://schemas.microsoft.com/office/word/2015/wordml/symex" xmlns:wpg="http://schemas.microsoft.com/office/word/2010/wordprocessingGroup" xmlns:wpi="http://schemas.microsoft.com/office/word/2010/wordprocessingInk" xmlns:wne="http://schemas.microsoft.com/office/word/2006/wordml" xmlns:wps="http://schemas.microsoft.com/office/word/2010/wordprocessingShape" mc:Ignorable="w14 w15 w16se w16cid w16 w16cex w16sdtdh w16sdtfl w16du wp14">
-  <w:p>
-    <w:pPr>
-      <w:pStyle w:val="Header"/>
-    </w:pPr>
-  </w:p>
-</w:hdr>
-</file>
-
-<file path=word/header3.xml><?xml version="1.0" encoding="utf-8"?>
-<w:hdr xmlns:wpc="http://schemas.microsoft.com/office/word/2010/wordprocessingCanvas" xmlns:cx="http://schemas.microsoft.com/office/drawing/2014/chartex" xmlns:cx1="http://schemas.microsoft.com/office/drawing/2015/9/8/chartex" xmlns:cx2="http://schemas.microsoft.com/office/drawing/2015/10/21/chartex" xmlns:cx3="http://schemas.microsoft.com/office/drawing/2016/5/9/chartex" xmlns:cx4="http://schemas.microsoft.com/office/drawing/2016/5/10/chartex" xmlns:cx5="http://schemas.microsoft.com/office/drawing/2016/5/11/chartex" xmlns:cx6="http://schemas.microsoft.com/office/drawing/2016/5/12/chartex" xmlns:cx7="http://schemas.microsoft.com/office/drawing/2016/5/13/chartex" xmlns:cx8="http://schemas.microsoft.com/office/drawing/2016/5/14/chartex" xmlns:mc="http://schemas.openxmlformats.org/markup-compatibility/2006" xmlns:aink="http://schemas.microsoft.com/office/drawing/2016/ink" xmlns:am3d="http://schemas.microsoft.com/office/drawing/2017/model3d" xmlns:o="urn:schemas-microsoft-com:office:office" xmlns:oel="http://schemas.microsoft.com/office/2019/extlst" xmlns:r="http://schemas.openxmlformats.org/officeDocument/2006/relationships" xmlns:m="http://schemas.openxmlformats.org/officeDocument/2006/math" xmlns:v="urn:schemas-microsoft-com:vml" xmlns:wp14="http://schemas.microsoft.com/office/word/2010/wordprocessingDrawing" xmlns:wp="http://schemas.openxmlformats.org/drawingml/2006/wordprocessingDrawing" xmlns:w10="urn:schemas-microsoft-com:office:word" xmlns:w="http://schemas.openxmlformats.org/wordprocessingml/2006/main" xmlns:w14="http://schemas.microsoft.com/office/word/2010/wordml" xmlns:w15="http://schemas.microsoft.com/office/word/2012/wordml" xmlns:w16cex="http://schemas.microsoft.com/office/word/2018/wordml/cex" xmlns:w16cid="http://schemas.microsoft.com/office/word/2016/wordml/cid" xmlns:w16="http://schemas.microsoft.com/office/word/2018/wordml" xmlns:w16du="http://schemas.microsoft.com/office/word/2023/wordml/word16du" xmlns:w16sdtdh="http://schemas.microsoft.com/office/word/2020/wordml/sdtdatahash" xmlns:w16sdtfl="http://schemas.microsoft.com/office/word/2024/wordml/sdtformatlock" xmlns:w16se="http://schemas.microsoft.com/office/word/2015/wordml/symex" xmlns:wpg="http://schemas.microsoft.com/office/word/2010/wordprocessingGroup" xmlns:wpi="http://schemas.microsoft.com/office/word/2010/wordprocessingInk" xmlns:wne="http://schemas.microsoft.com/office/word/2006/wordml" xmlns:wps="http://schemas.microsoft.com/office/word/2010/wordprocessingShape" mc:Ignorable="w14 w15 w16se w16cid w16 w16cex w16sdtdh w16sdtfl w16du wp14">
-  <w:p>
-    <w:pPr>
-      <w:pStyle w:val="Header"/>
-    </w:pPr>
-  </w:p>
-</w:hdr>
 </file>
 
 <file path=word/numbering.xml><?xml version="1.0" encoding="utf-8"?>

--- a/docs/Rest Break SOP.docx
+++ b/docs/Rest Break SOP.docx
@@ -3,7 +3,6 @@
 <w:document xmlns:wpc="http://schemas.microsoft.com/office/word/2010/wordprocessingCanvas" xmlns:cx="http://schemas.microsoft.com/office/drawing/2014/chartex" xmlns:cx1="http://schemas.microsoft.com/office/drawing/2015/9/8/chartex" xmlns:cx2="http://schemas.microsoft.com/office/drawing/2015/10/21/chartex" xmlns:cx3="http://schemas.microsoft.com/office/drawing/2016/5/9/chartex" xmlns:cx4="http://schemas.microsoft.com/office/drawing/2016/5/10/chartex" xmlns:cx5="http://schemas.microsoft.com/office/drawing/2016/5/11/chartex" xmlns:cx6="http://schemas.microsoft.com/office/drawing/2016/5/12/chartex" xmlns:cx7="http://schemas.microsoft.com/office/drawing/2016/5/13/chartex" xmlns:cx8="http://schemas.microsoft.com/office/drawing/2016/5/14/chartex" xmlns:mc="http://schemas.openxmlformats.org/markup-compatibility/2006" xmlns:aink="http://schemas.microsoft.com/office/drawing/2016/ink" xmlns:am3d="http://schemas.microsoft.com/office/drawing/2017/model3d" xmlns:o="urn:schemas-microsoft-com:office:office" xmlns:oel="http://schemas.microsoft.com/office/2019/extlst" xmlns:r="http://schemas.openxmlformats.org/officeDocument/2006/relationships" xmlns:m="http://schemas.openxmlformats.org/officeDocument/2006/math" xmlns:v="urn:schemas-microsoft-com:vml" xmlns:wp14="http://schemas.microsoft.com/office/word/2010/wordprocessingDrawing" xmlns:wp="http://schemas.openxmlformats.org/drawingml/2006/wordprocessingDrawing" xmlns:w10="urn:schemas-microsoft-com:office:word" xmlns:w="http://schemas.openxmlformats.org/wordprocessingml/2006/main" xmlns:w14="http://schemas.microsoft.com/office/word/2010/wordml" xmlns:w15="http://schemas.microsoft.com/office/word/2012/wordml" xmlns:w16cex="http://schemas.microsoft.com/office/word/2018/wordml/cex" xmlns:w16cid="http://schemas.microsoft.com/office/word/2016/wordml/cid" xmlns:w16="http://schemas.microsoft.com/office/word/2018/wordml" xmlns:w16du="http://schemas.microsoft.com/office/word/2023/wordml/word16du" xmlns:w16sdtdh="http://schemas.microsoft.com/office/word/2020/wordml/sdtdatahash" xmlns:w16sdtfl="http://schemas.microsoft.com/office/word/2024/wordml/sdtformatlock" xmlns:w16se="http://schemas.microsoft.com/office/word/2015/wordml/symex" xmlns:wpg="http://schemas.microsoft.com/office/word/2010/wordprocessingGroup" xmlns:wpi="http://schemas.microsoft.com/office/word/2010/wordprocessingInk" xmlns:wne="http://schemas.microsoft.com/office/word/2006/wordml" xmlns:wps="http://schemas.microsoft.com/office/word/2010/wordprocessingShape" mc:Ignorable="w14 w15 w16se w16cid w16 w16cex w16sdtdh w16sdtfl w16du wp14">
   <w:body>
     <w:p>
-      <w:proofErr w:type="gramStart"/>
       <w:r>
         <w:t>[para]</w:t>
       </w:r>
@@ -17,7 +16,6 @@
         </w:rPr>
         <w:t>Aim</w:t>
       </w:r>
-      <w:proofErr w:type="gramEnd"/>
       <w:r>
         <w:t xml:space="preserve"> </w:t>
       </w:r>
@@ -105,7 +103,6 @@
           <w:bCs/>
         </w:rPr>
       </w:pPr>
-      <w:proofErr w:type="gramStart"/>
       <w:r>
         <w:t xml:space="preserve">[para] </w:t>
       </w:r>
@@ -114,15 +111,7 @@
           <w:b/>
           <w:bCs/>
         </w:rPr>
-        <w:t>Definition</w:t>
-      </w:r>
-      <w:proofErr w:type="gramEnd"/>
-      <w:r>
-        <w:rPr>
-          <w:b/>
-          <w:bCs/>
-        </w:rPr>
-        <w:t xml:space="preserve"> of a Rest Break </w:t>
+        <w:t xml:space="preserve">Definition of a Rest Break </w:t>
       </w:r>
     </w:p>
     <w:p>
@@ -163,7 +152,6 @@
       </w:pPr>
     </w:p>
     <w:p>
-      <w:proofErr w:type="gramStart"/>
       <w:r>
         <w:t xml:space="preserve">[para] </w:t>
       </w:r>
@@ -174,7 +162,6 @@
         </w:rPr>
         <w:t>Application</w:t>
       </w:r>
-      <w:proofErr w:type="gramEnd"/>
       <w:r>
         <w:t xml:space="preserve"> </w:t>
       </w:r>
@@ -226,7 +213,6 @@
       </w:pPr>
     </w:p>
     <w:p>
-      <w:proofErr w:type="gramStart"/>
       <w:r>
         <w:t>[para]</w:t>
       </w:r>
@@ -240,7 +226,6 @@
         </w:rPr>
         <w:t>Policy</w:t>
       </w:r>
-      <w:proofErr w:type="gramEnd"/>
       <w:r>
         <w:t xml:space="preserve"> </w:t>
       </w:r>
@@ -559,27 +544,7 @@
           <w:iCs/>
           <w:color w:val="0070C0"/>
         </w:rPr>
-        <w:t xml:space="preserve">Example: a crew rostered 0700/1900 however booking on at 0930 due to a previous shift overrun - The crew should be booked onto a 0900/1900 shift which allows for a </w:t>
-      </w:r>
-      <w:proofErr w:type="gramStart"/>
-      <w:r>
-        <w:rPr>
-          <w:rFonts w:cs="Arial"/>
-          <w:i/>
-          <w:iCs/>
-          <w:color w:val="0070C0"/>
-        </w:rPr>
-        <w:t>38 minute</w:t>
-      </w:r>
-      <w:proofErr w:type="gramEnd"/>
-      <w:r>
-        <w:rPr>
-          <w:rFonts w:cs="Arial"/>
-          <w:i/>
-          <w:iCs/>
-          <w:color w:val="0070C0"/>
-        </w:rPr>
-        <w:t xml:space="preserve"> rest break between the 4</w:t>
+        <w:t>Example: a crew rostered 0700/1900 however booking on at 0930 due to a previous shift overrun - The crew should be booked onto a 0900/1900 shift which allows for a 38 minute rest break between the 4</w:t>
       </w:r>
       <w:r>
         <w:rPr>
@@ -733,7 +698,6 @@
       </w:pPr>
     </w:p>
     <w:p>
-      <w:proofErr w:type="gramStart"/>
       <w:r>
         <w:t>[para]</w:t>
       </w:r>
@@ -745,15 +709,7 @@
           <w:b/>
           <w:bCs/>
         </w:rPr>
-        <w:t>Rest</w:t>
-      </w:r>
-      <w:proofErr w:type="gramEnd"/>
-      <w:r>
-        <w:rPr>
-          <w:b/>
-          <w:bCs/>
-        </w:rPr>
-        <w:t xml:space="preserve"> Break Windows</w:t>
+        <w:t>Rest Break Windows</w:t>
       </w:r>
     </w:p>
     <w:p>
@@ -1879,9 +1835,8 @@
           <w:iCs/>
           <w:color w:val="0070C0"/>
         </w:rPr>
-        <w:t xml:space="preserve">Clarifier: These shift codes and windows are the only ones </w:t>
-      </w:r>
-      <w:proofErr w:type="gramStart"/>
+        <w:t xml:space="preserve">Clarifier: These shift codes and windows are the only ones approved, all other shift codes will be removed – e.g a crew cannot opt for 1 break in a 12 hour shift any more.  </w:t>
+      </w:r>
       <w:r>
         <w:rPr>
           <w:rFonts w:cs="Arial"/>
@@ -1889,45 +1844,6 @@
           <w:iCs/>
           <w:color w:val="0070C0"/>
         </w:rPr>
-        <w:t>approved,</w:t>
-      </w:r>
-      <w:proofErr w:type="gramEnd"/>
-      <w:r>
-        <w:rPr>
-          <w:rFonts w:cs="Arial"/>
-          <w:i/>
-          <w:iCs/>
-          <w:color w:val="0070C0"/>
-        </w:rPr>
-        <w:t xml:space="preserve"> all other shift codes will be removed – </w:t>
-      </w:r>
-      <w:proofErr w:type="spellStart"/>
-      <w:r>
-        <w:rPr>
-          <w:rFonts w:cs="Arial"/>
-          <w:i/>
-          <w:iCs/>
-          <w:color w:val="0070C0"/>
-        </w:rPr>
-        <w:t>e.g</w:t>
-      </w:r>
-      <w:proofErr w:type="spellEnd"/>
-      <w:r>
-        <w:rPr>
-          <w:rFonts w:cs="Arial"/>
-          <w:i/>
-          <w:iCs/>
-          <w:color w:val="0070C0"/>
-        </w:rPr>
-        <w:t xml:space="preserve"> a crew cannot opt for 1 break in a 12 hour shift any more.  </w:t>
-      </w:r>
-      <w:r>
-        <w:rPr>
-          <w:rFonts w:cs="Arial"/>
-          <w:i/>
-          <w:iCs/>
-          <w:color w:val="0070C0"/>
-        </w:rPr>
         <w:t>Any requests for new shift codes or windows must be agreed in partnership and follow the new shift code request process</w:t>
       </w:r>
     </w:p>
@@ -1942,7 +1858,6 @@
       </w:pPr>
     </w:p>
     <w:p>
-      <w:proofErr w:type="gramStart"/>
       <w:r>
         <w:t>[para]</w:t>
       </w:r>
@@ -1954,15 +1869,7 @@
           <w:b/>
           <w:bCs/>
         </w:rPr>
-        <w:t>Procedure</w:t>
-      </w:r>
-      <w:proofErr w:type="gramEnd"/>
-      <w:r>
-        <w:rPr>
-          <w:b/>
-          <w:bCs/>
-        </w:rPr>
-        <w:t xml:space="preserve"> </w:t>
+        <w:t xml:space="preserve">Procedure </w:t>
       </w:r>
     </w:p>
     <w:p>
@@ -2253,7 +2160,6 @@
       </w:r>
     </w:p>
     <w:p>
-      <w:proofErr w:type="gramStart"/>
       <w:r>
         <w:lastRenderedPageBreak/>
         <w:t>[para]</w:t>
@@ -2266,15 +2172,7 @@
           <w:b/>
           <w:bCs/>
         </w:rPr>
-        <w:t>Protection</w:t>
-      </w:r>
-      <w:proofErr w:type="gramEnd"/>
-      <w:r>
-        <w:rPr>
-          <w:b/>
-          <w:bCs/>
-        </w:rPr>
-        <w:t xml:space="preserve"> </w:t>
+        <w:t xml:space="preserve">Protection </w:t>
       </w:r>
       <w:r>
         <w:rPr>
@@ -2363,30 +2261,14 @@
           <w:rFonts w:cs="Arial"/>
           <w:color w:val="000000" w:themeColor="text1"/>
         </w:rPr>
-        <w:t xml:space="preserve"> not offer </w:t>
-      </w:r>
-      <w:proofErr w:type="gramStart"/>
+        <w:t xml:space="preserve"> not offer this</w:t>
+      </w:r>
       <w:r>
         <w:rPr>
           <w:rFonts w:cs="Arial"/>
           <w:color w:val="000000" w:themeColor="text1"/>
         </w:rPr>
-        <w:t>this</w:t>
-      </w:r>
-      <w:r>
-        <w:rPr>
-          <w:rFonts w:cs="Arial"/>
-          <w:color w:val="000000" w:themeColor="text1"/>
-        </w:rPr>
-        <w:t>,</w:t>
-      </w:r>
-      <w:proofErr w:type="gramEnd"/>
-      <w:r>
-        <w:rPr>
-          <w:rFonts w:cs="Arial"/>
-          <w:color w:val="000000" w:themeColor="text1"/>
-        </w:rPr>
-        <w:t xml:space="preserve"> it should be requested by the crew.</w:t>
+        <w:t>, it should be requested by the crew.</w:t>
       </w:r>
     </w:p>
     <w:p>
@@ -2535,7 +2417,6 @@
       </w:pPr>
     </w:p>
     <w:p>
-      <w:proofErr w:type="gramStart"/>
       <w:r>
         <w:t>[para]</w:t>
       </w:r>
@@ -2547,15 +2428,7 @@
           <w:b/>
           <w:bCs/>
         </w:rPr>
-        <w:t>Protection</w:t>
-      </w:r>
-      <w:proofErr w:type="gramEnd"/>
-      <w:r>
-        <w:rPr>
-          <w:b/>
-          <w:bCs/>
-        </w:rPr>
-        <w:t xml:space="preserve"> </w:t>
+        <w:t xml:space="preserve">Protection </w:t>
       </w:r>
       <w:r>
         <w:rPr>
@@ -2942,7 +2815,6 @@
           <w:bCs/>
         </w:rPr>
       </w:pPr>
-      <w:proofErr w:type="gramStart"/>
       <w:r>
         <w:t>[para]</w:t>
       </w:r>
@@ -2954,15 +2826,7 @@
           <w:b/>
           <w:bCs/>
         </w:rPr>
-        <w:t>Protection</w:t>
-      </w:r>
-      <w:proofErr w:type="gramEnd"/>
-      <w:r>
-        <w:rPr>
-          <w:b/>
-          <w:bCs/>
-        </w:rPr>
-        <w:t xml:space="preserve"> </w:t>
+        <w:t xml:space="preserve">Protection </w:t>
       </w:r>
       <w:r>
         <w:rPr>
@@ -3112,27 +2976,13 @@
         <w:rPr>
           <w:rFonts w:cs="Arial"/>
         </w:rPr>
-        <w:t>must be disturbed for an ILT call (if they are the nearest and most appropriate resource</w:t>
-      </w:r>
-      <w:proofErr w:type="gramStart"/>
-      <w:r>
-        <w:rPr>
-          <w:rFonts w:cs="Arial"/>
-        </w:rPr>
-        <w:t>)</w:t>
-      </w:r>
-      <w:r>
-        <w:rPr>
-          <w:rFonts w:cs="Arial"/>
-        </w:rPr>
-        <w:t>, but</w:t>
-      </w:r>
-      <w:proofErr w:type="gramEnd"/>
-      <w:r>
-        <w:rPr>
-          <w:rFonts w:cs="Arial"/>
-        </w:rPr>
-        <w:t xml:space="preserve"> </w:t>
+        <w:t>must be disturbed for an ILT call (if they are the nearest and most appropriate resource)</w:t>
+      </w:r>
+      <w:r>
+        <w:rPr>
+          <w:rFonts w:cs="Arial"/>
+        </w:rPr>
+        <w:t xml:space="preserve">, but </w:t>
       </w:r>
       <w:r>
         <w:rPr>
@@ -3204,7 +3054,6 @@
       </w:r>
     </w:p>
     <w:p>
-      <w:proofErr w:type="gramStart"/>
       <w:r>
         <w:t>[para]</w:t>
       </w:r>
@@ -3216,15 +3065,7 @@
           <w:b/>
           <w:bCs/>
         </w:rPr>
-        <w:t>Special</w:t>
-      </w:r>
-      <w:proofErr w:type="gramEnd"/>
-      <w:r>
-        <w:rPr>
-          <w:b/>
-          <w:bCs/>
-        </w:rPr>
-        <w:t xml:space="preserve"> Brea</w:t>
+        <w:t>Special Brea</w:t>
       </w:r>
       <w:r>
         <w:rPr>
@@ -3624,6 +3465,13 @@
           <w:color w:val="000000" w:themeColor="text1"/>
         </w:rPr>
       </w:pPr>
+      <w:r>
+        <w:rPr>
+          <w:rFonts w:cs="Arial"/>
+          <w:color w:val="000000" w:themeColor="text1"/>
+        </w:rPr>
+        <w:t xml:space="preserve">[para] </w:t>
+      </w:r>
       <w:r>
         <w:rPr>
           <w:rFonts w:cs="Arial"/>
@@ -3763,7 +3611,6 @@
           <w:bCs/>
         </w:rPr>
       </w:pPr>
-      <w:proofErr w:type="gramStart"/>
       <w:r>
         <w:t>[para]</w:t>
       </w:r>
@@ -3775,15 +3622,7 @@
           <w:b/>
           <w:bCs/>
         </w:rPr>
-        <w:t>Rest</w:t>
-      </w:r>
-      <w:proofErr w:type="gramEnd"/>
-      <w:r>
-        <w:rPr>
-          <w:b/>
-          <w:bCs/>
-        </w:rPr>
-        <w:t xml:space="preserve"> Break Disturbances </w:t>
+        <w:t xml:space="preserve">Rest Break Disturbances </w:t>
       </w:r>
     </w:p>
     <w:p>
@@ -4056,7 +3895,6 @@
           <w:bCs/>
         </w:rPr>
       </w:pPr>
-      <w:proofErr w:type="gramStart"/>
       <w:r>
         <w:t>[para]</w:t>
       </w:r>
@@ -4068,15 +3906,7 @@
           <w:b/>
           <w:bCs/>
         </w:rPr>
-        <w:t>Special</w:t>
-      </w:r>
-      <w:proofErr w:type="gramEnd"/>
-      <w:r>
-        <w:rPr>
-          <w:b/>
-          <w:bCs/>
-        </w:rPr>
-        <w:t xml:space="preserve"> Break Disturbances </w:t>
+        <w:t xml:space="preserve">Special Break Disturbances </w:t>
       </w:r>
     </w:p>
     <w:p>

--- a/docs/Rest Break SOP.docx
+++ b/docs/Rest Break SOP.docx
@@ -3,6 +3,7 @@
 <w:document xmlns:wpc="http://schemas.microsoft.com/office/word/2010/wordprocessingCanvas" xmlns:cx="http://schemas.microsoft.com/office/drawing/2014/chartex" xmlns:cx1="http://schemas.microsoft.com/office/drawing/2015/9/8/chartex" xmlns:cx2="http://schemas.microsoft.com/office/drawing/2015/10/21/chartex" xmlns:cx3="http://schemas.microsoft.com/office/drawing/2016/5/9/chartex" xmlns:cx4="http://schemas.microsoft.com/office/drawing/2016/5/10/chartex" xmlns:cx5="http://schemas.microsoft.com/office/drawing/2016/5/11/chartex" xmlns:cx6="http://schemas.microsoft.com/office/drawing/2016/5/12/chartex" xmlns:cx7="http://schemas.microsoft.com/office/drawing/2016/5/13/chartex" xmlns:cx8="http://schemas.microsoft.com/office/drawing/2016/5/14/chartex" xmlns:mc="http://schemas.openxmlformats.org/markup-compatibility/2006" xmlns:aink="http://schemas.microsoft.com/office/drawing/2016/ink" xmlns:am3d="http://schemas.microsoft.com/office/drawing/2017/model3d" xmlns:o="urn:schemas-microsoft-com:office:office" xmlns:oel="http://schemas.microsoft.com/office/2019/extlst" xmlns:r="http://schemas.openxmlformats.org/officeDocument/2006/relationships" xmlns:m="http://schemas.openxmlformats.org/officeDocument/2006/math" xmlns:v="urn:schemas-microsoft-com:vml" xmlns:wp14="http://schemas.microsoft.com/office/word/2010/wordprocessingDrawing" xmlns:wp="http://schemas.openxmlformats.org/drawingml/2006/wordprocessingDrawing" xmlns:w10="urn:schemas-microsoft-com:office:word" xmlns:w="http://schemas.openxmlformats.org/wordprocessingml/2006/main" xmlns:w14="http://schemas.microsoft.com/office/word/2010/wordml" xmlns:w15="http://schemas.microsoft.com/office/word/2012/wordml" xmlns:w16cex="http://schemas.microsoft.com/office/word/2018/wordml/cex" xmlns:w16cid="http://schemas.microsoft.com/office/word/2016/wordml/cid" xmlns:w16="http://schemas.microsoft.com/office/word/2018/wordml" xmlns:w16du="http://schemas.microsoft.com/office/word/2023/wordml/word16du" xmlns:w16sdtdh="http://schemas.microsoft.com/office/word/2020/wordml/sdtdatahash" xmlns:w16sdtfl="http://schemas.microsoft.com/office/word/2024/wordml/sdtformatlock" xmlns:w16se="http://schemas.microsoft.com/office/word/2015/wordml/symex" xmlns:wpg="http://schemas.microsoft.com/office/word/2010/wordprocessingGroup" xmlns:wpi="http://schemas.microsoft.com/office/word/2010/wordprocessingInk" xmlns:wne="http://schemas.microsoft.com/office/word/2006/wordml" xmlns:wps="http://schemas.microsoft.com/office/word/2010/wordprocessingShape" mc:Ignorable="w14 w15 w16se w16cid w16 w16cex w16sdtdh w16sdtfl w16du wp14">
   <w:body>
     <w:p>
+      <w:proofErr w:type="gramStart"/>
       <w:r>
         <w:t>[para]</w:t>
       </w:r>
@@ -16,6 +17,7 @@
         </w:rPr>
         <w:t>Aim</w:t>
       </w:r>
+      <w:proofErr w:type="gramEnd"/>
       <w:r>
         <w:t xml:space="preserve"> </w:t>
       </w:r>
@@ -103,6 +105,7 @@
           <w:bCs/>
         </w:rPr>
       </w:pPr>
+      <w:proofErr w:type="gramStart"/>
       <w:r>
         <w:t xml:space="preserve">[para] </w:t>
       </w:r>
@@ -111,7 +114,15 @@
           <w:b/>
           <w:bCs/>
         </w:rPr>
-        <w:t xml:space="preserve">Definition of a Rest Break </w:t>
+        <w:t>Definition</w:t>
+      </w:r>
+      <w:proofErr w:type="gramEnd"/>
+      <w:r>
+        <w:rPr>
+          <w:b/>
+          <w:bCs/>
+        </w:rPr>
+        <w:t xml:space="preserve"> of a Rest Break </w:t>
       </w:r>
     </w:p>
     <w:p>
@@ -152,6 +163,7 @@
       </w:pPr>
     </w:p>
     <w:p>
+      <w:proofErr w:type="gramStart"/>
       <w:r>
         <w:t xml:space="preserve">[para] </w:t>
       </w:r>
@@ -162,6 +174,7 @@
         </w:rPr>
         <w:t>Application</w:t>
       </w:r>
+      <w:proofErr w:type="gramEnd"/>
       <w:r>
         <w:t xml:space="preserve"> </w:t>
       </w:r>
@@ -213,6 +226,7 @@
       </w:pPr>
     </w:p>
     <w:p>
+      <w:proofErr w:type="gramStart"/>
       <w:r>
         <w:t>[para]</w:t>
       </w:r>
@@ -226,6 +240,7 @@
         </w:rPr>
         <w:t>Policy</w:t>
       </w:r>
+      <w:proofErr w:type="gramEnd"/>
       <w:r>
         <w:t xml:space="preserve"> </w:t>
       </w:r>
@@ -544,7 +559,27 @@
           <w:iCs/>
           <w:color w:val="0070C0"/>
         </w:rPr>
-        <w:t>Example: a crew rostered 0700/1900 however booking on at 0930 due to a previous shift overrun - The crew should be booked onto a 0900/1900 shift which allows for a 38 minute rest break between the 4</w:t>
+        <w:t xml:space="preserve">Example: a crew rostered 0700/1900 however booking on at 0930 due to a previous shift overrun - The crew should be booked onto a 0900/1900 shift which allows for a </w:t>
+      </w:r>
+      <w:proofErr w:type="gramStart"/>
+      <w:r>
+        <w:rPr>
+          <w:rFonts w:cs="Arial"/>
+          <w:i/>
+          <w:iCs/>
+          <w:color w:val="0070C0"/>
+        </w:rPr>
+        <w:t>38 minute</w:t>
+      </w:r>
+      <w:proofErr w:type="gramEnd"/>
+      <w:r>
+        <w:rPr>
+          <w:rFonts w:cs="Arial"/>
+          <w:i/>
+          <w:iCs/>
+          <w:color w:val="0070C0"/>
+        </w:rPr>
+        <w:t xml:space="preserve"> rest break between the 4</w:t>
       </w:r>
       <w:r>
         <w:rPr>
@@ -698,6 +733,7 @@
       </w:pPr>
     </w:p>
     <w:p>
+      <w:proofErr w:type="gramStart"/>
       <w:r>
         <w:t>[para]</w:t>
       </w:r>
@@ -709,7 +745,15 @@
           <w:b/>
           <w:bCs/>
         </w:rPr>
-        <w:t>Rest Break Windows</w:t>
+        <w:t>Rest</w:t>
+      </w:r>
+      <w:proofErr w:type="gramEnd"/>
+      <w:r>
+        <w:rPr>
+          <w:b/>
+          <w:bCs/>
+        </w:rPr>
+        <w:t xml:space="preserve"> Break Windows</w:t>
       </w:r>
     </w:p>
     <w:p>
@@ -1835,8 +1879,9 @@
           <w:iCs/>
           <w:color w:val="0070C0"/>
         </w:rPr>
-        <w:t xml:space="preserve">Clarifier: These shift codes and windows are the only ones approved, all other shift codes will be removed – e.g a crew cannot opt for 1 break in a 12 hour shift any more.  </w:t>
-      </w:r>
+        <w:t xml:space="preserve">Clarifier: These shift codes and windows are the only ones </w:t>
+      </w:r>
+      <w:proofErr w:type="gramStart"/>
       <w:r>
         <w:rPr>
           <w:rFonts w:cs="Arial"/>
@@ -1844,6 +1889,45 @@
           <w:iCs/>
           <w:color w:val="0070C0"/>
         </w:rPr>
+        <w:t>approved,</w:t>
+      </w:r>
+      <w:proofErr w:type="gramEnd"/>
+      <w:r>
+        <w:rPr>
+          <w:rFonts w:cs="Arial"/>
+          <w:i/>
+          <w:iCs/>
+          <w:color w:val="0070C0"/>
+        </w:rPr>
+        <w:t xml:space="preserve"> all other shift codes will be removed – </w:t>
+      </w:r>
+      <w:proofErr w:type="spellStart"/>
+      <w:r>
+        <w:rPr>
+          <w:rFonts w:cs="Arial"/>
+          <w:i/>
+          <w:iCs/>
+          <w:color w:val="0070C0"/>
+        </w:rPr>
+        <w:t>e.g</w:t>
+      </w:r>
+      <w:proofErr w:type="spellEnd"/>
+      <w:r>
+        <w:rPr>
+          <w:rFonts w:cs="Arial"/>
+          <w:i/>
+          <w:iCs/>
+          <w:color w:val="0070C0"/>
+        </w:rPr>
+        <w:t xml:space="preserve"> a crew cannot opt for 1 break in a 12 hour shift any more.  </w:t>
+      </w:r>
+      <w:r>
+        <w:rPr>
+          <w:rFonts w:cs="Arial"/>
+          <w:i/>
+          <w:iCs/>
+          <w:color w:val="0070C0"/>
+        </w:rPr>
         <w:t>Any requests for new shift codes or windows must be agreed in partnership and follow the new shift code request process</w:t>
       </w:r>
     </w:p>
@@ -1858,6 +1942,7 @@
       </w:pPr>
     </w:p>
     <w:p>
+      <w:proofErr w:type="gramStart"/>
       <w:r>
         <w:t>[para]</w:t>
       </w:r>
@@ -1869,7 +1954,15 @@
           <w:b/>
           <w:bCs/>
         </w:rPr>
-        <w:t xml:space="preserve">Procedure </w:t>
+        <w:t>Procedure</w:t>
+      </w:r>
+      <w:proofErr w:type="gramEnd"/>
+      <w:r>
+        <w:rPr>
+          <w:b/>
+          <w:bCs/>
+        </w:rPr>
+        <w:t xml:space="preserve"> </w:t>
       </w:r>
     </w:p>
     <w:p>
@@ -2160,6 +2253,7 @@
       </w:r>
     </w:p>
     <w:p>
+      <w:proofErr w:type="gramStart"/>
       <w:r>
         <w:lastRenderedPageBreak/>
         <w:t>[para]</w:t>
@@ -2172,7 +2266,15 @@
           <w:b/>
           <w:bCs/>
         </w:rPr>
-        <w:t xml:space="preserve">Protection </w:t>
+        <w:t>Protection</w:t>
+      </w:r>
+      <w:proofErr w:type="gramEnd"/>
+      <w:r>
+        <w:rPr>
+          <w:b/>
+          <w:bCs/>
+        </w:rPr>
+        <w:t xml:space="preserve"> </w:t>
       </w:r>
       <w:r>
         <w:rPr>
@@ -2261,14 +2363,30 @@
           <w:rFonts w:cs="Arial"/>
           <w:color w:val="000000" w:themeColor="text1"/>
         </w:rPr>
-        <w:t xml:space="preserve"> not offer this</w:t>
-      </w:r>
-      <w:r>
-        <w:rPr>
-          <w:rFonts w:cs="Arial"/>
-          <w:color w:val="000000" w:themeColor="text1"/>
-        </w:rPr>
-        <w:t>, it should be requested by the crew.</w:t>
+        <w:t xml:space="preserve"> not offer </w:t>
+      </w:r>
+      <w:proofErr w:type="gramStart"/>
+      <w:r>
+        <w:rPr>
+          <w:rFonts w:cs="Arial"/>
+          <w:color w:val="000000" w:themeColor="text1"/>
+        </w:rPr>
+        <w:t>this</w:t>
+      </w:r>
+      <w:r>
+        <w:rPr>
+          <w:rFonts w:cs="Arial"/>
+          <w:color w:val="000000" w:themeColor="text1"/>
+        </w:rPr>
+        <w:t>,</w:t>
+      </w:r>
+      <w:proofErr w:type="gramEnd"/>
+      <w:r>
+        <w:rPr>
+          <w:rFonts w:cs="Arial"/>
+          <w:color w:val="000000" w:themeColor="text1"/>
+        </w:rPr>
+        <w:t xml:space="preserve"> it should be requested by the crew.</w:t>
       </w:r>
     </w:p>
     <w:p>
@@ -2417,6 +2535,7 @@
       </w:pPr>
     </w:p>
     <w:p>
+      <w:proofErr w:type="gramStart"/>
       <w:r>
         <w:t>[para]</w:t>
       </w:r>
@@ -2428,7 +2547,15 @@
           <w:b/>
           <w:bCs/>
         </w:rPr>
-        <w:t xml:space="preserve">Protection </w:t>
+        <w:t>Protection</w:t>
+      </w:r>
+      <w:proofErr w:type="gramEnd"/>
+      <w:r>
+        <w:rPr>
+          <w:b/>
+          <w:bCs/>
+        </w:rPr>
+        <w:t xml:space="preserve"> </w:t>
       </w:r>
       <w:r>
         <w:rPr>
@@ -2815,6 +2942,7 @@
           <w:bCs/>
         </w:rPr>
       </w:pPr>
+      <w:proofErr w:type="gramStart"/>
       <w:r>
         <w:t>[para]</w:t>
       </w:r>
@@ -2826,7 +2954,15 @@
           <w:b/>
           <w:bCs/>
         </w:rPr>
-        <w:t xml:space="preserve">Protection </w:t>
+        <w:t>Protection</w:t>
+      </w:r>
+      <w:proofErr w:type="gramEnd"/>
+      <w:r>
+        <w:rPr>
+          <w:b/>
+          <w:bCs/>
+        </w:rPr>
+        <w:t xml:space="preserve"> </w:t>
       </w:r>
       <w:r>
         <w:rPr>
@@ -2976,13 +3112,27 @@
         <w:rPr>
           <w:rFonts w:cs="Arial"/>
         </w:rPr>
-        <w:t>must be disturbed for an ILT call (if they are the nearest and most appropriate resource)</w:t>
-      </w:r>
-      <w:r>
-        <w:rPr>
-          <w:rFonts w:cs="Arial"/>
-        </w:rPr>
-        <w:t xml:space="preserve">, but </w:t>
+        <w:t>must be disturbed for an ILT call (if they are the nearest and most appropriate resource</w:t>
+      </w:r>
+      <w:proofErr w:type="gramStart"/>
+      <w:r>
+        <w:rPr>
+          <w:rFonts w:cs="Arial"/>
+        </w:rPr>
+        <w:t>)</w:t>
+      </w:r>
+      <w:r>
+        <w:rPr>
+          <w:rFonts w:cs="Arial"/>
+        </w:rPr>
+        <w:t>, but</w:t>
+      </w:r>
+      <w:proofErr w:type="gramEnd"/>
+      <w:r>
+        <w:rPr>
+          <w:rFonts w:cs="Arial"/>
+        </w:rPr>
+        <w:t xml:space="preserve"> </w:t>
       </w:r>
       <w:r>
         <w:rPr>
@@ -3054,6 +3204,7 @@
       </w:r>
     </w:p>
     <w:p>
+      <w:proofErr w:type="gramStart"/>
       <w:r>
         <w:t>[para]</w:t>
       </w:r>
@@ -3065,13 +3216,21 @@
           <w:b/>
           <w:bCs/>
         </w:rPr>
-        <w:t>Special Brea</w:t>
-      </w:r>
+        <w:t>Special</w:t>
+      </w:r>
+      <w:proofErr w:type="gramEnd"/>
       <w:r>
         <w:rPr>
           <w:b/>
           <w:bCs/>
         </w:rPr>
+        <w:t xml:space="preserve"> Brea</w:t>
+      </w:r>
+      <w:r>
+        <w:rPr>
+          <w:b/>
+          <w:bCs/>
+        </w:rPr>
         <w:t>k</w:t>
       </w:r>
       <w:r>
@@ -3134,11 +3293,125 @@
     </w:p>
     <w:p>
       <w:pPr>
-        <w:pStyle w:val="ListParagraph"/>
-        <w:numPr>
-          <w:ilvl w:val="0"/>
-          <w:numId w:val="15"/>
-        </w:numPr>
+        <w:spacing w:after="242" w:line="360" w:lineRule="auto"/>
+        <w:ind w:left="349" w:right="91"/>
+        <w:rPr>
+          <w:rFonts w:cs="Arial"/>
+          <w:color w:val="000000" w:themeColor="text1"/>
+        </w:rPr>
+      </w:pPr>
+      <w:r>
+        <w:rPr>
+          <w:rFonts w:cs="Arial"/>
+          <w:b/>
+          <w:bCs/>
+          <w:color w:val="000000" w:themeColor="text1"/>
+        </w:rPr>
+        <w:t>1.</w:t>
+      </w:r>
+      <w:r>
+        <w:rPr>
+          <w:rFonts w:cs="Arial"/>
+          <w:b/>
+          <w:bCs/>
+          <w:color w:val="000000" w:themeColor="text1"/>
+        </w:rPr>
+        <w:t xml:space="preserve"> </w:t>
+      </w:r>
+      <w:r>
+        <w:rPr>
+          <w:rFonts w:cs="Arial"/>
+          <w:color w:val="000000" w:themeColor="text1"/>
+        </w:rPr>
+        <w:t xml:space="preserve">If a crew </w:t>
+      </w:r>
+      <w:r>
+        <w:rPr>
+          <w:rFonts w:cs="Arial"/>
+          <w:color w:val="000000" w:themeColor="text1"/>
+        </w:rPr>
+        <w:t>have not been rested by at</w:t>
+      </w:r>
+      <w:r>
+        <w:rPr>
+          <w:rFonts w:cs="Arial"/>
+          <w:color w:val="000000" w:themeColor="text1"/>
+        </w:rPr>
+        <w:t xml:space="preserve"> the end of the first rest break window</w:t>
+      </w:r>
+      <w:r>
+        <w:rPr>
+          <w:rFonts w:cs="Arial"/>
+          <w:color w:val="000000" w:themeColor="text1"/>
+        </w:rPr>
+        <w:t xml:space="preserve">, they can request a </w:t>
+      </w:r>
+      <w:r>
+        <w:rPr>
+          <w:rFonts w:cs="Arial"/>
+          <w:b/>
+          <w:color w:val="000000" w:themeColor="text1"/>
+        </w:rPr>
+        <w:t>S</w:t>
+      </w:r>
+      <w:r>
+        <w:rPr>
+          <w:rFonts w:cs="Arial"/>
+          <w:b/>
+          <w:color w:val="000000" w:themeColor="text1"/>
+        </w:rPr>
+        <w:t xml:space="preserve">pecial </w:t>
+      </w:r>
+      <w:r>
+        <w:rPr>
+          <w:rFonts w:cs="Arial"/>
+          <w:b/>
+          <w:color w:val="000000" w:themeColor="text1"/>
+        </w:rPr>
+        <w:t>B</w:t>
+      </w:r>
+      <w:r>
+        <w:rPr>
+          <w:rFonts w:cs="Arial"/>
+          <w:b/>
+          <w:color w:val="000000" w:themeColor="text1"/>
+        </w:rPr>
+        <w:t>reak</w:t>
+      </w:r>
+      <w:r>
+        <w:rPr>
+          <w:rFonts w:cs="Arial"/>
+          <w:color w:val="000000" w:themeColor="text1"/>
+        </w:rPr>
+        <w:t xml:space="preserve"> for additional protection. Normally, this means they </w:t>
+      </w:r>
+      <w:r>
+        <w:rPr>
+          <w:rFonts w:cs="Arial"/>
+          <w:b/>
+          <w:bCs/>
+          <w:color w:val="000000" w:themeColor="text1"/>
+        </w:rPr>
+        <w:t xml:space="preserve">take the </w:t>
+      </w:r>
+      <w:r>
+        <w:rPr>
+          <w:rFonts w:cs="Arial"/>
+          <w:b/>
+          <w:color w:val="000000" w:themeColor="text1"/>
+        </w:rPr>
+        <w:t>remaining rest break time owed during the shift</w:t>
+      </w:r>
+      <w:r>
+        <w:rPr>
+          <w:rFonts w:cs="Arial"/>
+          <w:color w:val="000000" w:themeColor="text1"/>
+        </w:rPr>
+        <w:t>.</w:t>
+      </w:r>
+    </w:p>
+    <w:p>
+      <w:pPr>
         <w:spacing w:after="242" w:line="360" w:lineRule="auto"/>
         <w:ind w:left="709" w:right="91"/>
         <w:rPr>
@@ -3149,99 +3422,91 @@
       <w:r>
         <w:rPr>
           <w:rFonts w:cs="Arial"/>
-          <w:color w:val="000000" w:themeColor="text1"/>
-        </w:rPr>
-        <w:t xml:space="preserve">If a crew </w:t>
-      </w:r>
-      <w:r>
-        <w:rPr>
-          <w:rFonts w:cs="Arial"/>
-          <w:color w:val="000000" w:themeColor="text1"/>
-        </w:rPr>
-        <w:t>have not been rested by at</w:t>
-      </w:r>
-      <w:r>
-        <w:rPr>
-          <w:rFonts w:cs="Arial"/>
-          <w:color w:val="000000" w:themeColor="text1"/>
-        </w:rPr>
-        <w:t xml:space="preserve"> the end of the first rest break window</w:t>
-      </w:r>
-      <w:r>
-        <w:rPr>
-          <w:rFonts w:cs="Arial"/>
-          <w:color w:val="000000" w:themeColor="text1"/>
-        </w:rPr>
-        <w:t xml:space="preserve">, they can request a </w:t>
-      </w:r>
-      <w:r>
-        <w:rPr>
-          <w:rFonts w:cs="Arial"/>
-          <w:b/>
-          <w:color w:val="000000" w:themeColor="text1"/>
-        </w:rPr>
-        <w:t>S</w:t>
-      </w:r>
-      <w:r>
-        <w:rPr>
-          <w:rFonts w:cs="Arial"/>
-          <w:b/>
-          <w:color w:val="000000" w:themeColor="text1"/>
-        </w:rPr>
-        <w:t xml:space="preserve">pecial </w:t>
-      </w:r>
-      <w:r>
-        <w:rPr>
-          <w:rFonts w:cs="Arial"/>
-          <w:b/>
-          <w:color w:val="000000" w:themeColor="text1"/>
-        </w:rPr>
-        <w:t>B</w:t>
-      </w:r>
-      <w:r>
-        <w:rPr>
-          <w:rFonts w:cs="Arial"/>
-          <w:b/>
-          <w:color w:val="000000" w:themeColor="text1"/>
-        </w:rPr>
-        <w:t>reak</w:t>
-      </w:r>
-      <w:r>
-        <w:rPr>
-          <w:rFonts w:cs="Arial"/>
-          <w:color w:val="000000" w:themeColor="text1"/>
-        </w:rPr>
-        <w:t xml:space="preserve"> for additional protection. Normally, this means they </w:t>
-      </w:r>
-      <w:r>
-        <w:rPr>
-          <w:rFonts w:cs="Arial"/>
           <w:b/>
           <w:bCs/>
           <w:color w:val="000000" w:themeColor="text1"/>
         </w:rPr>
-        <w:t xml:space="preserve">take the </w:t>
-      </w:r>
-      <w:r>
-        <w:rPr>
-          <w:rFonts w:cs="Arial"/>
-          <w:b/>
-          <w:color w:val="000000" w:themeColor="text1"/>
-        </w:rPr>
-        <w:t>remaining rest break time owed during the shift</w:t>
-      </w:r>
-      <w:r>
-        <w:rPr>
-          <w:rFonts w:cs="Arial"/>
-          <w:color w:val="000000" w:themeColor="text1"/>
-        </w:rPr>
-        <w:t>.</w:t>
+        <w:t>Exception:</w:t>
+      </w:r>
+      <w:r>
+        <w:rPr>
+          <w:rFonts w:cs="Arial"/>
+          <w:color w:val="000000" w:themeColor="text1"/>
+        </w:rPr>
+        <w:t xml:space="preserve"> </w:t>
+      </w:r>
+      <w:r>
+        <w:rPr>
+          <w:rFonts w:cs="Arial"/>
+          <w:color w:val="000000" w:themeColor="text1"/>
+        </w:rPr>
+        <w:t>If</w:t>
+      </w:r>
+      <w:r>
+        <w:rPr>
+          <w:rFonts w:cs="Arial"/>
+          <w:color w:val="000000" w:themeColor="text1"/>
+        </w:rPr>
+        <w:t xml:space="preserve"> taking the full balance would leave </w:t>
+      </w:r>
+      <w:r>
+        <w:rPr>
+          <w:rFonts w:cs="Arial"/>
+          <w:color w:val="000000" w:themeColor="text1"/>
+        </w:rPr>
+        <w:t xml:space="preserve">the crew </w:t>
+      </w:r>
+      <w:r>
+        <w:rPr>
+          <w:rFonts w:cs="Arial"/>
+          <w:color w:val="000000" w:themeColor="text1"/>
+        </w:rPr>
+        <w:t xml:space="preserve">with </w:t>
+      </w:r>
+      <w:r>
+        <w:rPr>
+          <w:rFonts w:cs="Arial"/>
+          <w:b/>
+          <w:bCs/>
+          <w:color w:val="000000" w:themeColor="text1"/>
+        </w:rPr>
+        <w:t>more than 6 hours left to work</w:t>
+      </w:r>
+      <w:r>
+        <w:rPr>
+          <w:rFonts w:cs="Arial"/>
+          <w:color w:val="000000" w:themeColor="text1"/>
+        </w:rPr>
+        <w:t xml:space="preserve">, they only take the </w:t>
+      </w:r>
+      <w:r>
+        <w:rPr>
+          <w:rFonts w:cs="Arial"/>
+          <w:b/>
+          <w:bCs/>
+          <w:color w:val="000000" w:themeColor="text1"/>
+        </w:rPr>
+        <w:t>first break balance now</w:t>
+      </w:r>
+      <w:r>
+        <w:rPr>
+          <w:rFonts w:cs="Arial"/>
+          <w:color w:val="000000" w:themeColor="text1"/>
+        </w:rPr>
+        <w:t>, and the second break will happen in the next window.</w:t>
+      </w:r>
+      <w:r>
+        <w:rPr>
+          <w:rFonts w:cs="Arial"/>
+          <w:color w:val="000000" w:themeColor="text1"/>
+        </w:rPr>
+        <w:t xml:space="preserve"> </w:t>
       </w:r>
     </w:p>
     <w:p>
       <w:pPr>
         <w:spacing w:after="242" w:line="360" w:lineRule="auto"/>
-        <w:ind w:left="709" w:right="91"/>
+        <w:ind w:left="349" w:right="91"/>
         <w:rPr>
           <w:rFonts w:cs="Arial"/>
           <w:color w:val="000000" w:themeColor="text1"/>
@@ -3254,97 +3519,17 @@
           <w:bCs/>
           <w:color w:val="000000" w:themeColor="text1"/>
         </w:rPr>
-        <w:t>Exception:</w:t>
-      </w:r>
-      <w:r>
-        <w:rPr>
-          <w:rFonts w:cs="Arial"/>
+        <w:t>2.</w:t>
+      </w:r>
+      <w:r>
+        <w:rPr>
+          <w:rFonts w:cs="Arial"/>
+          <w:b/>
+          <w:bCs/>
           <w:color w:val="000000" w:themeColor="text1"/>
         </w:rPr>
         <w:t xml:space="preserve"> </w:t>
       </w:r>
-      <w:r>
-        <w:rPr>
-          <w:rFonts w:cs="Arial"/>
-          <w:color w:val="000000" w:themeColor="text1"/>
-        </w:rPr>
-        <w:t>If</w:t>
-      </w:r>
-      <w:r>
-        <w:rPr>
-          <w:rFonts w:cs="Arial"/>
-          <w:color w:val="000000" w:themeColor="text1"/>
-        </w:rPr>
-        <w:t xml:space="preserve"> taking the full balance would leave </w:t>
-      </w:r>
-      <w:r>
-        <w:rPr>
-          <w:rFonts w:cs="Arial"/>
-          <w:color w:val="000000" w:themeColor="text1"/>
-        </w:rPr>
-        <w:t xml:space="preserve">the crew </w:t>
-      </w:r>
-      <w:r>
-        <w:rPr>
-          <w:rFonts w:cs="Arial"/>
-          <w:color w:val="000000" w:themeColor="text1"/>
-        </w:rPr>
-        <w:t xml:space="preserve">with </w:t>
-      </w:r>
-      <w:r>
-        <w:rPr>
-          <w:rFonts w:cs="Arial"/>
-          <w:b/>
-          <w:bCs/>
-          <w:color w:val="000000" w:themeColor="text1"/>
-        </w:rPr>
-        <w:t>more than 6 hours left to work</w:t>
-      </w:r>
-      <w:r>
-        <w:rPr>
-          <w:rFonts w:cs="Arial"/>
-          <w:color w:val="000000" w:themeColor="text1"/>
-        </w:rPr>
-        <w:t xml:space="preserve">, they only take the </w:t>
-      </w:r>
-      <w:r>
-        <w:rPr>
-          <w:rFonts w:cs="Arial"/>
-          <w:b/>
-          <w:bCs/>
-          <w:color w:val="000000" w:themeColor="text1"/>
-        </w:rPr>
-        <w:t>first break balance now</w:t>
-      </w:r>
-      <w:r>
-        <w:rPr>
-          <w:rFonts w:cs="Arial"/>
-          <w:color w:val="000000" w:themeColor="text1"/>
-        </w:rPr>
-        <w:t>, and the second break will happen in the next window.</w:t>
-      </w:r>
-      <w:r>
-        <w:rPr>
-          <w:rFonts w:cs="Arial"/>
-          <w:color w:val="000000" w:themeColor="text1"/>
-        </w:rPr>
-        <w:t xml:space="preserve"> </w:t>
-      </w:r>
-    </w:p>
-    <w:p>
-      <w:pPr>
-        <w:pStyle w:val="ListParagraph"/>
-        <w:numPr>
-          <w:ilvl w:val="0"/>
-          <w:numId w:val="15"/>
-        </w:numPr>
-        <w:spacing w:after="242" w:line="360" w:lineRule="auto"/>
-        <w:ind w:left="709" w:right="91"/>
-        <w:rPr>
-          <w:rFonts w:cs="Arial"/>
-          <w:color w:val="000000" w:themeColor="text1"/>
-        </w:rPr>
-      </w:pPr>
       <w:r>
         <w:rPr>
           <w:rFonts w:cs="Arial"/>
@@ -3611,6 +3796,7 @@
           <w:bCs/>
         </w:rPr>
       </w:pPr>
+      <w:proofErr w:type="gramStart"/>
       <w:r>
         <w:t>[para]</w:t>
       </w:r>
@@ -3622,7 +3808,15 @@
           <w:b/>
           <w:bCs/>
         </w:rPr>
-        <w:t xml:space="preserve">Rest Break Disturbances </w:t>
+        <w:t>Rest</w:t>
+      </w:r>
+      <w:proofErr w:type="gramEnd"/>
+      <w:r>
+        <w:rPr>
+          <w:b/>
+          <w:bCs/>
+        </w:rPr>
+        <w:t xml:space="preserve"> Break Disturbances </w:t>
       </w:r>
     </w:p>
     <w:p>
@@ -3895,6 +4089,7 @@
           <w:bCs/>
         </w:rPr>
       </w:pPr>
+      <w:proofErr w:type="gramStart"/>
       <w:r>
         <w:t>[para]</w:t>
       </w:r>
@@ -3906,7 +4101,15 @@
           <w:b/>
           <w:bCs/>
         </w:rPr>
-        <w:t xml:space="preserve">Special Break Disturbances </w:t>
+        <w:t>Special</w:t>
+      </w:r>
+      <w:proofErr w:type="gramEnd"/>
+      <w:r>
+        <w:rPr>
+          <w:b/>
+          <w:bCs/>
+        </w:rPr>
+        <w:t xml:space="preserve"> Break Disturbances </w:t>
       </w:r>
     </w:p>
     <w:p>
@@ -4520,6 +4723,95 @@
     </w:lvl>
   </w:abstractNum>
   <w:abstractNum w:abstractNumId="4" w15:restartNumberingAfterBreak="0">
+    <w:nsid w:val="32650F27"/>
+    <w:multiLevelType w:val="hybridMultilevel"/>
+    <w:tmpl w:val="849030DA"/>
+    <w:lvl w:ilvl="0" w:tplc="E24AD4D4">
+      <w:start w:val="1"/>
+      <w:numFmt w:val="decimal"/>
+      <w:lvlText w:val="%1."/>
+      <w:lvlJc w:val="left"/>
+      <w:pPr>
+        <w:ind w:left="709" w:hanging="360"/>
+      </w:pPr>
+      <w:rPr>
+        <w:rFonts w:hint="default"/>
+      </w:rPr>
+    </w:lvl>
+    <w:lvl w:ilvl="1" w:tplc="08090019" w:tentative="1">
+      <w:start w:val="1"/>
+      <w:numFmt w:val="lowerLetter"/>
+      <w:lvlText w:val="%2."/>
+      <w:lvlJc w:val="left"/>
+      <w:pPr>
+        <w:ind w:left="1429" w:hanging="360"/>
+      </w:pPr>
+    </w:lvl>
+    <w:lvl w:ilvl="2" w:tplc="0809001B" w:tentative="1">
+      <w:start w:val="1"/>
+      <w:numFmt w:val="lowerRoman"/>
+      <w:lvlText w:val="%3."/>
+      <w:lvlJc w:val="right"/>
+      <w:pPr>
+        <w:ind w:left="2149" w:hanging="180"/>
+      </w:pPr>
+    </w:lvl>
+    <w:lvl w:ilvl="3" w:tplc="0809000F" w:tentative="1">
+      <w:start w:val="1"/>
+      <w:numFmt w:val="decimal"/>
+      <w:lvlText w:val="%4."/>
+      <w:lvlJc w:val="left"/>
+      <w:pPr>
+        <w:ind w:left="2869" w:hanging="360"/>
+      </w:pPr>
+    </w:lvl>
+    <w:lvl w:ilvl="4" w:tplc="08090019" w:tentative="1">
+      <w:start w:val="1"/>
+      <w:numFmt w:val="lowerLetter"/>
+      <w:lvlText w:val="%5."/>
+      <w:lvlJc w:val="left"/>
+      <w:pPr>
+        <w:ind w:left="3589" w:hanging="360"/>
+      </w:pPr>
+    </w:lvl>
+    <w:lvl w:ilvl="5" w:tplc="0809001B" w:tentative="1">
+      <w:start w:val="1"/>
+      <w:numFmt w:val="lowerRoman"/>
+      <w:lvlText w:val="%6."/>
+      <w:lvlJc w:val="right"/>
+      <w:pPr>
+        <w:ind w:left="4309" w:hanging="180"/>
+      </w:pPr>
+    </w:lvl>
+    <w:lvl w:ilvl="6" w:tplc="0809000F" w:tentative="1">
+      <w:start w:val="1"/>
+      <w:numFmt w:val="decimal"/>
+      <w:lvlText w:val="%7."/>
+      <w:lvlJc w:val="left"/>
+      <w:pPr>
+        <w:ind w:left="5029" w:hanging="360"/>
+      </w:pPr>
+    </w:lvl>
+    <w:lvl w:ilvl="7" w:tplc="08090019" w:tentative="1">
+      <w:start w:val="1"/>
+      <w:numFmt w:val="lowerLetter"/>
+      <w:lvlText w:val="%8."/>
+      <w:lvlJc w:val="left"/>
+      <w:pPr>
+        <w:ind w:left="5749" w:hanging="360"/>
+      </w:pPr>
+    </w:lvl>
+    <w:lvl w:ilvl="8" w:tplc="0809001B" w:tentative="1">
+      <w:start w:val="1"/>
+      <w:numFmt w:val="lowerRoman"/>
+      <w:lvlText w:val="%9."/>
+      <w:lvlJc w:val="right"/>
+      <w:pPr>
+        <w:ind w:left="6469" w:hanging="180"/>
+      </w:pPr>
+    </w:lvl>
+  </w:abstractNum>
+  <w:abstractNum w:abstractNumId="5" w15:restartNumberingAfterBreak="0">
     <w:nsid w:val="342C39D7"/>
     <w:multiLevelType w:val="hybridMultilevel"/>
     <w:tmpl w:val="569634B0"/>
@@ -4632,7 +4924,7 @@
       </w:rPr>
     </w:lvl>
   </w:abstractNum>
-  <w:abstractNum w:abstractNumId="5" w15:restartNumberingAfterBreak="0">
+  <w:abstractNum w:abstractNumId="6" w15:restartNumberingAfterBreak="0">
     <w:nsid w:val="39B34F61"/>
     <w:multiLevelType w:val="hybridMultilevel"/>
     <w:tmpl w:val="386011FA"/>
@@ -4745,7 +5037,7 @@
       </w:rPr>
     </w:lvl>
   </w:abstractNum>
-  <w:abstractNum w:abstractNumId="6" w15:restartNumberingAfterBreak="0">
+  <w:abstractNum w:abstractNumId="7" w15:restartNumberingAfterBreak="0">
     <w:nsid w:val="3FDD497A"/>
     <w:multiLevelType w:val="hybridMultilevel"/>
     <w:tmpl w:val="F11A106C"/>
@@ -4858,7 +5150,7 @@
       </w:rPr>
     </w:lvl>
   </w:abstractNum>
-  <w:abstractNum w:abstractNumId="7" w15:restartNumberingAfterBreak="0">
+  <w:abstractNum w:abstractNumId="8" w15:restartNumberingAfterBreak="0">
     <w:nsid w:val="43E27A3A"/>
     <w:multiLevelType w:val="hybridMultilevel"/>
     <w:tmpl w:val="A4386DFC"/>
@@ -4971,7 +5263,7 @@
       </w:rPr>
     </w:lvl>
   </w:abstractNum>
-  <w:abstractNum w:abstractNumId="8" w15:restartNumberingAfterBreak="0">
+  <w:abstractNum w:abstractNumId="9" w15:restartNumberingAfterBreak="0">
     <w:nsid w:val="4695787A"/>
     <w:multiLevelType w:val="hybridMultilevel"/>
     <w:tmpl w:val="7528F038"/>
@@ -5084,7 +5376,7 @@
       </w:rPr>
     </w:lvl>
   </w:abstractNum>
-  <w:abstractNum w:abstractNumId="9" w15:restartNumberingAfterBreak="0">
+  <w:abstractNum w:abstractNumId="10" w15:restartNumberingAfterBreak="0">
     <w:nsid w:val="49D00752"/>
     <w:multiLevelType w:val="hybridMultilevel"/>
     <w:tmpl w:val="1F765534"/>
@@ -5197,7 +5489,7 @@
       </w:rPr>
     </w:lvl>
   </w:abstractNum>
-  <w:abstractNum w:abstractNumId="10" w15:restartNumberingAfterBreak="0">
+  <w:abstractNum w:abstractNumId="11" w15:restartNumberingAfterBreak="0">
     <w:nsid w:val="4C8A1061"/>
     <w:multiLevelType w:val="hybridMultilevel"/>
     <w:tmpl w:val="F6C8086E"/>
@@ -5310,7 +5602,7 @@
       </w:rPr>
     </w:lvl>
   </w:abstractNum>
-  <w:abstractNum w:abstractNumId="11" w15:restartNumberingAfterBreak="0">
+  <w:abstractNum w:abstractNumId="12" w15:restartNumberingAfterBreak="0">
     <w:nsid w:val="4D39417C"/>
     <w:multiLevelType w:val="multilevel"/>
     <w:tmpl w:val="F0C450B2"/>
@@ -5459,7 +5751,7 @@
       </w:rPr>
     </w:lvl>
   </w:abstractNum>
-  <w:abstractNum w:abstractNumId="12" w15:restartNumberingAfterBreak="0">
+  <w:abstractNum w:abstractNumId="13" w15:restartNumberingAfterBreak="0">
     <w:nsid w:val="61CE7321"/>
     <w:multiLevelType w:val="hybridMultilevel"/>
     <w:tmpl w:val="0660DF46"/>
@@ -5572,7 +5864,7 @@
       </w:rPr>
     </w:lvl>
   </w:abstractNum>
-  <w:abstractNum w:abstractNumId="13" w15:restartNumberingAfterBreak="0">
+  <w:abstractNum w:abstractNumId="14" w15:restartNumberingAfterBreak="0">
     <w:nsid w:val="63267103"/>
     <w:multiLevelType w:val="hybridMultilevel"/>
     <w:tmpl w:val="AF387B08"/>
@@ -5685,7 +5977,7 @@
       </w:rPr>
     </w:lvl>
   </w:abstractNum>
-  <w:abstractNum w:abstractNumId="14" w15:restartNumberingAfterBreak="0">
+  <w:abstractNum w:abstractNumId="15" w15:restartNumberingAfterBreak="0">
     <w:nsid w:val="777F1A79"/>
     <w:multiLevelType w:val="hybridMultilevel"/>
     <w:tmpl w:val="7738062C"/>
@@ -5798,7 +6090,7 @@
       </w:rPr>
     </w:lvl>
   </w:abstractNum>
-  <w:abstractNum w:abstractNumId="15" w15:restartNumberingAfterBreak="0">
+  <w:abstractNum w:abstractNumId="16" w15:restartNumberingAfterBreak="0">
     <w:nsid w:val="7A427EFC"/>
     <w:multiLevelType w:val="hybridMultilevel"/>
     <w:tmpl w:val="D6BEE768"/>
@@ -5884,7 +6176,7 @@
       </w:pPr>
     </w:lvl>
   </w:abstractNum>
-  <w:abstractNum w:abstractNumId="16" w15:restartNumberingAfterBreak="0">
+  <w:abstractNum w:abstractNumId="17" w15:restartNumberingAfterBreak="0">
     <w:nsid w:val="7BC80B35"/>
     <w:multiLevelType w:val="hybridMultilevel"/>
     <w:tmpl w:val="1F705A0A"/>
@@ -6096,7 +6388,7 @@
       </w:rPr>
     </w:lvl>
   </w:abstractNum>
-  <w:abstractNum w:abstractNumId="17" w15:restartNumberingAfterBreak="0">
+  <w:abstractNum w:abstractNumId="18" w15:restartNumberingAfterBreak="0">
     <w:nsid w:val="7F2C166A"/>
     <w:multiLevelType w:val="hybridMultilevel"/>
     <w:tmpl w:val="3E4AE6C4"/>
@@ -6210,58 +6502,61 @@
     </w:lvl>
   </w:abstractNum>
   <w:num w:numId="1" w16cid:durableId="673146941">
-    <w:abstractNumId w:val="9"/>
+    <w:abstractNumId w:val="10"/>
   </w:num>
   <w:num w:numId="2" w16cid:durableId="1615208985">
-    <w:abstractNumId w:val="16"/>
+    <w:abstractNumId w:val="17"/>
   </w:num>
   <w:num w:numId="3" w16cid:durableId="69500589">
+    <w:abstractNumId w:val="7"/>
+  </w:num>
+  <w:num w:numId="4" w16cid:durableId="1891644882">
+    <w:abstractNumId w:val="18"/>
+  </w:num>
+  <w:num w:numId="5" w16cid:durableId="1382023549">
     <w:abstractNumId w:val="6"/>
   </w:num>
-  <w:num w:numId="4" w16cid:durableId="1891644882">
-    <w:abstractNumId w:val="17"/>
-  </w:num>
-  <w:num w:numId="5" w16cid:durableId="1382023549">
-    <w:abstractNumId w:val="5"/>
-  </w:num>
   <w:num w:numId="6" w16cid:durableId="1571579935">
-    <w:abstractNumId w:val="10"/>
+    <w:abstractNumId w:val="11"/>
   </w:num>
   <w:num w:numId="7" w16cid:durableId="1995603780">
     <w:abstractNumId w:val="3"/>
   </w:num>
   <w:num w:numId="8" w16cid:durableId="1174539987">
-    <w:abstractNumId w:val="13"/>
+    <w:abstractNumId w:val="14"/>
   </w:num>
   <w:num w:numId="9" w16cid:durableId="1743868116">
     <w:abstractNumId w:val="1"/>
   </w:num>
   <w:num w:numId="10" w16cid:durableId="273901949">
-    <w:abstractNumId w:val="11"/>
+    <w:abstractNumId w:val="12"/>
   </w:num>
   <w:num w:numId="11" w16cid:durableId="1443305618">
-    <w:abstractNumId w:val="8"/>
+    <w:abstractNumId w:val="9"/>
   </w:num>
   <w:num w:numId="12" w16cid:durableId="1581522524">
-    <w:abstractNumId w:val="14"/>
+    <w:abstractNumId w:val="15"/>
   </w:num>
   <w:num w:numId="13" w16cid:durableId="152454666">
-    <w:abstractNumId w:val="4"/>
+    <w:abstractNumId w:val="5"/>
   </w:num>
   <w:num w:numId="14" w16cid:durableId="677467635">
     <w:abstractNumId w:val="2"/>
   </w:num>
   <w:num w:numId="15" w16cid:durableId="839739101">
-    <w:abstractNumId w:val="15"/>
+    <w:abstractNumId w:val="16"/>
   </w:num>
   <w:num w:numId="16" w16cid:durableId="735590327">
     <w:abstractNumId w:val="0"/>
   </w:num>
   <w:num w:numId="17" w16cid:durableId="824735146">
-    <w:abstractNumId w:val="7"/>
+    <w:abstractNumId w:val="8"/>
   </w:num>
   <w:num w:numId="18" w16cid:durableId="1943493570">
-    <w:abstractNumId w:val="12"/>
+    <w:abstractNumId w:val="13"/>
+  </w:num>
+  <w:num w:numId="19" w16cid:durableId="1004552312">
+    <w:abstractNumId w:val="4"/>
   </w:num>
 </w:numbering>
 </file>

--- a/docs/Rest Break SOP.docx
+++ b/docs/Rest Break SOP.docx
@@ -2238,24 +2238,8 @@
       </w:r>
     </w:p>
     <w:p>
-      <w:pPr>
-        <w:spacing w:after="242" w:line="360" w:lineRule="auto"/>
-        <w:ind w:left="284"/>
-        <w:rPr>
-          <w:rFonts w:cs="Arial"/>
-        </w:rPr>
-      </w:pPr>
-      <w:r>
-        <w:rPr>
-          <w:rFonts w:cs="Arial"/>
-        </w:rPr>
-        <w:t>This is described in the procedures below:</w:t>
-      </w:r>
-    </w:p>
-    <w:p>
       <w:proofErr w:type="gramStart"/>
       <w:r>
-        <w:lastRenderedPageBreak/>
         <w:t>[para]</w:t>
       </w:r>
       <w:r>
@@ -2313,6 +2297,7 @@
           <w:rFonts w:cs="Arial"/>
           <w:color w:val="000000" w:themeColor="text1"/>
         </w:rPr>
+        <w:lastRenderedPageBreak/>
         <w:t xml:space="preserve">Where a crew are on station, and in the 15 minutes prior to a rest period window opening the crew will have the opportunity to </w:t>
       </w:r>
       <w:r>
@@ -3303,8 +3288,6 @@
       <w:r>
         <w:rPr>
           <w:rFonts w:cs="Arial"/>
-          <w:b/>
-          <w:bCs/>
           <w:color w:val="000000" w:themeColor="text1"/>
         </w:rPr>
         <w:t>1.</w:t>
@@ -3515,8 +3498,6 @@
       <w:r>
         <w:rPr>
           <w:rFonts w:cs="Arial"/>
-          <w:b/>
-          <w:bCs/>
           <w:color w:val="000000" w:themeColor="text1"/>
         </w:rPr>
         <w:t>2.</w:t>
